--- a/out/04_Legal/SNX-LEG-FRM-03 Data Protection & Confidentiality Compliance Review (Rev00 DRAFT).docx
+++ b/out/04_Legal/SNX-LEG-FRM-03 Data Protection & Confidentiality Compliance Review (Rev00 DRAFT).docx
@@ -4445,6 +4445,67 @@
                 <w:sz w:val="24"/>
                 <w:szCs w:val="24"/>
               </w:rPr>
+              <w:t>Persetujuan akses</w:t>
+            </w:r>
+          </w:p>
+        </w:tc>
+        <w:tc>
+          <w:tcPr>
+            <w:tcW w:w="6520" w:type="dxa"/>
+            <w:tcBorders>
+              <w:top w:val="single" w:sz="8" w:space="0" w:color="000000"/>
+              <w:left w:val="single" w:sz="8" w:space="0" w:color="000000"/>
+              <w:bottom w:val="single" w:sz="8" w:space="0" w:color="000000"/>
+              <w:right w:val="single" w:sz="8" w:space="0" w:color="000000"/>
+            </w:tcBorders>
+            <w:vAlign w:val="center"/>
+          </w:tcPr>
+          <w:p>
+            <w:pPr>
+              <w:rPr>
+                <w:sz w:val="24"/>
+                <w:szCs w:val="24"/>
+              </w:rPr>
+            </w:pPr>
+            <w:r>
+              <w:rPr>
+                <w:b w:val="0"/>
+                <w:sz w:val="24"/>
+                <w:szCs w:val="24"/>
+              </w:rPr>
+              <w:t>Izin yang diberikan untuk satu permintaan akses ke sistem, menurut SNX-ISMS-SOP-02.</w:t>
+            </w:r>
+          </w:p>
+        </w:tc>
+      </w:tr>
+      <w:tr>
+        <w:trPr>
+          <w:jc w:val="center"/>
+        </w:trPr>
+        <w:tc>
+          <w:tcPr>
+            <w:tcW w:w="2551" w:type="dxa"/>
+            <w:tcBorders>
+              <w:top w:val="single" w:sz="8" w:space="0" w:color="000000"/>
+              <w:left w:val="single" w:sz="8" w:space="0" w:color="000000"/>
+              <w:bottom w:val="single" w:sz="8" w:space="0" w:color="000000"/>
+              <w:right w:val="single" w:sz="8" w:space="0" w:color="000000"/>
+            </w:tcBorders>
+            <w:vAlign w:val="center"/>
+          </w:tcPr>
+          <w:p>
+            <w:pPr>
+              <w:rPr>
+                <w:sz w:val="24"/>
+                <w:szCs w:val="24"/>
+              </w:rPr>
+            </w:pPr>
+            <w:r>
+              <w:rPr>
+                <w:b w:val="0"/>
+                <w:sz w:val="24"/>
+                <w:szCs w:val="24"/>
+              </w:rPr>
               <w:t>PIC Unit Kerja</w:t>
             </w:r>
           </w:p>
@@ -6478,7 +6539,7 @@
                 <w:sz w:val="24"/>
                 <w:szCs w:val="24"/>
               </w:rPr>
-              <w:t>Pemilik form ini (USULAN). Menetapkan PIC dan target penyelesaian temuan, memeriksa lembar tinjauan, menulis rekomendasi, dan memilih opsi kesimpulan (Ketentuan butir 11 sampai 13). Mengisi tahapan Diperiksa oleh pada bagian 10 (USULAN).</w:t>
+              <w:t>Pemilik form ini (USULAN) dan pemilik rekaman lembar tinjauan menurut SNX-LEG-SOP-03. Menetapkan PIC dan target penyelesaian temuan, memeriksa lembar tinjauan, menulis rekomendasi, dan memilih opsi kesimpulan (Ketentuan butir 11 sampai 13). Mengisi tahapan Diperiksa oleh pada bagian 10 (USULAN).</w:t>
             </w:r>
           </w:p>
         </w:tc>
@@ -6651,7 +6712,7 @@
           <w:sz w:val="24"/>
           <w:szCs w:val="24"/>
         </w:rPr>
-        <w:t xml:space="preserve">Pengesahan form ini tercatat di blok Approval pada halaman depan. Pihak yang menyusun, memeriksa, dan menyetujui tiap lembar tinjauan tercatat di bagian 10. Jabatan penyetuju lembar tinjauan belum ditetapkan; Legal memutuskannya (USULAN).</w:t>
+        <w:t xml:space="preserve">Line Manager Legal dan Staff Legal adalah nama peran yang dipetakan ke jabatan Legal &amp; Compliance (JA-08, JA-09) di SNX-HR-ORG-01 (USULAN). Pengesahan form ini tercatat di blok Approval pada halaman depan. Pihak yang menyusun, memeriksa, dan menyetujui tiap lembar tinjauan tercatat di bagian 10. Peran penyetuju lembar tinjauan belum ditetapkan; Line Manager Legal memutuskannya (USULAN).</w:t>
       </w:r>
     </w:p>
     <w:p>
@@ -6760,7 +6821,7 @@
           <w:sz w:val="24"/>
           <w:szCs w:val="24"/>
         </w:rPr>
-        <w:t xml:space="preserve">4. Kolom Unit Kerja/PIC di bagian 7 dan kolom PIC di bagian 9 memuat nama jabatan menurut SNX-HR-ORG-01, bukan nama orang (USULAN).</w:t>
+        <w:t xml:space="preserve">4. Kolom Unit Kerja/PIC di bagian 7 dan kolom PIC di bagian 9 memuat nama peran atau jabatan menurut SNX-HR-ORG-01, bukan nama orang. Untuk Departemen Legal, tulis peran Line Manager Legal atau Staff Legal (USULAN).</w:t>
       </w:r>
     </w:p>
     <w:p>
@@ -8910,7 +8971,7 @@
                 <w:sz w:val="24"/>
                 <w:szCs w:val="24"/>
               </w:rPr>
-              <w:t>Semua kegiatan pengolahan data pribadi atau informasi rahasia tercatat di inventaris (bagian 7), lengkap dengan jenis data dan lokasi penyimpanannya.</w:t>
+              <w:t>Semua kegiatan pengelolaan data pribadi atau informasi rahasia tercatat di inventaris (bagian 7), lengkap dengan jenis data dan lokasi penyimpanannya.</w:t>
             </w:r>
           </w:p>
         </w:tc>
@@ -9849,7 +9910,7 @@
                 <w:sz w:val="24"/>
                 <w:szCs w:val="24"/>
               </w:rPr>
-              <w:t>Akses ke data pribadi dan informasi rahasia diminta lewat tiket dan diberikan menurut kebutuhan kerja dengan approval yang tercatat (SNX-ISMS-SOP-02).</w:t>
+              <w:t>Akses ke data pribadi dan informasi rahasia diminta lewat tiket dan diberikan menurut kebutuhan kerja dengan persetujuan akses yang tercatat (SNX-ISMS-SOP-02).</w:t>
             </w:r>
           </w:p>
         </w:tc>
@@ -9995,7 +10056,7 @@
                 <w:sz w:val="24"/>
                 <w:szCs w:val="24"/>
               </w:rPr>
-              <w:t>Akun pengguna dibuat, diubah, dan dicabut sesuai persetujuan, dan akses karyawan yang berhenti dicabut paling lambat pada hari terakhir kerja (SNX-ISMS-SOP-02).</w:t>
+              <w:t>Akun pengguna dibuat, diubah, dan dicabut sesuai persetujuan akses, dan akses karyawan yang berhenti dicabut paling lambat pada hari terakhir kerja (SNX-ISMS-SOP-02).</w:t>
             </w:r>
           </w:p>
         </w:tc>
@@ -10287,7 +10348,7 @@
                 <w:sz w:val="24"/>
                 <w:szCs w:val="24"/>
               </w:rPr>
-              <w:t>Data RESTRICTED (Internal) dan SECRET dikirim lewat kanal resmi kepada penerima yang berhak, tidak lewat kanal pribadi (SNX-LEG-SOP-01 butir 4.23; SNX-ISMS-PRO-01 butir 4.9).</w:t>
+              <w:t>Informasi RESTRICTED (Internal) dan SECRET dikirim hanya lewat kanal resmi, tidak lewat kanal pribadi (SNX-LEG-SOP-01 butir 4.23). Informasi RESTRICTED (Internal) dikirim kepada penerima yang berhak, dan informasi SECRET lewat kanal yang ditetapkan SNX-ISMS-PRO-01 butir 4.9.</w:t>
             </w:r>
           </w:p>
         </w:tc>
@@ -12374,7 +12435,7 @@
                 <w:sz w:val="24"/>
                 <w:szCs w:val="24"/>
               </w:rPr>
-              <w:t>Data yang melewati masa retensi dihapus aman, kertasnya dihancurkan, dan pemusnahan media dicatat dengan berita acara (SNX-ISMS-PRO-01 butir 4.16; SNX-ISMS-SOP-04).</w:t>
+              <w:t>Data RESTRICTED (Internal) dan SECRET yang melewati masa retensi dihapus aman, dan kertas RESTRICTED (Internal) dihancurkan (SNX-ISMS-PRO-01 butir 4.16). Pemusnahan media dicatat dengan berita acara (SNX-ISMS-SOP-04).</w:t>
             </w:r>
           </w:p>
         </w:tc>
@@ -15291,7 +15352,7 @@
                 <w:sz w:val="24"/>
                 <w:szCs w:val="24"/>
               </w:rPr>
-              <w:t>Legal Document Control &amp; Retention. Kategori 7 memuat dokumen pelindungan data dan kerahasiaan. Usulan periode retensinya ada di sana.</w:t>
+              <w:t>Legal Document Control &amp; Retention. Kategori 4 memuat dokumen penelaahan oleh Departemen Legal, termasuk hasil pemeriksaan kepatuhan, dan Kategori 7 memuat dokumen pelindungan data dan kerahasiaan. Pemilik rekaman dan usulan periode retensi ada di sana.</w:t>
             </w:r>
           </w:p>
         </w:tc>
@@ -15840,7 +15901,7 @@
                 <w:sz w:val="24"/>
                 <w:szCs w:val="24"/>
               </w:rPr>
-              <w:t>Struktur Organisasi SINUX. Tempat nama jabatan Line Manager Legal, Staff Legal, dan VP Tech Operation and Services ditetapkan. Line Manager Legal dan Staff Legal dipetakan ke JA-08 dan JA-09 (USULAN, butir K-13).</w:t>
+              <w:t>Struktur Organisasi SINUX. Matriks peran memuat Line Manager Legal dan Staff Legal sebagai peran, dan VP Tech Operation and Services sebagai jabatan JA-04. Butir K-13 memuat pemetaan peran Legal ke jabatan.</w:t>
             </w:r>
           </w:p>
         </w:tc>
@@ -16061,7 +16122,7 @@
                 <w:sz w:val="24"/>
                 <w:szCs w:val="24"/>
               </w:rPr>
-              <w:t>Folder Google Drive departemen Legal (Ketentuan butir 14). Pemilik: Staff Legal. Klasifikasi paling rendah RESTRICTED (Internal).</w:t>
+              <w:t>Folder Google Drive departemen Legal (Ketentuan butir 14). Pemilik: Line Manager Legal, mengikuti SNX-LEG-SOP-03. Klasifikasi paling rendah RESTRICTED (Internal).</w:t>
             </w:r>
           </w:p>
         </w:tc>
@@ -16090,7 +16151,7 @@
                 <w:sz w:val="24"/>
                 <w:szCs w:val="24"/>
               </w:rPr>
-              <w:t>Belum ditetapkan. Usulan penetapan ada di SNX-LEG-SOP-03.</w:t>
+              <w:t>Belum ditetapkan. Kategori SNX-LEG-SOP-03 untuk lembar tinjauan, Kategori 4 atau 7, belum diputus (USULAN).</w:t>
             </w:r>
           </w:p>
         </w:tc>

--- a/out/04_Legal/SNX-LEG-FRM-03 Data Protection & Confidentiality Compliance Review (Rev00 DRAFT).docx
+++ b/out/04_Legal/SNX-LEG-FRM-03 Data Protection & Confidentiality Compliance Review (Rev00 DRAFT).docx
@@ -1801,7 +1801,7 @@
           </w:tcPr>
           <w:p>
             <w:r>
-              <w:t>Staff Legal</w:t>
+              <w:t>Alif Altamziz / Staff Legal</w:t>
             </w:r>
           </w:p>
         </w:tc>
@@ -1903,7 +1903,7 @@
           </w:tcPr>
           <w:p>
             <w:r>
-              <w:t>Line Manager Legal</w:t>
+              <w:t>Ester Febe Utomo / Line Manager Legal</w:t>
             </w:r>
           </w:p>
         </w:tc>
@@ -6712,7 +6712,7 @@
           <w:sz w:val="24"/>
           <w:szCs w:val="24"/>
         </w:rPr>
-        <w:t xml:space="preserve">Line Manager Legal dan Staff Legal adalah nama peran yang dipetakan ke jabatan Legal &amp; Compliance (JA-08, JA-09) di SNX-HR-ORG-01 (USULAN). Pengesahan form ini tercatat di blok Approval pada halaman depan. Pihak yang menyusun, memeriksa, dan menyetujui tiap lembar tinjauan tercatat di bagian 10. Peran penyetuju lembar tinjauan belum ditetapkan; Line Manager Legal memutuskannya (USULAN).</w:t>
+        <w:t xml:space="preserve">Line Manager Legal dan Staff Legal adalah nama peran yang dipetakan ke jabatan Legal &amp; Compliance (JA-08, JA-09) di SNX-HR-ORG-01. Pengesahan form ini tercatat di blok Approval pada halaman depan. Pihak yang menyusun, memeriksa, dan menyetujui tiap lembar tinjauan tercatat di bagian 10. Peran penyetuju lembar tinjauan belum ditetapkan; Line Manager Legal memutuskannya (USULAN).</w:t>
       </w:r>
     </w:p>
     <w:p>
@@ -15901,7 +15901,7 @@
                 <w:sz w:val="24"/>
                 <w:szCs w:val="24"/>
               </w:rPr>
-              <w:t>Struktur Organisasi SINUX. Matriks peran memuat Line Manager Legal dan Staff Legal sebagai peran, dan VP Tech Operation and Services sebagai jabatan JA-04. Butir K-13 memuat pemetaan peran Legal ke jabatan.</w:t>
+              <w:t>Struktur Organisasi SINUX. Matriks peran memuat Line Manager Legal dan Staff Legal sebagai peran, dan VP Tech Operation and Services sebagai jabatan JA-04. Line Manager Legal dipetakan ke JA-08 dan Staff Legal ke JA-09.</w:t>
             </w:r>
           </w:p>
         </w:tc>

--- a/out/04_Legal/SNX-LEG-FRM-03 Data Protection & Confidentiality Compliance Review (Rev00 DRAFT).docx
+++ b/out/04_Legal/SNX-LEG-FRM-03 Data Protection & Confidentiality Compliance Review (Rev00 DRAFT).docx
@@ -217,6 +217,7 @@
     <w:p>
       <w:pPr>
         <w:pStyle w:val="Heading1"/>
+        <w:keepNext/>
         <w:widowControl w:val="0"/>
         <w:spacing w:line="240" w:lineRule="auto"/>
         <w:ind w:right="407" w:firstLine="0"/>
@@ -511,6 +512,10 @@
         <w:gridCol w:w="5850"/>
       </w:tblGrid>
       <w:tr>
+        <w:trPr>
+          <w:cantSplit/>
+          <w:tblHeader/>
+        </w:trPr>
         <w:tc>
           <w:tcPr>
             <w:tcW w:w="3150" w:type="dxa"/>
@@ -523,6 +528,7 @@
           </w:tcPr>
           <w:p>
             <w:pPr>
+              <w:keepNext/>
               <w:widowControl w:val="0"/>
               <w:pBdr>
                 <w:top w:val="nil"/>
@@ -563,6 +569,7 @@
           </w:tcPr>
           <w:p>
             <w:pPr>
+              <w:keepNext/>
               <w:widowControl w:val="0"/>
               <w:pBdr>
                 <w:top w:val="nil"/>
@@ -593,6 +600,9 @@
         </w:tc>
       </w:tr>
       <w:tr>
+        <w:trPr>
+          <w:cantSplit/>
+        </w:trPr>
         <w:tc>
           <w:tcPr>
             <w:tcW w:w="3150" w:type="dxa"/>
@@ -646,6 +656,9 @@
         </w:tc>
       </w:tr>
       <w:tr>
+        <w:trPr>
+          <w:cantSplit/>
+        </w:trPr>
         <w:tc>
           <w:tcPr>
             <w:tcW w:w="3150" w:type="dxa"/>
@@ -699,6 +712,9 @@
         </w:tc>
       </w:tr>
       <w:tr>
+        <w:trPr>
+          <w:cantSplit/>
+        </w:trPr>
         <w:tc>
           <w:tcPr>
             <w:tcW w:w="3150" w:type="dxa"/>
@@ -750,6 +766,9 @@
         </w:tc>
       </w:tr>
       <w:tr>
+        <w:trPr>
+          <w:cantSplit/>
+        </w:trPr>
         <w:tc>
           <w:tcPr>
             <w:tcW w:w="3150" w:type="dxa"/>
@@ -810,6 +829,9 @@
         </w:tc>
       </w:tr>
       <w:tr>
+        <w:trPr>
+          <w:cantSplit/>
+        </w:trPr>
         <w:tc>
           <w:tcPr>
             <w:tcW w:w="3150" w:type="dxa"/>
@@ -861,6 +883,9 @@
         </w:tc>
       </w:tr>
       <w:tr>
+        <w:trPr>
+          <w:cantSplit/>
+        </w:trPr>
         <w:tc>
           <w:tcPr>
             <w:tcW w:w="3150" w:type="dxa"/>
@@ -914,6 +939,9 @@
         </w:tc>
       </w:tr>
       <w:tr>
+        <w:trPr>
+          <w:cantSplit/>
+        </w:trPr>
         <w:tc>
           <w:tcPr>
             <w:tcW w:w="3150" w:type="dxa"/>
@@ -967,6 +995,9 @@
         </w:tc>
       </w:tr>
       <w:tr>
+        <w:trPr>
+          <w:cantSplit/>
+        </w:trPr>
         <w:tc>
           <w:tcPr>
             <w:tcW w:w="3150" w:type="dxa"/>
@@ -1020,6 +1051,9 @@
         </w:tc>
       </w:tr>
       <w:tr>
+        <w:trPr>
+          <w:cantSplit/>
+        </w:trPr>
         <w:tc>
           <w:tcPr>
             <w:tcW w:w="3150" w:type="dxa"/>
@@ -1073,6 +1107,9 @@
         </w:tc>
       </w:tr>
       <w:tr>
+        <w:trPr>
+          <w:cantSplit/>
+        </w:trPr>
         <w:tc>
           <w:tcPr>
             <w:tcW w:w="3150" w:type="dxa"/>
@@ -1126,6 +1163,9 @@
         </w:tc>
       </w:tr>
       <w:tr>
+        <w:trPr>
+          <w:cantSplit/>
+        </w:trPr>
         <w:tc>
           <w:tcPr>
             <w:tcW w:w="3150" w:type="dxa"/>
@@ -1207,6 +1247,7 @@
     <w:p>
       <w:pPr>
         <w:pStyle w:val="Heading1"/>
+        <w:keepNext/>
         <w:widowControl w:val="0"/>
         <w:spacing w:before="816" w:line="240" w:lineRule="auto"/>
         <w:ind w:right="407"/>
@@ -1243,6 +1284,10 @@
         <w:gridCol w:w="3010"/>
       </w:tblGrid>
       <w:tr>
+        <w:trPr>
+          <w:cantSplit/>
+          <w:tblHeader/>
+        </w:trPr>
         <w:tc>
           <w:tcPr>
             <w:tcW w:w="3009" w:type="dxa"/>
@@ -1255,6 +1300,7 @@
           </w:tcPr>
           <w:p>
             <w:pPr>
+              <w:keepNext/>
               <w:widowControl w:val="0"/>
               <w:spacing w:line="240" w:lineRule="auto"/>
               <w:jc w:val="center"/>
@@ -1288,6 +1334,7 @@
           </w:tcPr>
           <w:p>
             <w:pPr>
+              <w:keepNext/>
               <w:widowControl w:val="0"/>
               <w:spacing w:line="240" w:lineRule="auto"/>
               <w:jc w:val="center"/>
@@ -1321,6 +1368,7 @@
           </w:tcPr>
           <w:p>
             <w:pPr>
+              <w:keepNext/>
               <w:widowControl w:val="0"/>
               <w:spacing w:line="240" w:lineRule="auto"/>
               <w:jc w:val="center"/>
@@ -1344,6 +1392,9 @@
         </w:tc>
       </w:tr>
       <w:tr>
+        <w:trPr>
+          <w:cantSplit/>
+        </w:trPr>
         <w:tc>
           <w:tcPr>
             <w:tcW w:w="3009" w:type="dxa"/>
@@ -1392,6 +1443,9 @@
         </w:tc>
       </w:tr>
       <w:tr>
+        <w:trPr>
+          <w:cantSplit/>
+        </w:trPr>
         <w:tc>
           <w:tcPr>
             <w:tcW w:w="3009" w:type="dxa"/>
@@ -1463,6 +1517,9 @@
         </w:tc>
       </w:tr>
       <w:tr>
+        <w:trPr>
+          <w:cantSplit/>
+        </w:trPr>
         <w:tc>
           <w:tcPr>
             <w:tcW w:w="3009" w:type="dxa"/>
@@ -1537,6 +1594,7 @@
     <w:p>
       <w:pPr>
         <w:pStyle w:val="Heading1"/>
+        <w:keepNext/>
         <w:widowControl w:val="0"/>
         <w:spacing w:before="816" w:line="240" w:lineRule="auto"/>
         <w:ind w:right="407"/>
@@ -1578,6 +1636,10 @@
         <w:gridCol w:w="2235"/>
       </w:tblGrid>
       <w:tr>
+        <w:trPr>
+          <w:cantSplit/>
+          <w:tblHeader/>
+        </w:trPr>
         <w:tc>
           <w:tcPr>
             <w:tcW w:w="810" w:type="dxa"/>
@@ -1590,6 +1652,7 @@
           </w:tcPr>
           <w:p>
             <w:pPr>
+              <w:keepNext/>
               <w:widowControl w:val="0"/>
               <w:pBdr>
                 <w:top w:val="nil"/>
@@ -1630,6 +1693,7 @@
           </w:tcPr>
           <w:p>
             <w:pPr>
+              <w:keepNext/>
               <w:widowControl w:val="0"/>
               <w:spacing w:line="240" w:lineRule="auto"/>
               <w:jc w:val="center"/>
@@ -1663,6 +1727,7 @@
           </w:tcPr>
           <w:p>
             <w:pPr>
+              <w:keepNext/>
               <w:widowControl w:val="0"/>
               <w:pBdr>
                 <w:top w:val="nil"/>
@@ -1703,6 +1768,7 @@
           </w:tcPr>
           <w:p>
             <w:pPr>
+              <w:keepNext/>
               <w:widowControl w:val="0"/>
               <w:pBdr>
                 <w:top w:val="nil"/>
@@ -1733,6 +1799,9 @@
         </w:tc>
       </w:tr>
       <w:tr>
+        <w:trPr>
+          <w:cantSplit/>
+        </w:trPr>
         <w:tc>
           <w:tcPr>
             <w:tcW w:w="810" w:type="dxa"/>
@@ -1835,6 +1904,9 @@
         </w:tc>
       </w:tr>
       <w:tr>
+        <w:trPr>
+          <w:cantSplit/>
+        </w:trPr>
         <w:tc>
           <w:tcPr>
             <w:tcW w:w="810" w:type="dxa"/>
@@ -1937,6 +2009,9 @@
         </w:tc>
       </w:tr>
       <w:tr>
+        <w:trPr>
+          <w:cantSplit/>
+        </w:trPr>
         <w:tc>
           <w:tcPr>
             <w:tcW w:w="810" w:type="dxa"/>
@@ -2372,7 +2447,7 @@
           <w:sz w:val="24"/>
           <w:szCs w:val="24"/>
         </w:rPr>
-        <w:t xml:space="preserve">Form ini dipakai Departemen Legal untuk meninjau kepatuhan SINUX dalam mengelola data pribadi dan informasi rahasia terhadap ketentuan hukum yang berlaku, kewajiban kontraktual, serta kebijakan dan prosedur internal SINUX yang relevan.</w:t>
+        <w:t xml:space="preserve">Departemen Legal memakai form ini untuk meninjau kepatuhan SINUX dalam mengelola data pribadi dan informasi rahasia terhadap hukum yang berlaku, kewajiban kontraktual, serta kebijakan dan prosedur internal SINUX yang relevan.</w:t>
       </w:r>
     </w:p>
     <w:p>
@@ -2396,7 +2471,7 @@
           <w:sz w:val="24"/>
           <w:szCs w:val="24"/>
         </w:rPr>
-        <w:t xml:space="preserve">Departemen Legal meninjau untuk mengidentifikasi potensi ketidaksesuaian, menilai kecukupan pengaturan dan pelaksanaan pengelolaan data, dan menetapkan tindak lanjut atas temuan yang memerlukan perbaikan.</w:t>
+        <w:t xml:space="preserve">Review (tinjauan) ini mengidentifikasi potensi ketidaksesuaian, menilai kecukupan pengaturan dan pelaksanaan pengelolaan data, serta menetapkan tindak lanjut atas temuan yang perlu diperbaiki.</w:t>
       </w:r>
     </w:p>
     <w:p>
@@ -2412,6 +2487,610 @@
       </w:r>
       <w:r/>
     </w:p>
+    <w:p>
+      <w:pPr>
+        <w:keepNext/>
+        <w:pBdr>
+          <w:top w:val="nil"/>
+          <w:left w:val="nil"/>
+          <w:bottom w:val="nil"/>
+          <w:right w:val="nil"/>
+          <w:between w:val="nil"/>
+        </w:pBdr>
+        <w:spacing w:after="120" w:line="252" w:lineRule="auto"/>
+        <w:jc w:val="both"/>
+        <w:rPr>
+          <w:sz w:val="24"/>
+          <w:szCs w:val="24"/>
+        </w:rPr>
+      </w:pPr>
+      <w:r>
+        <w:rPr>
+          <w:sz w:val="24"/>
+          <w:szCs w:val="24"/>
+        </w:rPr>
+        <w:t xml:space="preserve">Review mencakup pengelolaan data pribadi dan informasi rahasia dalam kegiatan operasional SINUX, termasuk delapan hal berikut jika relevan.</w:t>
+      </w:r>
+    </w:p>
+    <w:tbl>
+      <w:tblPr>
+        <w:tblStyle w:val="a4"/>
+        <w:tblW w:w="9528" w:type="dxa"/>
+        <w:jc w:val="center"/>
+        <w:tblInd w:w="0" w:type="dxa"/>
+        <w:tblLayout w:type="fixed"/>
+        <w:tblLook w:val="0400" w:firstRow="0" w:lastRow="0" w:firstColumn="0" w:lastColumn="0" w:noHBand="0" w:noVBand="1"/>
+      </w:tblPr>
+      <w:tblGrid>
+        <w:gridCol w:w="850"/>
+        <w:gridCol w:w="8221"/>
+      </w:tblGrid>
+      <w:tr>
+        <w:trPr>
+          <w:cantSplit/>
+          <w:tblHeader/>
+          <w:jc w:val="center"/>
+        </w:trPr>
+        <w:tc>
+          <w:tcPr>
+            <w:tcW w:w="850" w:type="dxa"/>
+            <w:tcBorders>
+              <w:top w:val="single" w:sz="8" w:space="0" w:color="000000"/>
+              <w:left w:val="single" w:sz="8" w:space="0" w:color="000000"/>
+              <w:bottom w:val="single" w:sz="8" w:space="0" w:color="000000"/>
+              <w:right w:val="single" w:sz="8" w:space="0" w:color="000000"/>
+            </w:tcBorders>
+            <w:vAlign w:val="center"/>
+          </w:tcPr>
+          <w:p>
+            <w:pPr>
+              <w:keepNext/>
+              <w:jc w:val="center"/>
+              <w:rPr>
+                <w:sz w:val="24"/>
+                <w:szCs w:val="24"/>
+              </w:rPr>
+            </w:pPr>
+            <w:r>
+              <w:rPr>
+                <w:b/>
+                <w:bCs/>
+                <w:sz w:val="24"/>
+                <w:szCs w:val="24"/>
+              </w:rPr>
+              <w:t>No.</w:t>
+            </w:r>
+          </w:p>
+        </w:tc>
+        <w:tc>
+          <w:tcPr>
+            <w:tcW w:w="8221" w:type="dxa"/>
+            <w:tcBorders>
+              <w:top w:val="single" w:sz="8" w:space="0" w:color="000000"/>
+              <w:left w:val="single" w:sz="8" w:space="0" w:color="000000"/>
+              <w:bottom w:val="single" w:sz="8" w:space="0" w:color="000000"/>
+              <w:right w:val="single" w:sz="8" w:space="0" w:color="000000"/>
+            </w:tcBorders>
+            <w:vAlign w:val="center"/>
+          </w:tcPr>
+          <w:p>
+            <w:pPr>
+              <w:keepNext/>
+              <w:jc w:val="center"/>
+              <w:rPr>
+                <w:sz w:val="24"/>
+                <w:szCs w:val="24"/>
+              </w:rPr>
+            </w:pPr>
+            <w:r>
+              <w:rPr>
+                <w:b/>
+                <w:bCs/>
+                <w:sz w:val="24"/>
+                <w:szCs w:val="24"/>
+              </w:rPr>
+              <w:t>Hal yang ditinjau</w:t>
+            </w:r>
+          </w:p>
+        </w:tc>
+      </w:tr>
+      <w:tr>
+        <w:trPr>
+          <w:cantSplit/>
+          <w:jc w:val="center"/>
+        </w:trPr>
+        <w:tc>
+          <w:tcPr>
+            <w:tcW w:w="850" w:type="dxa"/>
+            <w:tcBorders>
+              <w:top w:val="single" w:sz="8" w:space="0" w:color="000000"/>
+              <w:left w:val="single" w:sz="8" w:space="0" w:color="000000"/>
+              <w:bottom w:val="single" w:sz="8" w:space="0" w:color="000000"/>
+              <w:right w:val="single" w:sz="8" w:space="0" w:color="000000"/>
+            </w:tcBorders>
+            <w:vAlign w:val="center"/>
+          </w:tcPr>
+          <w:p>
+            <w:pPr>
+              <w:rPr>
+                <w:sz w:val="24"/>
+                <w:szCs w:val="24"/>
+              </w:rPr>
+            </w:pPr>
+            <w:r>
+              <w:rPr>
+                <w:b w:val="0"/>
+                <w:sz w:val="24"/>
+                <w:szCs w:val="24"/>
+              </w:rPr>
+              <w:t>1</w:t>
+            </w:r>
+          </w:p>
+        </w:tc>
+        <w:tc>
+          <w:tcPr>
+            <w:tcW w:w="8221" w:type="dxa"/>
+            <w:tcBorders>
+              <w:top w:val="single" w:sz="8" w:space="0" w:color="000000"/>
+              <w:left w:val="single" w:sz="8" w:space="0" w:color="000000"/>
+              <w:bottom w:val="single" w:sz="8" w:space="0" w:color="000000"/>
+              <w:right w:val="single" w:sz="8" w:space="0" w:color="000000"/>
+            </w:tcBorders>
+            <w:vAlign w:val="center"/>
+          </w:tcPr>
+          <w:p>
+            <w:pPr>
+              <w:rPr>
+                <w:sz w:val="24"/>
+                <w:szCs w:val="24"/>
+              </w:rPr>
+            </w:pPr>
+            <w:r>
+              <w:rPr>
+                <w:b w:val="0"/>
+                <w:sz w:val="24"/>
+                <w:szCs w:val="24"/>
+              </w:rPr>
+              <w:t>Pengumpulan dan penggunaan data pribadi.</w:t>
+            </w:r>
+          </w:p>
+        </w:tc>
+      </w:tr>
+      <w:tr>
+        <w:trPr>
+          <w:cantSplit/>
+          <w:jc w:val="center"/>
+        </w:trPr>
+        <w:tc>
+          <w:tcPr>
+            <w:tcW w:w="850" w:type="dxa"/>
+            <w:tcBorders>
+              <w:top w:val="single" w:sz="8" w:space="0" w:color="000000"/>
+              <w:left w:val="single" w:sz="8" w:space="0" w:color="000000"/>
+              <w:bottom w:val="single" w:sz="8" w:space="0" w:color="000000"/>
+              <w:right w:val="single" w:sz="8" w:space="0" w:color="000000"/>
+            </w:tcBorders>
+            <w:vAlign w:val="center"/>
+          </w:tcPr>
+          <w:p>
+            <w:pPr>
+              <w:rPr>
+                <w:sz w:val="24"/>
+                <w:szCs w:val="24"/>
+              </w:rPr>
+            </w:pPr>
+            <w:r>
+              <w:rPr>
+                <w:b w:val="0"/>
+                <w:sz w:val="24"/>
+                <w:szCs w:val="24"/>
+              </w:rPr>
+              <w:t>2</w:t>
+            </w:r>
+          </w:p>
+        </w:tc>
+        <w:tc>
+          <w:tcPr>
+            <w:tcW w:w="8221" w:type="dxa"/>
+            <w:tcBorders>
+              <w:top w:val="single" w:sz="8" w:space="0" w:color="000000"/>
+              <w:left w:val="single" w:sz="8" w:space="0" w:color="000000"/>
+              <w:bottom w:val="single" w:sz="8" w:space="0" w:color="000000"/>
+              <w:right w:val="single" w:sz="8" w:space="0" w:color="000000"/>
+            </w:tcBorders>
+            <w:vAlign w:val="center"/>
+          </w:tcPr>
+          <w:p>
+            <w:pPr>
+              <w:rPr>
+                <w:sz w:val="24"/>
+                <w:szCs w:val="24"/>
+              </w:rPr>
+            </w:pPr>
+            <w:r>
+              <w:rPr>
+                <w:b w:val="0"/>
+                <w:sz w:val="24"/>
+                <w:szCs w:val="24"/>
+              </w:rPr>
+              <w:t>Penyimpanan, akses, dan pengamanan data.</w:t>
+            </w:r>
+          </w:p>
+        </w:tc>
+      </w:tr>
+      <w:tr>
+        <w:trPr>
+          <w:cantSplit/>
+          <w:jc w:val="center"/>
+        </w:trPr>
+        <w:tc>
+          <w:tcPr>
+            <w:tcW w:w="850" w:type="dxa"/>
+            <w:tcBorders>
+              <w:top w:val="single" w:sz="8" w:space="0" w:color="000000"/>
+              <w:left w:val="single" w:sz="8" w:space="0" w:color="000000"/>
+              <w:bottom w:val="single" w:sz="8" w:space="0" w:color="000000"/>
+              <w:right w:val="single" w:sz="8" w:space="0" w:color="000000"/>
+            </w:tcBorders>
+            <w:vAlign w:val="center"/>
+          </w:tcPr>
+          <w:p>
+            <w:pPr>
+              <w:rPr>
+                <w:sz w:val="24"/>
+                <w:szCs w:val="24"/>
+              </w:rPr>
+            </w:pPr>
+            <w:r>
+              <w:rPr>
+                <w:b w:val="0"/>
+                <w:sz w:val="24"/>
+                <w:szCs w:val="24"/>
+              </w:rPr>
+              <w:t>3</w:t>
+            </w:r>
+          </w:p>
+        </w:tc>
+        <w:tc>
+          <w:tcPr>
+            <w:tcW w:w="8221" w:type="dxa"/>
+            <w:tcBorders>
+              <w:top w:val="single" w:sz="8" w:space="0" w:color="000000"/>
+              <w:left w:val="single" w:sz="8" w:space="0" w:color="000000"/>
+              <w:bottom w:val="single" w:sz="8" w:space="0" w:color="000000"/>
+              <w:right w:val="single" w:sz="8" w:space="0" w:color="000000"/>
+            </w:tcBorders>
+            <w:vAlign w:val="center"/>
+          </w:tcPr>
+          <w:p>
+            <w:pPr>
+              <w:rPr>
+                <w:sz w:val="24"/>
+                <w:szCs w:val="24"/>
+              </w:rPr>
+            </w:pPr>
+            <w:r>
+              <w:rPr>
+                <w:b w:val="0"/>
+                <w:sz w:val="24"/>
+                <w:szCs w:val="24"/>
+              </w:rPr>
+              <w:t>Pengungkapan atau pembagian data kepada pihak lain.</w:t>
+            </w:r>
+          </w:p>
+        </w:tc>
+      </w:tr>
+      <w:tr>
+        <w:trPr>
+          <w:cantSplit/>
+          <w:jc w:val="center"/>
+        </w:trPr>
+        <w:tc>
+          <w:tcPr>
+            <w:tcW w:w="850" w:type="dxa"/>
+            <w:tcBorders>
+              <w:top w:val="single" w:sz="8" w:space="0" w:color="000000"/>
+              <w:left w:val="single" w:sz="8" w:space="0" w:color="000000"/>
+              <w:bottom w:val="single" w:sz="8" w:space="0" w:color="000000"/>
+              <w:right w:val="single" w:sz="8" w:space="0" w:color="000000"/>
+            </w:tcBorders>
+            <w:vAlign w:val="center"/>
+          </w:tcPr>
+          <w:p>
+            <w:pPr>
+              <w:rPr>
+                <w:sz w:val="24"/>
+                <w:szCs w:val="24"/>
+              </w:rPr>
+            </w:pPr>
+            <w:r>
+              <w:rPr>
+                <w:b w:val="0"/>
+                <w:sz w:val="24"/>
+                <w:szCs w:val="24"/>
+              </w:rPr>
+              <w:t>4</w:t>
+            </w:r>
+          </w:p>
+        </w:tc>
+        <w:tc>
+          <w:tcPr>
+            <w:tcW w:w="8221" w:type="dxa"/>
+            <w:tcBorders>
+              <w:top w:val="single" w:sz="8" w:space="0" w:color="000000"/>
+              <w:left w:val="single" w:sz="8" w:space="0" w:color="000000"/>
+              <w:bottom w:val="single" w:sz="8" w:space="0" w:color="000000"/>
+              <w:right w:val="single" w:sz="8" w:space="0" w:color="000000"/>
+            </w:tcBorders>
+            <w:vAlign w:val="center"/>
+          </w:tcPr>
+          <w:p>
+            <w:pPr>
+              <w:rPr>
+                <w:sz w:val="24"/>
+                <w:szCs w:val="24"/>
+              </w:rPr>
+            </w:pPr>
+            <w:r>
+              <w:rPr>
+                <w:b w:val="0"/>
+                <w:sz w:val="24"/>
+                <w:szCs w:val="24"/>
+              </w:rPr>
+              <w:t>Penggunaan vendor atau penyedia layanan pihak ketiga.</w:t>
+            </w:r>
+          </w:p>
+        </w:tc>
+      </w:tr>
+      <w:tr>
+        <w:trPr>
+          <w:cantSplit/>
+          <w:jc w:val="center"/>
+        </w:trPr>
+        <w:tc>
+          <w:tcPr>
+            <w:tcW w:w="850" w:type="dxa"/>
+            <w:tcBorders>
+              <w:top w:val="single" w:sz="8" w:space="0" w:color="000000"/>
+              <w:left w:val="single" w:sz="8" w:space="0" w:color="000000"/>
+              <w:bottom w:val="single" w:sz="8" w:space="0" w:color="000000"/>
+              <w:right w:val="single" w:sz="8" w:space="0" w:color="000000"/>
+            </w:tcBorders>
+            <w:vAlign w:val="center"/>
+          </w:tcPr>
+          <w:p>
+            <w:pPr>
+              <w:rPr>
+                <w:sz w:val="24"/>
+                <w:szCs w:val="24"/>
+              </w:rPr>
+            </w:pPr>
+            <w:r>
+              <w:rPr>
+                <w:b w:val="0"/>
+                <w:sz w:val="24"/>
+                <w:szCs w:val="24"/>
+              </w:rPr>
+              <w:t>5</w:t>
+            </w:r>
+          </w:p>
+        </w:tc>
+        <w:tc>
+          <w:tcPr>
+            <w:tcW w:w="8221" w:type="dxa"/>
+            <w:tcBorders>
+              <w:top w:val="single" w:sz="8" w:space="0" w:color="000000"/>
+              <w:left w:val="single" w:sz="8" w:space="0" w:color="000000"/>
+              <w:bottom w:val="single" w:sz="8" w:space="0" w:color="000000"/>
+              <w:right w:val="single" w:sz="8" w:space="0" w:color="000000"/>
+            </w:tcBorders>
+            <w:vAlign w:val="center"/>
+          </w:tcPr>
+          <w:p>
+            <w:pPr>
+              <w:rPr>
+                <w:sz w:val="24"/>
+                <w:szCs w:val="24"/>
+              </w:rPr>
+            </w:pPr>
+            <w:r>
+              <w:rPr>
+                <w:b w:val="0"/>
+                <w:sz w:val="24"/>
+                <w:szCs w:val="24"/>
+              </w:rPr>
+              <w:t>Pemenuhan kewajiban kerahasiaan berdasarkan kontrak.</w:t>
+            </w:r>
+          </w:p>
+        </w:tc>
+      </w:tr>
+      <w:tr>
+        <w:trPr>
+          <w:cantSplit/>
+          <w:jc w:val="center"/>
+        </w:trPr>
+        <w:tc>
+          <w:tcPr>
+            <w:tcW w:w="850" w:type="dxa"/>
+            <w:tcBorders>
+              <w:top w:val="single" w:sz="8" w:space="0" w:color="000000"/>
+              <w:left w:val="single" w:sz="8" w:space="0" w:color="000000"/>
+              <w:bottom w:val="single" w:sz="8" w:space="0" w:color="000000"/>
+              <w:right w:val="single" w:sz="8" w:space="0" w:color="000000"/>
+            </w:tcBorders>
+            <w:vAlign w:val="center"/>
+          </w:tcPr>
+          <w:p>
+            <w:pPr>
+              <w:rPr>
+                <w:sz w:val="24"/>
+                <w:szCs w:val="24"/>
+              </w:rPr>
+            </w:pPr>
+            <w:r>
+              <w:rPr>
+                <w:b w:val="0"/>
+                <w:sz w:val="24"/>
+                <w:szCs w:val="24"/>
+              </w:rPr>
+              <w:t>6</w:t>
+            </w:r>
+          </w:p>
+        </w:tc>
+        <w:tc>
+          <w:tcPr>
+            <w:tcW w:w="8221" w:type="dxa"/>
+            <w:tcBorders>
+              <w:top w:val="single" w:sz="8" w:space="0" w:color="000000"/>
+              <w:left w:val="single" w:sz="8" w:space="0" w:color="000000"/>
+              <w:bottom w:val="single" w:sz="8" w:space="0" w:color="000000"/>
+              <w:right w:val="single" w:sz="8" w:space="0" w:color="000000"/>
+            </w:tcBorders>
+            <w:vAlign w:val="center"/>
+          </w:tcPr>
+          <w:p>
+            <w:pPr>
+              <w:rPr>
+                <w:sz w:val="24"/>
+                <w:szCs w:val="24"/>
+              </w:rPr>
+            </w:pPr>
+            <w:r>
+              <w:rPr>
+                <w:b w:val="0"/>
+                <w:sz w:val="24"/>
+                <w:szCs w:val="24"/>
+              </w:rPr>
+              <w:t>Penanganan insiden pelindungan data dan keamanan informasi.</w:t>
+            </w:r>
+          </w:p>
+        </w:tc>
+      </w:tr>
+      <w:tr>
+        <w:trPr>
+          <w:cantSplit/>
+          <w:jc w:val="center"/>
+        </w:trPr>
+        <w:tc>
+          <w:tcPr>
+            <w:tcW w:w="850" w:type="dxa"/>
+            <w:tcBorders>
+              <w:top w:val="single" w:sz="8" w:space="0" w:color="000000"/>
+              <w:left w:val="single" w:sz="8" w:space="0" w:color="000000"/>
+              <w:bottom w:val="single" w:sz="8" w:space="0" w:color="000000"/>
+              <w:right w:val="single" w:sz="8" w:space="0" w:color="000000"/>
+            </w:tcBorders>
+            <w:vAlign w:val="center"/>
+          </w:tcPr>
+          <w:p>
+            <w:pPr>
+              <w:rPr>
+                <w:sz w:val="24"/>
+                <w:szCs w:val="24"/>
+              </w:rPr>
+            </w:pPr>
+            <w:r>
+              <w:rPr>
+                <w:b w:val="0"/>
+                <w:sz w:val="24"/>
+                <w:szCs w:val="24"/>
+              </w:rPr>
+              <w:t>7</w:t>
+            </w:r>
+          </w:p>
+        </w:tc>
+        <w:tc>
+          <w:tcPr>
+            <w:tcW w:w="8221" w:type="dxa"/>
+            <w:tcBorders>
+              <w:top w:val="single" w:sz="8" w:space="0" w:color="000000"/>
+              <w:left w:val="single" w:sz="8" w:space="0" w:color="000000"/>
+              <w:bottom w:val="single" w:sz="8" w:space="0" w:color="000000"/>
+              <w:right w:val="single" w:sz="8" w:space="0" w:color="000000"/>
+            </w:tcBorders>
+            <w:vAlign w:val="center"/>
+          </w:tcPr>
+          <w:p>
+            <w:pPr>
+              <w:rPr>
+                <w:sz w:val="24"/>
+                <w:szCs w:val="24"/>
+              </w:rPr>
+            </w:pPr>
+            <w:r>
+              <w:rPr>
+                <w:b w:val="0"/>
+                <w:sz w:val="24"/>
+                <w:szCs w:val="24"/>
+              </w:rPr>
+              <w:t>Penyimpanan, retensi, pengembalian, dan penghapusan data.</w:t>
+            </w:r>
+          </w:p>
+        </w:tc>
+      </w:tr>
+      <w:tr>
+        <w:trPr>
+          <w:cantSplit/>
+          <w:jc w:val="center"/>
+        </w:trPr>
+        <w:tc>
+          <w:tcPr>
+            <w:tcW w:w="850" w:type="dxa"/>
+            <w:tcBorders>
+              <w:top w:val="single" w:sz="8" w:space="0" w:color="000000"/>
+              <w:left w:val="single" w:sz="8" w:space="0" w:color="000000"/>
+              <w:bottom w:val="single" w:sz="8" w:space="0" w:color="000000"/>
+              <w:right w:val="single" w:sz="8" w:space="0" w:color="000000"/>
+            </w:tcBorders>
+            <w:vAlign w:val="center"/>
+          </w:tcPr>
+          <w:p>
+            <w:pPr>
+              <w:rPr>
+                <w:sz w:val="24"/>
+                <w:szCs w:val="24"/>
+              </w:rPr>
+            </w:pPr>
+            <w:r>
+              <w:rPr>
+                <w:b w:val="0"/>
+                <w:sz w:val="24"/>
+                <w:szCs w:val="24"/>
+              </w:rPr>
+              <w:t>8</w:t>
+            </w:r>
+          </w:p>
+        </w:tc>
+        <w:tc>
+          <w:tcPr>
+            <w:tcW w:w="8221" w:type="dxa"/>
+            <w:tcBorders>
+              <w:top w:val="single" w:sz="8" w:space="0" w:color="000000"/>
+              <w:left w:val="single" w:sz="8" w:space="0" w:color="000000"/>
+              <w:bottom w:val="single" w:sz="8" w:space="0" w:color="000000"/>
+              <w:right w:val="single" w:sz="8" w:space="0" w:color="000000"/>
+            </w:tcBorders>
+            <w:vAlign w:val="center"/>
+          </w:tcPr>
+          <w:p>
+            <w:pPr>
+              <w:rPr>
+                <w:sz w:val="24"/>
+                <w:szCs w:val="24"/>
+              </w:rPr>
+            </w:pPr>
+            <w:r>
+              <w:rPr>
+                <w:b w:val="0"/>
+                <w:sz w:val="24"/>
+                <w:szCs w:val="24"/>
+              </w:rPr>
+              <w:t>Pemenuhan kewajiban hukum dan kontraktual terkait pelindungan data.</w:t>
+            </w:r>
+          </w:p>
+        </w:tc>
+      </w:tr>
+    </w:tbl>
     <w:p>
       <w:pPr>
         <w:pBdr>
@@ -2433,7 +3112,32 @@
           <w:sz w:val="24"/>
           <w:szCs w:val="24"/>
         </w:rPr>
-        <w:t xml:space="preserve">Tinjauan mencakup pengelolaan data pribadi dan informasi rahasia dalam kegiatan operasional SINUX, termasuk delapan hal berikut apabila relevan.</w:t>
+        <w:t xml:space="preserve"/>
+      </w:r>
+    </w:p>
+    <w:p>
+      <w:pPr>
+        <w:keepNext/>
+        <w:pBdr>
+          <w:top w:val="nil"/>
+          <w:left w:val="nil"/>
+          <w:bottom w:val="nil"/>
+          <w:right w:val="nil"/>
+          <w:between w:val="nil"/>
+        </w:pBdr>
+        <w:spacing w:after="120" w:line="252" w:lineRule="auto"/>
+        <w:jc w:val="both"/>
+        <w:rPr>
+          <w:sz w:val="24"/>
+          <w:szCs w:val="24"/>
+        </w:rPr>
+      </w:pPr>
+      <w:r>
+        <w:rPr>
+          <w:sz w:val="24"/>
+          <w:szCs w:val="24"/>
+        </w:rPr>
+        <w:t xml:space="preserve">Butir berikut dikecualikan dari form ini (USULAN).</w:t>
       </w:r>
     </w:p>
     <w:tbl>
@@ -2446,26 +3150,29 @@
         <w:tblLook w:val="0400" w:firstRow="0" w:lastRow="0" w:firstColumn="0" w:lastColumn="0" w:noHBand="0" w:noVBand="1"/>
       </w:tblPr>
       <w:tblGrid>
-        <w:gridCol w:w="850"/>
-        <w:gridCol w:w="8221"/>
+        <w:gridCol w:w="2835"/>
+        <w:gridCol w:w="6237"/>
       </w:tblGrid>
       <w:tr>
         <w:trPr>
+          <w:cantSplit/>
+          <w:tblHeader/>
           <w:jc w:val="center"/>
         </w:trPr>
         <w:tc>
           <w:tcPr>
-            <w:tcW w:w="850" w:type="dxa"/>
-            <w:tcBorders>
-              <w:top w:val="single" w:sz="8" w:space="0" w:color="000000"/>
-              <w:left w:val="single" w:sz="8" w:space="0" w:color="000000"/>
-              <w:bottom w:val="single" w:sz="8" w:space="0" w:color="000000"/>
-              <w:right w:val="single" w:sz="8" w:space="0" w:color="000000"/>
-            </w:tcBorders>
-            <w:vAlign w:val="center"/>
-          </w:tcPr>
-          <w:p>
-            <w:pPr>
+            <w:tcW w:w="2835" w:type="dxa"/>
+            <w:tcBorders>
+              <w:top w:val="single" w:sz="8" w:space="0" w:color="000000"/>
+              <w:left w:val="single" w:sz="8" w:space="0" w:color="000000"/>
+              <w:bottom w:val="single" w:sz="8" w:space="0" w:color="000000"/>
+              <w:right w:val="single" w:sz="8" w:space="0" w:color="000000"/>
+            </w:tcBorders>
+            <w:vAlign w:val="center"/>
+          </w:tcPr>
+          <w:p>
+            <w:pPr>
+              <w:keepNext/>
               <w:jc w:val="center"/>
               <w:rPr>
                 <w:sz w:val="24"/>
@@ -2479,23 +3186,24 @@
                 <w:sz w:val="24"/>
                 <w:szCs w:val="24"/>
               </w:rPr>
-              <w:t>No.</w:t>
-            </w:r>
-          </w:p>
-        </w:tc>
-        <w:tc>
-          <w:tcPr>
-            <w:tcW w:w="8221" w:type="dxa"/>
-            <w:tcBorders>
-              <w:top w:val="single" w:sz="8" w:space="0" w:color="000000"/>
-              <w:left w:val="single" w:sz="8" w:space="0" w:color="000000"/>
-              <w:bottom w:val="single" w:sz="8" w:space="0" w:color="000000"/>
-              <w:right w:val="single" w:sz="8" w:space="0" w:color="000000"/>
-            </w:tcBorders>
-            <w:vAlign w:val="center"/>
-          </w:tcPr>
-          <w:p>
-            <w:pPr>
+              <w:t>Butir yang dikecualikan</w:t>
+            </w:r>
+          </w:p>
+        </w:tc>
+        <w:tc>
+          <w:tcPr>
+            <w:tcW w:w="6237" w:type="dxa"/>
+            <w:tcBorders>
+              <w:top w:val="single" w:sz="8" w:space="0" w:color="000000"/>
+              <w:left w:val="single" w:sz="8" w:space="0" w:color="000000"/>
+              <w:bottom w:val="single" w:sz="8" w:space="0" w:color="000000"/>
+              <w:right w:val="single" w:sz="8" w:space="0" w:color="000000"/>
+            </w:tcBorders>
+            <w:vAlign w:val="center"/>
+          </w:tcPr>
+          <w:p>
+            <w:pPr>
+              <w:keepNext/>
               <w:jc w:val="center"/>
               <w:rPr>
                 <w:sz w:val="24"/>
@@ -2509,495 +3217,1691 @@
                 <w:sz w:val="24"/>
                 <w:szCs w:val="24"/>
               </w:rPr>
-              <w:t>Hal yang ditinjau</w:t>
+              <w:t>Keterangan</w:t>
             </w:r>
           </w:p>
         </w:tc>
       </w:tr>
       <w:tr>
         <w:trPr>
+          <w:cantSplit/>
           <w:jc w:val="center"/>
         </w:trPr>
         <w:tc>
           <w:tcPr>
-            <w:tcW w:w="850" w:type="dxa"/>
-            <w:tcBorders>
-              <w:top w:val="single" w:sz="8" w:space="0" w:color="000000"/>
-              <w:left w:val="single" w:sz="8" w:space="0" w:color="000000"/>
-              <w:bottom w:val="single" w:sz="8" w:space="0" w:color="000000"/>
-              <w:right w:val="single" w:sz="8" w:space="0" w:color="000000"/>
-            </w:tcBorders>
-            <w:vAlign w:val="center"/>
-          </w:tcPr>
-          <w:p>
-            <w:pPr>
-              <w:rPr>
-                <w:sz w:val="24"/>
-                <w:szCs w:val="24"/>
-              </w:rPr>
-            </w:pPr>
-            <w:r>
-              <w:rPr>
-                <w:b w:val="0"/>
-                <w:sz w:val="24"/>
-                <w:szCs w:val="24"/>
-              </w:rPr>
-              <w:t>1</w:t>
-            </w:r>
-          </w:p>
-        </w:tc>
-        <w:tc>
-          <w:tcPr>
-            <w:tcW w:w="8221" w:type="dxa"/>
-            <w:tcBorders>
-              <w:top w:val="single" w:sz="8" w:space="0" w:color="000000"/>
-              <w:left w:val="single" w:sz="8" w:space="0" w:color="000000"/>
-              <w:bottom w:val="single" w:sz="8" w:space="0" w:color="000000"/>
-              <w:right w:val="single" w:sz="8" w:space="0" w:color="000000"/>
-            </w:tcBorders>
-            <w:vAlign w:val="center"/>
-          </w:tcPr>
-          <w:p>
-            <w:pPr>
-              <w:rPr>
-                <w:sz w:val="24"/>
-                <w:szCs w:val="24"/>
-              </w:rPr>
-            </w:pPr>
-            <w:r>
-              <w:rPr>
-                <w:b w:val="0"/>
-                <w:sz w:val="24"/>
-                <w:szCs w:val="24"/>
-              </w:rPr>
-              <w:t>Pengumpulan dan penggunaan data pribadi.</w:t>
+            <w:tcW w:w="2835" w:type="dxa"/>
+            <w:tcBorders>
+              <w:top w:val="single" w:sz="8" w:space="0" w:color="000000"/>
+              <w:left w:val="single" w:sz="8" w:space="0" w:color="000000"/>
+              <w:bottom w:val="single" w:sz="8" w:space="0" w:color="000000"/>
+              <w:right w:val="single" w:sz="8" w:space="0" w:color="000000"/>
+            </w:tcBorders>
+            <w:vAlign w:val="center"/>
+          </w:tcPr>
+          <w:p>
+            <w:pPr>
+              <w:rPr>
+                <w:sz w:val="24"/>
+                <w:szCs w:val="24"/>
+              </w:rPr>
+            </w:pPr>
+            <w:r>
+              <w:rPr>
+                <w:b w:val="0"/>
+                <w:sz w:val="24"/>
+                <w:szCs w:val="24"/>
+              </w:rPr>
+              <w:t>Telaah seluruh klausul kontrak</w:t>
+            </w:r>
+          </w:p>
+        </w:tc>
+        <w:tc>
+          <w:tcPr>
+            <w:tcW w:w="6237" w:type="dxa"/>
+            <w:tcBorders>
+              <w:top w:val="single" w:sz="8" w:space="0" w:color="000000"/>
+              <w:left w:val="single" w:sz="8" w:space="0" w:color="000000"/>
+              <w:bottom w:val="single" w:sz="8" w:space="0" w:color="000000"/>
+              <w:right w:val="single" w:sz="8" w:space="0" w:color="000000"/>
+            </w:tcBorders>
+            <w:vAlign w:val="center"/>
+          </w:tcPr>
+          <w:p>
+            <w:pPr>
+              <w:rPr>
+                <w:sz w:val="24"/>
+                <w:szCs w:val="24"/>
+              </w:rPr>
+            </w:pPr>
+            <w:r>
+              <w:rPr>
+                <w:b w:val="0"/>
+                <w:sz w:val="24"/>
+                <w:szCs w:val="24"/>
+              </w:rPr>
+              <w:t>Dilakukan dengan SNX-LEG-FRM-01 untuk kontrak pelanggan dan SNX-LEG-FRM-02 untuk kontrak vendor. Form ini hanya mencakup klausul kerahasiaan dan pelindungan data pribadi di kontrak itu.</w:t>
             </w:r>
           </w:p>
         </w:tc>
       </w:tr>
       <w:tr>
         <w:trPr>
+          <w:cantSplit/>
           <w:jc w:val="center"/>
         </w:trPr>
         <w:tc>
           <w:tcPr>
-            <w:tcW w:w="850" w:type="dxa"/>
-            <w:tcBorders>
-              <w:top w:val="single" w:sz="8" w:space="0" w:color="000000"/>
-              <w:left w:val="single" w:sz="8" w:space="0" w:color="000000"/>
-              <w:bottom w:val="single" w:sz="8" w:space="0" w:color="000000"/>
-              <w:right w:val="single" w:sz="8" w:space="0" w:color="000000"/>
-            </w:tcBorders>
-            <w:vAlign w:val="center"/>
-          </w:tcPr>
-          <w:p>
-            <w:pPr>
-              <w:rPr>
-                <w:sz w:val="24"/>
-                <w:szCs w:val="24"/>
-              </w:rPr>
-            </w:pPr>
-            <w:r>
-              <w:rPr>
-                <w:b w:val="0"/>
-                <w:sz w:val="24"/>
-                <w:szCs w:val="24"/>
-              </w:rPr>
-              <w:t>2</w:t>
-            </w:r>
-          </w:p>
-        </w:tc>
-        <w:tc>
-          <w:tcPr>
-            <w:tcW w:w="8221" w:type="dxa"/>
-            <w:tcBorders>
-              <w:top w:val="single" w:sz="8" w:space="0" w:color="000000"/>
-              <w:left w:val="single" w:sz="8" w:space="0" w:color="000000"/>
-              <w:bottom w:val="single" w:sz="8" w:space="0" w:color="000000"/>
-              <w:right w:val="single" w:sz="8" w:space="0" w:color="000000"/>
-            </w:tcBorders>
-            <w:vAlign w:val="center"/>
-          </w:tcPr>
-          <w:p>
-            <w:pPr>
-              <w:rPr>
-                <w:sz w:val="24"/>
-                <w:szCs w:val="24"/>
-              </w:rPr>
-            </w:pPr>
-            <w:r>
-              <w:rPr>
-                <w:b w:val="0"/>
-                <w:sz w:val="24"/>
-                <w:szCs w:val="24"/>
-              </w:rPr>
-              <w:t>Penyimpanan, akses, dan pengamanan data.</w:t>
+            <w:tcW w:w="2835" w:type="dxa"/>
+            <w:tcBorders>
+              <w:top w:val="single" w:sz="8" w:space="0" w:color="000000"/>
+              <w:left w:val="single" w:sz="8" w:space="0" w:color="000000"/>
+              <w:bottom w:val="single" w:sz="8" w:space="0" w:color="000000"/>
+              <w:right w:val="single" w:sz="8" w:space="0" w:color="000000"/>
+            </w:tcBorders>
+            <w:vAlign w:val="center"/>
+          </w:tcPr>
+          <w:p>
+            <w:pPr>
+              <w:rPr>
+                <w:sz w:val="24"/>
+                <w:szCs w:val="24"/>
+              </w:rPr>
+            </w:pPr>
+            <w:r>
+              <w:rPr>
+                <w:b w:val="0"/>
+                <w:sz w:val="24"/>
+                <w:szCs w:val="24"/>
+              </w:rPr>
+              <w:t>Prosedur penanganan insiden</w:t>
+            </w:r>
+          </w:p>
+        </w:tc>
+        <w:tc>
+          <w:tcPr>
+            <w:tcW w:w="6237" w:type="dxa"/>
+            <w:tcBorders>
+              <w:top w:val="single" w:sz="8" w:space="0" w:color="000000"/>
+              <w:left w:val="single" w:sz="8" w:space="0" w:color="000000"/>
+              <w:bottom w:val="single" w:sz="8" w:space="0" w:color="000000"/>
+              <w:right w:val="single" w:sz="8" w:space="0" w:color="000000"/>
+            </w:tcBorders>
+            <w:vAlign w:val="center"/>
+          </w:tcPr>
+          <w:p>
+            <w:pPr>
+              <w:rPr>
+                <w:sz w:val="24"/>
+                <w:szCs w:val="24"/>
+              </w:rPr>
+            </w:pPr>
+            <w:r>
+              <w:rPr>
+                <w:b w:val="0"/>
+                <w:sz w:val="24"/>
+                <w:szCs w:val="24"/>
+              </w:rPr>
+              <w:t>Diatur dalam SNX-ISMS-SOP-01. Form ini hanya memeriksa penerapannya.</w:t>
             </w:r>
           </w:p>
         </w:tc>
       </w:tr>
       <w:tr>
         <w:trPr>
+          <w:cantSplit/>
           <w:jc w:val="center"/>
         </w:trPr>
         <w:tc>
           <w:tcPr>
-            <w:tcW w:w="850" w:type="dxa"/>
-            <w:tcBorders>
-              <w:top w:val="single" w:sz="8" w:space="0" w:color="000000"/>
-              <w:left w:val="single" w:sz="8" w:space="0" w:color="000000"/>
-              <w:bottom w:val="single" w:sz="8" w:space="0" w:color="000000"/>
-              <w:right w:val="single" w:sz="8" w:space="0" w:color="000000"/>
-            </w:tcBorders>
-            <w:vAlign w:val="center"/>
-          </w:tcPr>
-          <w:p>
-            <w:pPr>
-              <w:rPr>
-                <w:sz w:val="24"/>
-                <w:szCs w:val="24"/>
-              </w:rPr>
-            </w:pPr>
-            <w:r>
-              <w:rPr>
-                <w:b w:val="0"/>
-                <w:sz w:val="24"/>
-                <w:szCs w:val="24"/>
-              </w:rPr>
-              <w:t>3</w:t>
-            </w:r>
-          </w:p>
-        </w:tc>
-        <w:tc>
-          <w:tcPr>
-            <w:tcW w:w="8221" w:type="dxa"/>
-            <w:tcBorders>
-              <w:top w:val="single" w:sz="8" w:space="0" w:color="000000"/>
-              <w:left w:val="single" w:sz="8" w:space="0" w:color="000000"/>
-              <w:bottom w:val="single" w:sz="8" w:space="0" w:color="000000"/>
-              <w:right w:val="single" w:sz="8" w:space="0" w:color="000000"/>
-            </w:tcBorders>
-            <w:vAlign w:val="center"/>
-          </w:tcPr>
-          <w:p>
-            <w:pPr>
-              <w:rPr>
-                <w:sz w:val="24"/>
-                <w:szCs w:val="24"/>
-              </w:rPr>
-            </w:pPr>
-            <w:r>
-              <w:rPr>
-                <w:b w:val="0"/>
-                <w:sz w:val="24"/>
-                <w:szCs w:val="24"/>
-              </w:rPr>
-              <w:t>Pengungkapan atau pembagian data kepada pihak lain.</w:t>
+            <w:tcW w:w="2835" w:type="dxa"/>
+            <w:tcBorders>
+              <w:top w:val="single" w:sz="8" w:space="0" w:color="000000"/>
+              <w:left w:val="single" w:sz="8" w:space="0" w:color="000000"/>
+              <w:bottom w:val="single" w:sz="8" w:space="0" w:color="000000"/>
+              <w:right w:val="single" w:sz="8" w:space="0" w:color="000000"/>
+            </w:tcBorders>
+            <w:vAlign w:val="center"/>
+          </w:tcPr>
+          <w:p>
+            <w:pPr>
+              <w:rPr>
+                <w:sz w:val="24"/>
+                <w:szCs w:val="24"/>
+              </w:rPr>
+            </w:pPr>
+            <w:r>
+              <w:rPr>
+                <w:b w:val="0"/>
+                <w:sz w:val="24"/>
+                <w:szCs w:val="24"/>
+              </w:rPr>
+              <w:t>Penetapan tingkat klasifikasi</w:t>
+            </w:r>
+          </w:p>
+        </w:tc>
+        <w:tc>
+          <w:tcPr>
+            <w:tcW w:w="6237" w:type="dxa"/>
+            <w:tcBorders>
+              <w:top w:val="single" w:sz="8" w:space="0" w:color="000000"/>
+              <w:left w:val="single" w:sz="8" w:space="0" w:color="000000"/>
+              <w:bottom w:val="single" w:sz="8" w:space="0" w:color="000000"/>
+              <w:right w:val="single" w:sz="8" w:space="0" w:color="000000"/>
+            </w:tcBorders>
+            <w:vAlign w:val="center"/>
+          </w:tcPr>
+          <w:p>
+            <w:pPr>
+              <w:rPr>
+                <w:sz w:val="24"/>
+                <w:szCs w:val="24"/>
+              </w:rPr>
+            </w:pPr>
+            <w:r>
+              <w:rPr>
+                <w:b w:val="0"/>
+                <w:sz w:val="24"/>
+                <w:szCs w:val="24"/>
+              </w:rPr>
+              <w:t>Diatur dalam SNX-ISMS-PRO-01.</w:t>
             </w:r>
           </w:p>
         </w:tc>
       </w:tr>
       <w:tr>
         <w:trPr>
+          <w:cantSplit/>
           <w:jc w:val="center"/>
         </w:trPr>
         <w:tc>
           <w:tcPr>
-            <w:tcW w:w="850" w:type="dxa"/>
-            <w:tcBorders>
-              <w:top w:val="single" w:sz="8" w:space="0" w:color="000000"/>
-              <w:left w:val="single" w:sz="8" w:space="0" w:color="000000"/>
-              <w:bottom w:val="single" w:sz="8" w:space="0" w:color="000000"/>
-              <w:right w:val="single" w:sz="8" w:space="0" w:color="000000"/>
-            </w:tcBorders>
-            <w:vAlign w:val="center"/>
-          </w:tcPr>
-          <w:p>
-            <w:pPr>
-              <w:rPr>
-                <w:sz w:val="24"/>
-                <w:szCs w:val="24"/>
-              </w:rPr>
-            </w:pPr>
-            <w:r>
-              <w:rPr>
-                <w:b w:val="0"/>
-                <w:sz w:val="24"/>
-                <w:szCs w:val="24"/>
-              </w:rPr>
-              <w:t>4</w:t>
-            </w:r>
-          </w:p>
-        </w:tc>
-        <w:tc>
-          <w:tcPr>
-            <w:tcW w:w="8221" w:type="dxa"/>
-            <w:tcBorders>
-              <w:top w:val="single" w:sz="8" w:space="0" w:color="000000"/>
-              <w:left w:val="single" w:sz="8" w:space="0" w:color="000000"/>
-              <w:bottom w:val="single" w:sz="8" w:space="0" w:color="000000"/>
-              <w:right w:val="single" w:sz="8" w:space="0" w:color="000000"/>
-            </w:tcBorders>
-            <w:vAlign w:val="center"/>
-          </w:tcPr>
-          <w:p>
-            <w:pPr>
-              <w:rPr>
-                <w:sz w:val="24"/>
-                <w:szCs w:val="24"/>
-              </w:rPr>
-            </w:pPr>
-            <w:r>
-              <w:rPr>
-                <w:b w:val="0"/>
-                <w:sz w:val="24"/>
-                <w:szCs w:val="24"/>
-              </w:rPr>
-              <w:t>Penggunaan vendor atau penyedia layanan pihak ketiga.</w:t>
+            <w:tcW w:w="2835" w:type="dxa"/>
+            <w:tcBorders>
+              <w:top w:val="single" w:sz="8" w:space="0" w:color="000000"/>
+              <w:left w:val="single" w:sz="8" w:space="0" w:color="000000"/>
+              <w:bottom w:val="single" w:sz="8" w:space="0" w:color="000000"/>
+              <w:right w:val="single" w:sz="8" w:space="0" w:color="000000"/>
+            </w:tcBorders>
+            <w:vAlign w:val="center"/>
+          </w:tcPr>
+          <w:p>
+            <w:pPr>
+              <w:rPr>
+                <w:sz w:val="24"/>
+                <w:szCs w:val="24"/>
+              </w:rPr>
+            </w:pPr>
+            <w:r>
+              <w:rPr>
+                <w:b w:val="0"/>
+                <w:sz w:val="24"/>
+                <w:szCs w:val="24"/>
+              </w:rPr>
+              <w:t>Penetapan periode retensi</w:t>
+            </w:r>
+          </w:p>
+        </w:tc>
+        <w:tc>
+          <w:tcPr>
+            <w:tcW w:w="6237" w:type="dxa"/>
+            <w:tcBorders>
+              <w:top w:val="single" w:sz="8" w:space="0" w:color="000000"/>
+              <w:left w:val="single" w:sz="8" w:space="0" w:color="000000"/>
+              <w:bottom w:val="single" w:sz="8" w:space="0" w:color="000000"/>
+              <w:right w:val="single" w:sz="8" w:space="0" w:color="000000"/>
+            </w:tcBorders>
+            <w:vAlign w:val="center"/>
+          </w:tcPr>
+          <w:p>
+            <w:pPr>
+              <w:rPr>
+                <w:sz w:val="24"/>
+                <w:szCs w:val="24"/>
+              </w:rPr>
+            </w:pPr>
+            <w:r>
+              <w:rPr>
+                <w:b w:val="0"/>
+                <w:sz w:val="24"/>
+                <w:szCs w:val="24"/>
+              </w:rPr>
+              <w:t>Usulannya disusun di SNX-LEG-SOP-03.</w:t>
+            </w:r>
+          </w:p>
+        </w:tc>
+      </w:tr>
+    </w:tbl>
+    <w:p>
+      <w:pPr>
+        <w:pBdr>
+          <w:top w:val="nil"/>
+          <w:left w:val="nil"/>
+          <w:bottom w:val="nil"/>
+          <w:right w:val="nil"/>
+          <w:between w:val="nil"/>
+        </w:pBdr>
+        <w:spacing w:after="120" w:line="252" w:lineRule="auto"/>
+        <w:jc w:val="both"/>
+        <w:rPr>
+          <w:sz w:val="24"/>
+          <w:szCs w:val="24"/>
+        </w:rPr>
+      </w:pPr>
+      <w:r>
+        <w:rPr>
+          <w:sz w:val="24"/>
+          <w:szCs w:val="24"/>
+        </w:rPr>
+        <w:t xml:space="preserve"/>
+      </w:r>
+    </w:p>
+    <w:p>
+      <w:pPr>
+        <w:pStyle w:val="Heading1"/>
+        <w:numPr>
+          <w:ilvl w:val="0"/>
+          <w:numId w:val="7"/>
+        </w:numPr>
+        <w:spacing w:after="0"/>
+      </w:pPr>
+      <w:r>
+        <w:t>ISTILAH</w:t>
+      </w:r>
+    </w:p>
+    <w:p>
+      <w:pPr>
+        <w:pStyle w:val="Heading2"/>
+        <w:keepNext/>
+        <w:numPr>
+          <w:ilvl w:val="1"/>
+          <w:numId w:val="7"/>
+        </w:numPr>
+      </w:pPr>
+      <w:r>
+        <w:t>Istilah</w:t>
+      </w:r>
+      <w:r/>
+    </w:p>
+    <w:tbl>
+      <w:tblPr>
+        <w:tblStyle w:val="a4"/>
+        <w:tblW w:w="9528" w:type="dxa"/>
+        <w:jc w:val="center"/>
+        <w:tblInd w:w="0" w:type="dxa"/>
+        <w:tblLayout w:type="fixed"/>
+        <w:tblLook w:val="0400" w:firstRow="0" w:lastRow="0" w:firstColumn="0" w:lastColumn="0" w:noHBand="0" w:noVBand="1"/>
+      </w:tblPr>
+      <w:tblGrid>
+        <w:gridCol w:w="2551"/>
+        <w:gridCol w:w="6520"/>
+      </w:tblGrid>
+      <w:tr>
+        <w:trPr>
+          <w:cantSplit/>
+          <w:tblHeader/>
+          <w:jc w:val="center"/>
+        </w:trPr>
+        <w:tc>
+          <w:tcPr>
+            <w:tcW w:w="2551" w:type="dxa"/>
+            <w:tcBorders>
+              <w:top w:val="single" w:sz="8" w:space="0" w:color="000000"/>
+              <w:left w:val="single" w:sz="8" w:space="0" w:color="000000"/>
+              <w:bottom w:val="single" w:sz="8" w:space="0" w:color="000000"/>
+              <w:right w:val="single" w:sz="8" w:space="0" w:color="000000"/>
+            </w:tcBorders>
+            <w:vAlign w:val="center"/>
+          </w:tcPr>
+          <w:p>
+            <w:pPr>
+              <w:keepNext/>
+              <w:jc w:val="center"/>
+              <w:rPr>
+                <w:sz w:val="24"/>
+                <w:szCs w:val="24"/>
+              </w:rPr>
+            </w:pPr>
+            <w:r>
+              <w:rPr>
+                <w:b/>
+                <w:bCs/>
+                <w:sz w:val="24"/>
+                <w:szCs w:val="24"/>
+              </w:rPr>
+              <w:t>Istilah</w:t>
+            </w:r>
+          </w:p>
+        </w:tc>
+        <w:tc>
+          <w:tcPr>
+            <w:tcW w:w="6520" w:type="dxa"/>
+            <w:tcBorders>
+              <w:top w:val="single" w:sz="8" w:space="0" w:color="000000"/>
+              <w:left w:val="single" w:sz="8" w:space="0" w:color="000000"/>
+              <w:bottom w:val="single" w:sz="8" w:space="0" w:color="000000"/>
+              <w:right w:val="single" w:sz="8" w:space="0" w:color="000000"/>
+            </w:tcBorders>
+            <w:vAlign w:val="center"/>
+          </w:tcPr>
+          <w:p>
+            <w:pPr>
+              <w:keepNext/>
+              <w:jc w:val="center"/>
+              <w:rPr>
+                <w:sz w:val="24"/>
+                <w:szCs w:val="24"/>
+              </w:rPr>
+            </w:pPr>
+            <w:r>
+              <w:rPr>
+                <w:b/>
+                <w:bCs/>
+                <w:sz w:val="24"/>
+                <w:szCs w:val="24"/>
+              </w:rPr>
+              <w:t>Arti</w:t>
             </w:r>
           </w:p>
         </w:tc>
       </w:tr>
       <w:tr>
         <w:trPr>
+          <w:cantSplit/>
           <w:jc w:val="center"/>
         </w:trPr>
         <w:tc>
           <w:tcPr>
-            <w:tcW w:w="850" w:type="dxa"/>
-            <w:tcBorders>
-              <w:top w:val="single" w:sz="8" w:space="0" w:color="000000"/>
-              <w:left w:val="single" w:sz="8" w:space="0" w:color="000000"/>
-              <w:bottom w:val="single" w:sz="8" w:space="0" w:color="000000"/>
-              <w:right w:val="single" w:sz="8" w:space="0" w:color="000000"/>
-            </w:tcBorders>
-            <w:vAlign w:val="center"/>
-          </w:tcPr>
-          <w:p>
-            <w:pPr>
-              <w:rPr>
-                <w:sz w:val="24"/>
-                <w:szCs w:val="24"/>
-              </w:rPr>
-            </w:pPr>
-            <w:r>
-              <w:rPr>
-                <w:b w:val="0"/>
-                <w:sz w:val="24"/>
-                <w:szCs w:val="24"/>
-              </w:rPr>
-              <w:t>5</w:t>
-            </w:r>
-          </w:p>
-        </w:tc>
-        <w:tc>
-          <w:tcPr>
-            <w:tcW w:w="8221" w:type="dxa"/>
-            <w:tcBorders>
-              <w:top w:val="single" w:sz="8" w:space="0" w:color="000000"/>
-              <w:left w:val="single" w:sz="8" w:space="0" w:color="000000"/>
-              <w:bottom w:val="single" w:sz="8" w:space="0" w:color="000000"/>
-              <w:right w:val="single" w:sz="8" w:space="0" w:color="000000"/>
-            </w:tcBorders>
-            <w:vAlign w:val="center"/>
-          </w:tcPr>
-          <w:p>
-            <w:pPr>
-              <w:rPr>
-                <w:sz w:val="24"/>
-                <w:szCs w:val="24"/>
-              </w:rPr>
-            </w:pPr>
-            <w:r>
-              <w:rPr>
-                <w:b w:val="0"/>
-                <w:sz w:val="24"/>
-                <w:szCs w:val="24"/>
-              </w:rPr>
-              <w:t>Pemenuhan kewajiban kerahasiaan berdasarkan kontrak.</w:t>
+            <w:tcW w:w="2551" w:type="dxa"/>
+            <w:tcBorders>
+              <w:top w:val="single" w:sz="8" w:space="0" w:color="000000"/>
+              <w:left w:val="single" w:sz="8" w:space="0" w:color="000000"/>
+              <w:bottom w:val="single" w:sz="8" w:space="0" w:color="000000"/>
+              <w:right w:val="single" w:sz="8" w:space="0" w:color="000000"/>
+            </w:tcBorders>
+            <w:vAlign w:val="center"/>
+          </w:tcPr>
+          <w:p>
+            <w:pPr>
+              <w:rPr>
+                <w:sz w:val="24"/>
+                <w:szCs w:val="24"/>
+              </w:rPr>
+            </w:pPr>
+            <w:r>
+              <w:rPr>
+                <w:b w:val="0"/>
+                <w:sz w:val="24"/>
+                <w:szCs w:val="24"/>
+              </w:rPr>
+              <w:t>(USULAN)</w:t>
+            </w:r>
+          </w:p>
+        </w:tc>
+        <w:tc>
+          <w:tcPr>
+            <w:tcW w:w="6520" w:type="dxa"/>
+            <w:tcBorders>
+              <w:top w:val="single" w:sz="8" w:space="0" w:color="000000"/>
+              <w:left w:val="single" w:sz="8" w:space="0" w:color="000000"/>
+              <w:bottom w:val="single" w:sz="8" w:space="0" w:color="000000"/>
+              <w:right w:val="single" w:sz="8" w:space="0" w:color="000000"/>
+            </w:tcBorders>
+            <w:vAlign w:val="center"/>
+          </w:tcPr>
+          <w:p>
+            <w:pPr>
+              <w:rPr>
+                <w:sz w:val="24"/>
+                <w:szCs w:val="24"/>
+              </w:rPr>
+            </w:pPr>
+            <w:r>
+              <w:rPr>
+                <w:b w:val="0"/>
+                <w:sz w:val="24"/>
+                <w:szCs w:val="24"/>
+              </w:rPr>
+              <w:t>Label untuk isi yang belum diputuskan secara tertulis oleh pimpinan SINUX.</w:t>
             </w:r>
           </w:p>
         </w:tc>
       </w:tr>
       <w:tr>
         <w:trPr>
+          <w:cantSplit/>
           <w:jc w:val="center"/>
         </w:trPr>
         <w:tc>
           <w:tcPr>
-            <w:tcW w:w="850" w:type="dxa"/>
-            <w:tcBorders>
-              <w:top w:val="single" w:sz="8" w:space="0" w:color="000000"/>
-              <w:left w:val="single" w:sz="8" w:space="0" w:color="000000"/>
-              <w:bottom w:val="single" w:sz="8" w:space="0" w:color="000000"/>
-              <w:right w:val="single" w:sz="8" w:space="0" w:color="000000"/>
-            </w:tcBorders>
-            <w:vAlign w:val="center"/>
-          </w:tcPr>
-          <w:p>
-            <w:pPr>
-              <w:rPr>
-                <w:sz w:val="24"/>
-                <w:szCs w:val="24"/>
-              </w:rPr>
-            </w:pPr>
-            <w:r>
-              <w:rPr>
-                <w:b w:val="0"/>
-                <w:sz w:val="24"/>
-                <w:szCs w:val="24"/>
-              </w:rPr>
-              <w:t>6</w:t>
-            </w:r>
-          </w:p>
-        </w:tc>
-        <w:tc>
-          <w:tcPr>
-            <w:tcW w:w="8221" w:type="dxa"/>
-            <w:tcBorders>
-              <w:top w:val="single" w:sz="8" w:space="0" w:color="000000"/>
-              <w:left w:val="single" w:sz="8" w:space="0" w:color="000000"/>
-              <w:bottom w:val="single" w:sz="8" w:space="0" w:color="000000"/>
-              <w:right w:val="single" w:sz="8" w:space="0" w:color="000000"/>
-            </w:tcBorders>
-            <w:vAlign w:val="center"/>
-          </w:tcPr>
-          <w:p>
-            <w:pPr>
-              <w:rPr>
-                <w:sz w:val="24"/>
-                <w:szCs w:val="24"/>
-              </w:rPr>
-            </w:pPr>
-            <w:r>
-              <w:rPr>
-                <w:b w:val="0"/>
-                <w:sz w:val="24"/>
-                <w:szCs w:val="24"/>
-              </w:rPr>
-              <w:t>Penanganan insiden pelindungan data dan keamanan informasi.</w:t>
+            <w:tcW w:w="2551" w:type="dxa"/>
+            <w:tcBorders>
+              <w:top w:val="single" w:sz="8" w:space="0" w:color="000000"/>
+              <w:left w:val="single" w:sz="8" w:space="0" w:color="000000"/>
+              <w:bottom w:val="single" w:sz="8" w:space="0" w:color="000000"/>
+              <w:right w:val="single" w:sz="8" w:space="0" w:color="000000"/>
+            </w:tcBorders>
+            <w:vAlign w:val="center"/>
+          </w:tcPr>
+          <w:p>
+            <w:pPr>
+              <w:rPr>
+                <w:sz w:val="24"/>
+                <w:szCs w:val="24"/>
+              </w:rPr>
+            </w:pPr>
+            <w:r>
+              <w:rPr>
+                <w:b w:val="0"/>
+                <w:sz w:val="24"/>
+                <w:szCs w:val="24"/>
+              </w:rPr>
+              <w:t>Aspek</w:t>
+            </w:r>
+          </w:p>
+        </w:tc>
+        <w:tc>
+          <w:tcPr>
+            <w:tcW w:w="6520" w:type="dxa"/>
+            <w:tcBorders>
+              <w:top w:val="single" w:sz="8" w:space="0" w:color="000000"/>
+              <w:left w:val="single" w:sz="8" w:space="0" w:color="000000"/>
+              <w:bottom w:val="single" w:sz="8" w:space="0" w:color="000000"/>
+              <w:right w:val="single" w:sz="8" w:space="0" w:color="000000"/>
+            </w:tcBorders>
+            <w:vAlign w:val="center"/>
+          </w:tcPr>
+          <w:p>
+            <w:pPr>
+              <w:rPr>
+                <w:sz w:val="24"/>
+                <w:szCs w:val="24"/>
+              </w:rPr>
+            </w:pPr>
+            <w:r>
+              <w:rPr>
+                <w:b w:val="0"/>
+                <w:sz w:val="24"/>
+                <w:szCs w:val="24"/>
+              </w:rPr>
+              <w:t>Satu hal yang ditelaah, dicatat sebagai satu baris di Daftar Evaluasi Kepatuhan.</w:t>
             </w:r>
           </w:p>
         </w:tc>
       </w:tr>
       <w:tr>
         <w:trPr>
+          <w:cantSplit/>
           <w:jc w:val="center"/>
         </w:trPr>
         <w:tc>
           <w:tcPr>
-            <w:tcW w:w="850" w:type="dxa"/>
-            <w:tcBorders>
-              <w:top w:val="single" w:sz="8" w:space="0" w:color="000000"/>
-              <w:left w:val="single" w:sz="8" w:space="0" w:color="000000"/>
-              <w:bottom w:val="single" w:sz="8" w:space="0" w:color="000000"/>
-              <w:right w:val="single" w:sz="8" w:space="0" w:color="000000"/>
-            </w:tcBorders>
-            <w:vAlign w:val="center"/>
-          </w:tcPr>
-          <w:p>
-            <w:pPr>
-              <w:rPr>
-                <w:sz w:val="24"/>
-                <w:szCs w:val="24"/>
-              </w:rPr>
-            </w:pPr>
-            <w:r>
-              <w:rPr>
-                <w:b w:val="0"/>
-                <w:sz w:val="24"/>
-                <w:szCs w:val="24"/>
-              </w:rPr>
-              <w:t>7</w:t>
-            </w:r>
-          </w:p>
-        </w:tc>
-        <w:tc>
-          <w:tcPr>
-            <w:tcW w:w="8221" w:type="dxa"/>
-            <w:tcBorders>
-              <w:top w:val="single" w:sz="8" w:space="0" w:color="000000"/>
-              <w:left w:val="single" w:sz="8" w:space="0" w:color="000000"/>
-              <w:bottom w:val="single" w:sz="8" w:space="0" w:color="000000"/>
-              <w:right w:val="single" w:sz="8" w:space="0" w:color="000000"/>
-            </w:tcBorders>
-            <w:vAlign w:val="center"/>
-          </w:tcPr>
-          <w:p>
-            <w:pPr>
-              <w:rPr>
-                <w:sz w:val="24"/>
-                <w:szCs w:val="24"/>
-              </w:rPr>
-            </w:pPr>
-            <w:r>
-              <w:rPr>
-                <w:b w:val="0"/>
-                <w:sz w:val="24"/>
-                <w:szCs w:val="24"/>
-              </w:rPr>
-              <w:t>Penyimpanan, retensi, pengembalian, dan penghapusan data.</w:t>
+            <w:tcW w:w="2551" w:type="dxa"/>
+            <w:tcBorders>
+              <w:top w:val="single" w:sz="8" w:space="0" w:color="000000"/>
+              <w:left w:val="single" w:sz="8" w:space="0" w:color="000000"/>
+              <w:bottom w:val="single" w:sz="8" w:space="0" w:color="000000"/>
+              <w:right w:val="single" w:sz="8" w:space="0" w:color="000000"/>
+            </w:tcBorders>
+            <w:vAlign w:val="center"/>
+          </w:tcPr>
+          <w:p>
+            <w:pPr>
+              <w:rPr>
+                <w:sz w:val="24"/>
+                <w:szCs w:val="24"/>
+              </w:rPr>
+            </w:pPr>
+            <w:r>
+              <w:rPr>
+                <w:b w:val="0"/>
+                <w:sz w:val="24"/>
+                <w:szCs w:val="24"/>
+              </w:rPr>
+              <w:t>Bukti</w:t>
+            </w:r>
+          </w:p>
+        </w:tc>
+        <w:tc>
+          <w:tcPr>
+            <w:tcW w:w="6520" w:type="dxa"/>
+            <w:tcBorders>
+              <w:top w:val="single" w:sz="8" w:space="0" w:color="000000"/>
+              <w:left w:val="single" w:sz="8" w:space="0" w:color="000000"/>
+              <w:bottom w:val="single" w:sz="8" w:space="0" w:color="000000"/>
+              <w:right w:val="single" w:sz="8" w:space="0" w:color="000000"/>
+            </w:tcBorders>
+            <w:vAlign w:val="center"/>
+          </w:tcPr>
+          <w:p>
+            <w:pPr>
+              <w:rPr>
+                <w:sz w:val="24"/>
+                <w:szCs w:val="24"/>
+              </w:rPr>
+            </w:pPr>
+            <w:r>
+              <w:rPr>
+                <w:b w:val="0"/>
+                <w:sz w:val="24"/>
+                <w:szCs w:val="24"/>
+              </w:rPr>
+              <w:t>Dokumen atau record (rekaman) yang diperiksa sebagai dasar status satu aspek.</w:t>
             </w:r>
           </w:p>
         </w:tc>
       </w:tr>
       <w:tr>
         <w:trPr>
+          <w:cantSplit/>
           <w:jc w:val="center"/>
         </w:trPr>
         <w:tc>
           <w:tcPr>
-            <w:tcW w:w="850" w:type="dxa"/>
-            <w:tcBorders>
-              <w:top w:val="single" w:sz="8" w:space="0" w:color="000000"/>
-              <w:left w:val="single" w:sz="8" w:space="0" w:color="000000"/>
-              <w:bottom w:val="single" w:sz="8" w:space="0" w:color="000000"/>
-              <w:right w:val="single" w:sz="8" w:space="0" w:color="000000"/>
-            </w:tcBorders>
-            <w:vAlign w:val="center"/>
-          </w:tcPr>
-          <w:p>
-            <w:pPr>
-              <w:rPr>
-                <w:sz w:val="24"/>
-                <w:szCs w:val="24"/>
-              </w:rPr>
-            </w:pPr>
-            <w:r>
-              <w:rPr>
-                <w:b w:val="0"/>
-                <w:sz w:val="24"/>
-                <w:szCs w:val="24"/>
-              </w:rPr>
-              <w:t>8</w:t>
-            </w:r>
-          </w:p>
-        </w:tc>
-        <w:tc>
-          <w:tcPr>
-            <w:tcW w:w="8221" w:type="dxa"/>
-            <w:tcBorders>
-              <w:top w:val="single" w:sz="8" w:space="0" w:color="000000"/>
-              <w:left w:val="single" w:sz="8" w:space="0" w:color="000000"/>
-              <w:bottom w:val="single" w:sz="8" w:space="0" w:color="000000"/>
-              <w:right w:val="single" w:sz="8" w:space="0" w:color="000000"/>
-            </w:tcBorders>
-            <w:vAlign w:val="center"/>
-          </w:tcPr>
-          <w:p>
-            <w:pPr>
-              <w:rPr>
-                <w:sz w:val="24"/>
-                <w:szCs w:val="24"/>
-              </w:rPr>
-            </w:pPr>
-            <w:r>
-              <w:rPr>
-                <w:b w:val="0"/>
-                <w:sz w:val="24"/>
-                <w:szCs w:val="24"/>
-              </w:rPr>
-              <w:t>Pemenuhan kewajiban hukum dan kontraktual terkait pelindungan data.</w:t>
+            <w:tcW w:w="2551" w:type="dxa"/>
+            <w:tcBorders>
+              <w:top w:val="single" w:sz="8" w:space="0" w:color="000000"/>
+              <w:left w:val="single" w:sz="8" w:space="0" w:color="000000"/>
+              <w:bottom w:val="single" w:sz="8" w:space="0" w:color="000000"/>
+              <w:right w:val="single" w:sz="8" w:space="0" w:color="000000"/>
+            </w:tcBorders>
+            <w:vAlign w:val="center"/>
+          </w:tcPr>
+          <w:p>
+            <w:pPr>
+              <w:rPr>
+                <w:sz w:val="24"/>
+                <w:szCs w:val="24"/>
+              </w:rPr>
+            </w:pPr>
+            <w:r>
+              <w:rPr>
+                <w:b w:val="0"/>
+                <w:sz w:val="24"/>
+                <w:szCs w:val="24"/>
+              </w:rPr>
+              <w:t>Data pribadi</w:t>
+            </w:r>
+          </w:p>
+        </w:tc>
+        <w:tc>
+          <w:tcPr>
+            <w:tcW w:w="6520" w:type="dxa"/>
+            <w:tcBorders>
+              <w:top w:val="single" w:sz="8" w:space="0" w:color="000000"/>
+              <w:left w:val="single" w:sz="8" w:space="0" w:color="000000"/>
+              <w:bottom w:val="single" w:sz="8" w:space="0" w:color="000000"/>
+              <w:right w:val="single" w:sz="8" w:space="0" w:color="000000"/>
+            </w:tcBorders>
+            <w:vAlign w:val="center"/>
+          </w:tcPr>
+          <w:p>
+            <w:pPr>
+              <w:rPr>
+                <w:sz w:val="24"/>
+                <w:szCs w:val="24"/>
+              </w:rPr>
+            </w:pPr>
+            <w:r>
+              <w:rPr>
+                <w:b w:val="0"/>
+                <w:sz w:val="24"/>
+                <w:szCs w:val="24"/>
+              </w:rPr>
+              <w:t>Data tentang orang perseorangan yang teridentifikasi atau dapat diidentifikasi.</w:t>
+            </w:r>
+          </w:p>
+        </w:tc>
+      </w:tr>
+      <w:tr>
+        <w:trPr>
+          <w:cantSplit/>
+          <w:jc w:val="center"/>
+        </w:trPr>
+        <w:tc>
+          <w:tcPr>
+            <w:tcW w:w="2551" w:type="dxa"/>
+            <w:tcBorders>
+              <w:top w:val="single" w:sz="8" w:space="0" w:color="000000"/>
+              <w:left w:val="single" w:sz="8" w:space="0" w:color="000000"/>
+              <w:bottom w:val="single" w:sz="8" w:space="0" w:color="000000"/>
+              <w:right w:val="single" w:sz="8" w:space="0" w:color="000000"/>
+            </w:tcBorders>
+            <w:vAlign w:val="center"/>
+          </w:tcPr>
+          <w:p>
+            <w:pPr>
+              <w:rPr>
+                <w:sz w:val="24"/>
+                <w:szCs w:val="24"/>
+              </w:rPr>
+            </w:pPr>
+            <w:r>
+              <w:rPr>
+                <w:b w:val="0"/>
+                <w:sz w:val="24"/>
+                <w:szCs w:val="24"/>
+              </w:rPr>
+              <w:t>Departemen Legal</w:t>
+            </w:r>
+          </w:p>
+        </w:tc>
+        <w:tc>
+          <w:tcPr>
+            <w:tcW w:w="6520" w:type="dxa"/>
+            <w:tcBorders>
+              <w:top w:val="single" w:sz="8" w:space="0" w:color="000000"/>
+              <w:left w:val="single" w:sz="8" w:space="0" w:color="000000"/>
+              <w:bottom w:val="single" w:sz="8" w:space="0" w:color="000000"/>
+              <w:right w:val="single" w:sz="8" w:space="0" w:color="000000"/>
+            </w:tcBorders>
+            <w:vAlign w:val="center"/>
+          </w:tcPr>
+          <w:p>
+            <w:pPr>
+              <w:rPr>
+                <w:sz w:val="24"/>
+                <w:szCs w:val="24"/>
+              </w:rPr>
+            </w:pPr>
+            <w:r>
+              <w:rPr>
+                <w:b w:val="0"/>
+                <w:sz w:val="24"/>
+                <w:szCs w:val="24"/>
+              </w:rPr>
+              <w:t>Line Manager Legal dan Staff Legal.</w:t>
+            </w:r>
+          </w:p>
+        </w:tc>
+      </w:tr>
+      <w:tr>
+        <w:trPr>
+          <w:cantSplit/>
+          <w:jc w:val="center"/>
+        </w:trPr>
+        <w:tc>
+          <w:tcPr>
+            <w:tcW w:w="2551" w:type="dxa"/>
+            <w:tcBorders>
+              <w:top w:val="single" w:sz="8" w:space="0" w:color="000000"/>
+              <w:left w:val="single" w:sz="8" w:space="0" w:color="000000"/>
+              <w:bottom w:val="single" w:sz="8" w:space="0" w:color="000000"/>
+              <w:right w:val="single" w:sz="8" w:space="0" w:color="000000"/>
+            </w:tcBorders>
+            <w:vAlign w:val="center"/>
+          </w:tcPr>
+          <w:p>
+            <w:pPr>
+              <w:rPr>
+                <w:sz w:val="24"/>
+                <w:szCs w:val="24"/>
+              </w:rPr>
+            </w:pPr>
+            <w:r>
+              <w:rPr>
+                <w:b w:val="0"/>
+                <w:sz w:val="24"/>
+                <w:szCs w:val="24"/>
+              </w:rPr>
+              <w:t>Hapus aman</w:t>
+            </w:r>
+          </w:p>
+        </w:tc>
+        <w:tc>
+          <w:tcPr>
+            <w:tcW w:w="6520" w:type="dxa"/>
+            <w:tcBorders>
+              <w:top w:val="single" w:sz="8" w:space="0" w:color="000000"/>
+              <w:left w:val="single" w:sz="8" w:space="0" w:color="000000"/>
+              <w:bottom w:val="single" w:sz="8" w:space="0" w:color="000000"/>
+              <w:right w:val="single" w:sz="8" w:space="0" w:color="000000"/>
+            </w:tcBorders>
+            <w:vAlign w:val="center"/>
+          </w:tcPr>
+          <w:p>
+            <w:pPr>
+              <w:rPr>
+                <w:sz w:val="24"/>
+                <w:szCs w:val="24"/>
+              </w:rPr>
+            </w:pPr>
+            <w:r>
+              <w:rPr>
+                <w:b w:val="0"/>
+                <w:sz w:val="24"/>
+                <w:szCs w:val="24"/>
+              </w:rPr>
+              <w:t>Penghapusan yang tidak menyisakan informasi yang dapat dipulihkan, sesuai SNX-ISMS-PRO-01.</w:t>
+            </w:r>
+          </w:p>
+        </w:tc>
+      </w:tr>
+      <w:tr>
+        <w:trPr>
+          <w:cantSplit/>
+          <w:jc w:val="center"/>
+        </w:trPr>
+        <w:tc>
+          <w:tcPr>
+            <w:tcW w:w="2551" w:type="dxa"/>
+            <w:tcBorders>
+              <w:top w:val="single" w:sz="8" w:space="0" w:color="000000"/>
+              <w:left w:val="single" w:sz="8" w:space="0" w:color="000000"/>
+              <w:bottom w:val="single" w:sz="8" w:space="0" w:color="000000"/>
+              <w:right w:val="single" w:sz="8" w:space="0" w:color="000000"/>
+            </w:tcBorders>
+            <w:vAlign w:val="center"/>
+          </w:tcPr>
+          <w:p>
+            <w:pPr>
+              <w:rPr>
+                <w:sz w:val="24"/>
+                <w:szCs w:val="24"/>
+              </w:rPr>
+            </w:pPr>
+            <w:r>
+              <w:rPr>
+                <w:b w:val="0"/>
+                <w:sz w:val="24"/>
+                <w:szCs w:val="24"/>
+              </w:rPr>
+              <w:t>Informasi rahasia</w:t>
+            </w:r>
+          </w:p>
+        </w:tc>
+        <w:tc>
+          <w:tcPr>
+            <w:tcW w:w="6520" w:type="dxa"/>
+            <w:tcBorders>
+              <w:top w:val="single" w:sz="8" w:space="0" w:color="000000"/>
+              <w:left w:val="single" w:sz="8" w:space="0" w:color="000000"/>
+              <w:bottom w:val="single" w:sz="8" w:space="0" w:color="000000"/>
+              <w:right w:val="single" w:sz="8" w:space="0" w:color="000000"/>
+            </w:tcBorders>
+            <w:vAlign w:val="center"/>
+          </w:tcPr>
+          <w:p>
+            <w:pPr>
+              <w:rPr>
+                <w:sz w:val="24"/>
+                <w:szCs w:val="24"/>
+              </w:rPr>
+            </w:pPr>
+            <w:r>
+              <w:rPr>
+                <w:b w:val="0"/>
+                <w:sz w:val="24"/>
+                <w:szCs w:val="24"/>
+              </w:rPr>
+              <w:t>Informasi SINUX atau pihak lain yang wajib dijaga kerahasiaannya berdasarkan perjanjian kerahasiaan, kontrak, atau kebijakan internal SINUX.</w:t>
+            </w:r>
+          </w:p>
+        </w:tc>
+      </w:tr>
+      <w:tr>
+        <w:trPr>
+          <w:cantSplit/>
+          <w:jc w:val="center"/>
+        </w:trPr>
+        <w:tc>
+          <w:tcPr>
+            <w:tcW w:w="2551" w:type="dxa"/>
+            <w:tcBorders>
+              <w:top w:val="single" w:sz="8" w:space="0" w:color="000000"/>
+              <w:left w:val="single" w:sz="8" w:space="0" w:color="000000"/>
+              <w:bottom w:val="single" w:sz="8" w:space="0" w:color="000000"/>
+              <w:right w:val="single" w:sz="8" w:space="0" w:color="000000"/>
+            </w:tcBorders>
+            <w:vAlign w:val="center"/>
+          </w:tcPr>
+          <w:p>
+            <w:pPr>
+              <w:rPr>
+                <w:sz w:val="24"/>
+                <w:szCs w:val="24"/>
+              </w:rPr>
+            </w:pPr>
+            <w:r>
+              <w:rPr>
+                <w:b w:val="0"/>
+                <w:sz w:val="24"/>
+                <w:szCs w:val="24"/>
+              </w:rPr>
+              <w:t>Insiden pelindungan data</w:t>
+            </w:r>
+          </w:p>
+        </w:tc>
+        <w:tc>
+          <w:tcPr>
+            <w:tcW w:w="6520" w:type="dxa"/>
+            <w:tcBorders>
+              <w:top w:val="single" w:sz="8" w:space="0" w:color="000000"/>
+              <w:left w:val="single" w:sz="8" w:space="0" w:color="000000"/>
+              <w:bottom w:val="single" w:sz="8" w:space="0" w:color="000000"/>
+              <w:right w:val="single" w:sz="8" w:space="0" w:color="000000"/>
+            </w:tcBorders>
+            <w:vAlign w:val="center"/>
+          </w:tcPr>
+          <w:p>
+            <w:pPr>
+              <w:rPr>
+                <w:sz w:val="24"/>
+                <w:szCs w:val="24"/>
+              </w:rPr>
+            </w:pPr>
+            <w:r>
+              <w:rPr>
+                <w:b w:val="0"/>
+                <w:sz w:val="24"/>
+                <w:szCs w:val="24"/>
+              </w:rPr>
+              <w:t>Insiden keamanan informasi yang melibatkan data pribadi.</w:t>
+            </w:r>
+          </w:p>
+        </w:tc>
+      </w:tr>
+      <w:tr>
+        <w:trPr>
+          <w:cantSplit/>
+          <w:jc w:val="center"/>
+        </w:trPr>
+        <w:tc>
+          <w:tcPr>
+            <w:tcW w:w="2551" w:type="dxa"/>
+            <w:tcBorders>
+              <w:top w:val="single" w:sz="8" w:space="0" w:color="000000"/>
+              <w:left w:val="single" w:sz="8" w:space="0" w:color="000000"/>
+              <w:bottom w:val="single" w:sz="8" w:space="0" w:color="000000"/>
+              <w:right w:val="single" w:sz="8" w:space="0" w:color="000000"/>
+            </w:tcBorders>
+            <w:vAlign w:val="center"/>
+          </w:tcPr>
+          <w:p>
+            <w:pPr>
+              <w:rPr>
+                <w:sz w:val="24"/>
+                <w:szCs w:val="24"/>
+              </w:rPr>
+            </w:pPr>
+            <w:r>
+              <w:rPr>
+                <w:b w:val="0"/>
+                <w:sz w:val="24"/>
+                <w:szCs w:val="24"/>
+              </w:rPr>
+              <w:t>Kegiatan pengelolaan data</w:t>
+            </w:r>
+          </w:p>
+        </w:tc>
+        <w:tc>
+          <w:tcPr>
+            <w:tcW w:w="6520" w:type="dxa"/>
+            <w:tcBorders>
+              <w:top w:val="single" w:sz="8" w:space="0" w:color="000000"/>
+              <w:left w:val="single" w:sz="8" w:space="0" w:color="000000"/>
+              <w:bottom w:val="single" w:sz="8" w:space="0" w:color="000000"/>
+              <w:right w:val="single" w:sz="8" w:space="0" w:color="000000"/>
+            </w:tcBorders>
+            <w:vAlign w:val="center"/>
+          </w:tcPr>
+          <w:p>
+            <w:pPr>
+              <w:rPr>
+                <w:sz w:val="24"/>
+                <w:szCs w:val="24"/>
+              </w:rPr>
+            </w:pPr>
+            <w:r>
+              <w:rPr>
+                <w:b w:val="0"/>
+                <w:sz w:val="24"/>
+                <w:szCs w:val="24"/>
+              </w:rPr>
+              <w:t>Satu kegiatan di SINUX yang mengumpulkan, memakai, menyimpan, membagikan, atau menghapus data pribadi atau informasi rahasia. Setiap kegiatan dicatat satu baris di inventaris.</w:t>
+            </w:r>
+          </w:p>
+        </w:tc>
+      </w:tr>
+      <w:tr>
+        <w:trPr>
+          <w:cantSplit/>
+          <w:jc w:val="center"/>
+        </w:trPr>
+        <w:tc>
+          <w:tcPr>
+            <w:tcW w:w="2551" w:type="dxa"/>
+            <w:tcBorders>
+              <w:top w:val="single" w:sz="8" w:space="0" w:color="000000"/>
+              <w:left w:val="single" w:sz="8" w:space="0" w:color="000000"/>
+              <w:bottom w:val="single" w:sz="8" w:space="0" w:color="000000"/>
+              <w:right w:val="single" w:sz="8" w:space="0" w:color="000000"/>
+            </w:tcBorders>
+            <w:vAlign w:val="center"/>
+          </w:tcPr>
+          <w:p>
+            <w:pPr>
+              <w:rPr>
+                <w:sz w:val="24"/>
+                <w:szCs w:val="24"/>
+              </w:rPr>
+            </w:pPr>
+            <w:r>
+              <w:rPr>
+                <w:b w:val="0"/>
+                <w:sz w:val="24"/>
+                <w:szCs w:val="24"/>
+              </w:rPr>
+              <w:t>Kewajiban</w:t>
+            </w:r>
+          </w:p>
+        </w:tc>
+        <w:tc>
+          <w:tcPr>
+            <w:tcW w:w="6520" w:type="dxa"/>
+            <w:tcBorders>
+              <w:top w:val="single" w:sz="8" w:space="0" w:color="000000"/>
+              <w:left w:val="single" w:sz="8" w:space="0" w:color="000000"/>
+              <w:bottom w:val="single" w:sz="8" w:space="0" w:color="000000"/>
+              <w:right w:val="single" w:sz="8" w:space="0" w:color="000000"/>
+            </w:tcBorders>
+            <w:vAlign w:val="center"/>
+          </w:tcPr>
+          <w:p>
+            <w:pPr>
+              <w:rPr>
+                <w:sz w:val="24"/>
+                <w:szCs w:val="24"/>
+              </w:rPr>
+            </w:pPr>
+            <w:r>
+              <w:rPr>
+                <w:b w:val="0"/>
+                <w:sz w:val="24"/>
+                <w:szCs w:val="24"/>
+              </w:rPr>
+              <w:t>Hal yang wajib dipenuhi SINUX berdasarkan ketentuan hukum, kontrak, atau kebijakan internal.</w:t>
+            </w:r>
+          </w:p>
+        </w:tc>
+      </w:tr>
+      <w:tr>
+        <w:trPr>
+          <w:cantSplit/>
+          <w:jc w:val="center"/>
+        </w:trPr>
+        <w:tc>
+          <w:tcPr>
+            <w:tcW w:w="2551" w:type="dxa"/>
+            <w:tcBorders>
+              <w:top w:val="single" w:sz="8" w:space="0" w:color="000000"/>
+              <w:left w:val="single" w:sz="8" w:space="0" w:color="000000"/>
+              <w:bottom w:val="single" w:sz="8" w:space="0" w:color="000000"/>
+              <w:right w:val="single" w:sz="8" w:space="0" w:color="000000"/>
+            </w:tcBorders>
+            <w:vAlign w:val="center"/>
+          </w:tcPr>
+          <w:p>
+            <w:pPr>
+              <w:rPr>
+                <w:sz w:val="24"/>
+                <w:szCs w:val="24"/>
+              </w:rPr>
+            </w:pPr>
+            <w:r>
+              <w:rPr>
+                <w:b w:val="0"/>
+                <w:sz w:val="24"/>
+                <w:szCs w:val="24"/>
+              </w:rPr>
+              <w:t>Klasifikasi</w:t>
+            </w:r>
+          </w:p>
+        </w:tc>
+        <w:tc>
+          <w:tcPr>
+            <w:tcW w:w="6520" w:type="dxa"/>
+            <w:tcBorders>
+              <w:top w:val="single" w:sz="8" w:space="0" w:color="000000"/>
+              <w:left w:val="single" w:sz="8" w:space="0" w:color="000000"/>
+              <w:bottom w:val="single" w:sz="8" w:space="0" w:color="000000"/>
+              <w:right w:val="single" w:sz="8" w:space="0" w:color="000000"/>
+            </w:tcBorders>
+            <w:vAlign w:val="center"/>
+          </w:tcPr>
+          <w:p>
+            <w:pPr>
+              <w:rPr>
+                <w:sz w:val="24"/>
+                <w:szCs w:val="24"/>
+              </w:rPr>
+            </w:pPr>
+            <w:r>
+              <w:rPr>
+                <w:b w:val="0"/>
+                <w:sz w:val="24"/>
+                <w:szCs w:val="24"/>
+              </w:rPr>
+              <w:t>Salah satu dari empat tingkat SNX-ISMS-PRO-01: PUBLIC, INTERNAL, RESTRICTED (Internal), atau SECRET.</w:t>
+            </w:r>
+          </w:p>
+        </w:tc>
+      </w:tr>
+      <w:tr>
+        <w:trPr>
+          <w:cantSplit/>
+          <w:jc w:val="center"/>
+        </w:trPr>
+        <w:tc>
+          <w:tcPr>
+            <w:tcW w:w="2551" w:type="dxa"/>
+            <w:tcBorders>
+              <w:top w:val="single" w:sz="8" w:space="0" w:color="000000"/>
+              <w:left w:val="single" w:sz="8" w:space="0" w:color="000000"/>
+              <w:bottom w:val="single" w:sz="8" w:space="0" w:color="000000"/>
+              <w:right w:val="single" w:sz="8" w:space="0" w:color="000000"/>
+            </w:tcBorders>
+            <w:vAlign w:val="center"/>
+          </w:tcPr>
+          <w:p>
+            <w:pPr>
+              <w:rPr>
+                <w:sz w:val="24"/>
+                <w:szCs w:val="24"/>
+              </w:rPr>
+            </w:pPr>
+            <w:r>
+              <w:rPr>
+                <w:b w:val="0"/>
+                <w:sz w:val="24"/>
+                <w:szCs w:val="24"/>
+              </w:rPr>
+              <w:t>Lembar review</w:t>
+            </w:r>
+          </w:p>
+        </w:tc>
+        <w:tc>
+          <w:tcPr>
+            <w:tcW w:w="6520" w:type="dxa"/>
+            <w:tcBorders>
+              <w:top w:val="single" w:sz="8" w:space="0" w:color="000000"/>
+              <w:left w:val="single" w:sz="8" w:space="0" w:color="000000"/>
+              <w:bottom w:val="single" w:sz="8" w:space="0" w:color="000000"/>
+              <w:right w:val="single" w:sz="8" w:space="0" w:color="000000"/>
+            </w:tcBorders>
+            <w:vAlign w:val="center"/>
+          </w:tcPr>
+          <w:p>
+            <w:pPr>
+              <w:rPr>
+                <w:sz w:val="24"/>
+                <w:szCs w:val="24"/>
+              </w:rPr>
+            </w:pPr>
+            <w:r>
+              <w:rPr>
+                <w:b w:val="0"/>
+                <w:sz w:val="24"/>
+                <w:szCs w:val="24"/>
+              </w:rPr>
+              <w:t>Salinan terisi form ini untuk satu periode review.</w:t>
+            </w:r>
+          </w:p>
+        </w:tc>
+      </w:tr>
+      <w:tr>
+        <w:trPr>
+          <w:cantSplit/>
+          <w:jc w:val="center"/>
+        </w:trPr>
+        <w:tc>
+          <w:tcPr>
+            <w:tcW w:w="2551" w:type="dxa"/>
+            <w:tcBorders>
+              <w:top w:val="single" w:sz="8" w:space="0" w:color="000000"/>
+              <w:left w:val="single" w:sz="8" w:space="0" w:color="000000"/>
+              <w:bottom w:val="single" w:sz="8" w:space="0" w:color="000000"/>
+              <w:right w:val="single" w:sz="8" w:space="0" w:color="000000"/>
+            </w:tcBorders>
+            <w:vAlign w:val="center"/>
+          </w:tcPr>
+          <w:p>
+            <w:pPr>
+              <w:rPr>
+                <w:sz w:val="24"/>
+                <w:szCs w:val="24"/>
+              </w:rPr>
+            </w:pPr>
+            <w:r>
+              <w:rPr>
+                <w:b w:val="0"/>
+                <w:sz w:val="24"/>
+                <w:szCs w:val="24"/>
+              </w:rPr>
+              <w:t>NDA</w:t>
+            </w:r>
+          </w:p>
+        </w:tc>
+        <w:tc>
+          <w:tcPr>
+            <w:tcW w:w="6520" w:type="dxa"/>
+            <w:tcBorders>
+              <w:top w:val="single" w:sz="8" w:space="0" w:color="000000"/>
+              <w:left w:val="single" w:sz="8" w:space="0" w:color="000000"/>
+              <w:bottom w:val="single" w:sz="8" w:space="0" w:color="000000"/>
+              <w:right w:val="single" w:sz="8" w:space="0" w:color="000000"/>
+            </w:tcBorders>
+            <w:vAlign w:val="center"/>
+          </w:tcPr>
+          <w:p>
+            <w:pPr>
+              <w:rPr>
+                <w:sz w:val="24"/>
+                <w:szCs w:val="24"/>
+              </w:rPr>
+            </w:pPr>
+            <w:r>
+              <w:rPr>
+                <w:b w:val="0"/>
+                <w:sz w:val="24"/>
+                <w:szCs w:val="24"/>
+              </w:rPr>
+              <w:t>Non-Disclosure Agreement: perjanjian kerahasiaan antara SINUX dan pihak lain.</w:t>
+            </w:r>
+          </w:p>
+        </w:tc>
+      </w:tr>
+      <w:tr>
+        <w:trPr>
+          <w:cantSplit/>
+          <w:jc w:val="center"/>
+        </w:trPr>
+        <w:tc>
+          <w:tcPr>
+            <w:tcW w:w="2551" w:type="dxa"/>
+            <w:tcBorders>
+              <w:top w:val="single" w:sz="8" w:space="0" w:color="000000"/>
+              <w:left w:val="single" w:sz="8" w:space="0" w:color="000000"/>
+              <w:bottom w:val="single" w:sz="8" w:space="0" w:color="000000"/>
+              <w:right w:val="single" w:sz="8" w:space="0" w:color="000000"/>
+            </w:tcBorders>
+            <w:vAlign w:val="center"/>
+          </w:tcPr>
+          <w:p>
+            <w:pPr>
+              <w:rPr>
+                <w:sz w:val="24"/>
+                <w:szCs w:val="24"/>
+              </w:rPr>
+            </w:pPr>
+            <w:r>
+              <w:rPr>
+                <w:b w:val="0"/>
+                <w:sz w:val="24"/>
+                <w:szCs w:val="24"/>
+              </w:rPr>
+              <w:t>Pemrosesan</w:t>
+            </w:r>
+          </w:p>
+        </w:tc>
+        <w:tc>
+          <w:tcPr>
+            <w:tcW w:w="6520" w:type="dxa"/>
+            <w:tcBorders>
+              <w:top w:val="single" w:sz="8" w:space="0" w:color="000000"/>
+              <w:left w:val="single" w:sz="8" w:space="0" w:color="000000"/>
+              <w:bottom w:val="single" w:sz="8" w:space="0" w:color="000000"/>
+              <w:right w:val="single" w:sz="8" w:space="0" w:color="000000"/>
+            </w:tcBorders>
+            <w:vAlign w:val="center"/>
+          </w:tcPr>
+          <w:p>
+            <w:pPr>
+              <w:rPr>
+                <w:sz w:val="24"/>
+                <w:szCs w:val="24"/>
+              </w:rPr>
+            </w:pPr>
+            <w:r>
+              <w:rPr>
+                <w:b w:val="0"/>
+                <w:sz w:val="24"/>
+                <w:szCs w:val="24"/>
+              </w:rPr>
+              <w:t>Kegiatan terhadap data pribadi, termasuk mengumpulkan, menyimpan, memakai, mengungkapkan, dan menghapusnya.</w:t>
+            </w:r>
+          </w:p>
+        </w:tc>
+      </w:tr>
+      <w:tr>
+        <w:trPr>
+          <w:cantSplit/>
+          <w:jc w:val="center"/>
+        </w:trPr>
+        <w:tc>
+          <w:tcPr>
+            <w:tcW w:w="2551" w:type="dxa"/>
+            <w:tcBorders>
+              <w:top w:val="single" w:sz="8" w:space="0" w:color="000000"/>
+              <w:left w:val="single" w:sz="8" w:space="0" w:color="000000"/>
+              <w:bottom w:val="single" w:sz="8" w:space="0" w:color="000000"/>
+              <w:right w:val="single" w:sz="8" w:space="0" w:color="000000"/>
+            </w:tcBorders>
+            <w:vAlign w:val="center"/>
+          </w:tcPr>
+          <w:p>
+            <w:pPr>
+              <w:rPr>
+                <w:sz w:val="24"/>
+                <w:szCs w:val="24"/>
+              </w:rPr>
+            </w:pPr>
+            <w:r>
+              <w:rPr>
+                <w:b w:val="0"/>
+                <w:sz w:val="24"/>
+                <w:szCs w:val="24"/>
+              </w:rPr>
+              <w:t>Pengendali</w:t>
+            </w:r>
+          </w:p>
+        </w:tc>
+        <w:tc>
+          <w:tcPr>
+            <w:tcW w:w="6520" w:type="dxa"/>
+            <w:tcBorders>
+              <w:top w:val="single" w:sz="8" w:space="0" w:color="000000"/>
+              <w:left w:val="single" w:sz="8" w:space="0" w:color="000000"/>
+              <w:bottom w:val="single" w:sz="8" w:space="0" w:color="000000"/>
+              <w:right w:val="single" w:sz="8" w:space="0" w:color="000000"/>
+            </w:tcBorders>
+            <w:vAlign w:val="center"/>
+          </w:tcPr>
+          <w:p>
+            <w:pPr>
+              <w:rPr>
+                <w:sz w:val="24"/>
+                <w:szCs w:val="24"/>
+              </w:rPr>
+            </w:pPr>
+            <w:r>
+              <w:rPr>
+                <w:b w:val="0"/>
+                <w:sz w:val="24"/>
+                <w:szCs w:val="24"/>
+              </w:rPr>
+              <w:t>Pihak yang menentukan tujuan dan mengendalikan pemrosesan data pribadi.</w:t>
+            </w:r>
+          </w:p>
+        </w:tc>
+      </w:tr>
+      <w:tr>
+        <w:trPr>
+          <w:cantSplit/>
+          <w:jc w:val="center"/>
+        </w:trPr>
+        <w:tc>
+          <w:tcPr>
+            <w:tcW w:w="2551" w:type="dxa"/>
+            <w:tcBorders>
+              <w:top w:val="single" w:sz="8" w:space="0" w:color="000000"/>
+              <w:left w:val="single" w:sz="8" w:space="0" w:color="000000"/>
+              <w:bottom w:val="single" w:sz="8" w:space="0" w:color="000000"/>
+              <w:right w:val="single" w:sz="8" w:space="0" w:color="000000"/>
+            </w:tcBorders>
+            <w:vAlign w:val="center"/>
+          </w:tcPr>
+          <w:p>
+            <w:pPr>
+              <w:rPr>
+                <w:sz w:val="24"/>
+                <w:szCs w:val="24"/>
+              </w:rPr>
+            </w:pPr>
+            <w:r>
+              <w:rPr>
+                <w:b w:val="0"/>
+                <w:sz w:val="24"/>
+                <w:szCs w:val="24"/>
+              </w:rPr>
+              <w:t>Persetujuan akses</w:t>
+            </w:r>
+          </w:p>
+        </w:tc>
+        <w:tc>
+          <w:tcPr>
+            <w:tcW w:w="6520" w:type="dxa"/>
+            <w:tcBorders>
+              <w:top w:val="single" w:sz="8" w:space="0" w:color="000000"/>
+              <w:left w:val="single" w:sz="8" w:space="0" w:color="000000"/>
+              <w:bottom w:val="single" w:sz="8" w:space="0" w:color="000000"/>
+              <w:right w:val="single" w:sz="8" w:space="0" w:color="000000"/>
+            </w:tcBorders>
+            <w:vAlign w:val="center"/>
+          </w:tcPr>
+          <w:p>
+            <w:pPr>
+              <w:rPr>
+                <w:sz w:val="24"/>
+                <w:szCs w:val="24"/>
+              </w:rPr>
+            </w:pPr>
+            <w:r>
+              <w:rPr>
+                <w:b w:val="0"/>
+                <w:sz w:val="24"/>
+                <w:szCs w:val="24"/>
+              </w:rPr>
+              <w:t>Izin untuk satu permintaan akses ke sistem, sesuai SNX-ISMS-SOP-02.</w:t>
+            </w:r>
+          </w:p>
+        </w:tc>
+      </w:tr>
+      <w:tr>
+        <w:trPr>
+          <w:cantSplit/>
+          <w:jc w:val="center"/>
+        </w:trPr>
+        <w:tc>
+          <w:tcPr>
+            <w:tcW w:w="2551" w:type="dxa"/>
+            <w:tcBorders>
+              <w:top w:val="single" w:sz="8" w:space="0" w:color="000000"/>
+              <w:left w:val="single" w:sz="8" w:space="0" w:color="000000"/>
+              <w:bottom w:val="single" w:sz="8" w:space="0" w:color="000000"/>
+              <w:right w:val="single" w:sz="8" w:space="0" w:color="000000"/>
+            </w:tcBorders>
+            <w:vAlign w:val="center"/>
+          </w:tcPr>
+          <w:p>
+            <w:pPr>
+              <w:rPr>
+                <w:sz w:val="24"/>
+                <w:szCs w:val="24"/>
+              </w:rPr>
+            </w:pPr>
+            <w:r>
+              <w:rPr>
+                <w:b w:val="0"/>
+                <w:sz w:val="24"/>
+                <w:szCs w:val="24"/>
+              </w:rPr>
+              <w:t>PIC Unit Kerja</w:t>
+            </w:r>
+          </w:p>
+        </w:tc>
+        <w:tc>
+          <w:tcPr>
+            <w:tcW w:w="6520" w:type="dxa"/>
+            <w:tcBorders>
+              <w:top w:val="single" w:sz="8" w:space="0" w:color="000000"/>
+              <w:left w:val="single" w:sz="8" w:space="0" w:color="000000"/>
+              <w:bottom w:val="single" w:sz="8" w:space="0" w:color="000000"/>
+              <w:right w:val="single" w:sz="8" w:space="0" w:color="000000"/>
+            </w:tcBorders>
+            <w:vAlign w:val="center"/>
+          </w:tcPr>
+          <w:p>
+            <w:pPr>
+              <w:rPr>
+                <w:sz w:val="24"/>
+                <w:szCs w:val="24"/>
+              </w:rPr>
+            </w:pPr>
+            <w:r>
+              <w:rPr>
+                <w:b w:val="0"/>
+                <w:sz w:val="24"/>
+                <w:szCs w:val="24"/>
+              </w:rPr>
+              <w:t>Orang yang ditunjuk unit kerja sebagai penanggung jawab satu kegiatan pengelolaan data, ditulis di kolom Unit Kerja/PIC.</w:t>
+            </w:r>
+          </w:p>
+        </w:tc>
+      </w:tr>
+      <w:tr>
+        <w:trPr>
+          <w:cantSplit/>
+          <w:jc w:val="center"/>
+        </w:trPr>
+        <w:tc>
+          <w:tcPr>
+            <w:tcW w:w="2551" w:type="dxa"/>
+            <w:tcBorders>
+              <w:top w:val="single" w:sz="8" w:space="0" w:color="000000"/>
+              <w:left w:val="single" w:sz="8" w:space="0" w:color="000000"/>
+              <w:bottom w:val="single" w:sz="8" w:space="0" w:color="000000"/>
+              <w:right w:val="single" w:sz="8" w:space="0" w:color="000000"/>
+            </w:tcBorders>
+            <w:vAlign w:val="center"/>
+          </w:tcPr>
+          <w:p>
+            <w:pPr>
+              <w:rPr>
+                <w:sz w:val="24"/>
+                <w:szCs w:val="24"/>
+              </w:rPr>
+            </w:pPr>
+            <w:r>
+              <w:rPr>
+                <w:b w:val="0"/>
+                <w:sz w:val="24"/>
+                <w:szCs w:val="24"/>
+              </w:rPr>
+              <w:t>Prosesor</w:t>
+            </w:r>
+          </w:p>
+        </w:tc>
+        <w:tc>
+          <w:tcPr>
+            <w:tcW w:w="6520" w:type="dxa"/>
+            <w:tcBorders>
+              <w:top w:val="single" w:sz="8" w:space="0" w:color="000000"/>
+              <w:left w:val="single" w:sz="8" w:space="0" w:color="000000"/>
+              <w:bottom w:val="single" w:sz="8" w:space="0" w:color="000000"/>
+              <w:right w:val="single" w:sz="8" w:space="0" w:color="000000"/>
+            </w:tcBorders>
+            <w:vAlign w:val="center"/>
+          </w:tcPr>
+          <w:p>
+            <w:pPr>
+              <w:rPr>
+                <w:sz w:val="24"/>
+                <w:szCs w:val="24"/>
+              </w:rPr>
+            </w:pPr>
+            <w:r>
+              <w:rPr>
+                <w:b w:val="0"/>
+                <w:sz w:val="24"/>
+                <w:szCs w:val="24"/>
+              </w:rPr>
+              <w:t>Pihak yang memproses data pribadi atas nama pengendali.</w:t>
+            </w:r>
+          </w:p>
+        </w:tc>
+      </w:tr>
+      <w:tr>
+        <w:trPr>
+          <w:cantSplit/>
+          <w:jc w:val="center"/>
+        </w:trPr>
+        <w:tc>
+          <w:tcPr>
+            <w:tcW w:w="2551" w:type="dxa"/>
+            <w:tcBorders>
+              <w:top w:val="single" w:sz="8" w:space="0" w:color="000000"/>
+              <w:left w:val="single" w:sz="8" w:space="0" w:color="000000"/>
+              <w:bottom w:val="single" w:sz="8" w:space="0" w:color="000000"/>
+              <w:right w:val="single" w:sz="8" w:space="0" w:color="000000"/>
+            </w:tcBorders>
+            <w:vAlign w:val="center"/>
+          </w:tcPr>
+          <w:p>
+            <w:pPr>
+              <w:rPr>
+                <w:sz w:val="24"/>
+                <w:szCs w:val="24"/>
+              </w:rPr>
+            </w:pPr>
+            <w:r>
+              <w:rPr>
+                <w:b w:val="0"/>
+                <w:sz w:val="24"/>
+                <w:szCs w:val="24"/>
+              </w:rPr>
+              <w:t>Subjek data</w:t>
+            </w:r>
+          </w:p>
+        </w:tc>
+        <w:tc>
+          <w:tcPr>
+            <w:tcW w:w="6520" w:type="dxa"/>
+            <w:tcBorders>
+              <w:top w:val="single" w:sz="8" w:space="0" w:color="000000"/>
+              <w:left w:val="single" w:sz="8" w:space="0" w:color="000000"/>
+              <w:bottom w:val="single" w:sz="8" w:space="0" w:color="000000"/>
+              <w:right w:val="single" w:sz="8" w:space="0" w:color="000000"/>
+            </w:tcBorders>
+            <w:vAlign w:val="center"/>
+          </w:tcPr>
+          <w:p>
+            <w:pPr>
+              <w:rPr>
+                <w:sz w:val="24"/>
+                <w:szCs w:val="24"/>
+              </w:rPr>
+            </w:pPr>
+            <w:r>
+              <w:rPr>
+                <w:b w:val="0"/>
+                <w:sz w:val="24"/>
+                <w:szCs w:val="24"/>
+              </w:rPr>
+              <w:t>Orang perseorangan yang pada dirinya melekat data pribadi.</w:t>
+            </w:r>
+          </w:p>
+        </w:tc>
+      </w:tr>
+      <w:tr>
+        <w:trPr>
+          <w:cantSplit/>
+          <w:jc w:val="center"/>
+        </w:trPr>
+        <w:tc>
+          <w:tcPr>
+            <w:tcW w:w="2551" w:type="dxa"/>
+            <w:tcBorders>
+              <w:top w:val="single" w:sz="8" w:space="0" w:color="000000"/>
+              <w:left w:val="single" w:sz="8" w:space="0" w:color="000000"/>
+              <w:bottom w:val="single" w:sz="8" w:space="0" w:color="000000"/>
+              <w:right w:val="single" w:sz="8" w:space="0" w:color="000000"/>
+            </w:tcBorders>
+            <w:vAlign w:val="center"/>
+          </w:tcPr>
+          <w:p>
+            <w:pPr>
+              <w:rPr>
+                <w:sz w:val="24"/>
+                <w:szCs w:val="24"/>
+              </w:rPr>
+            </w:pPr>
+            <w:r>
+              <w:rPr>
+                <w:b w:val="0"/>
+                <w:sz w:val="24"/>
+                <w:szCs w:val="24"/>
+              </w:rPr>
+              <w:t>Temuan</w:t>
+            </w:r>
+          </w:p>
+        </w:tc>
+        <w:tc>
+          <w:tcPr>
+            <w:tcW w:w="6520" w:type="dxa"/>
+            <w:tcBorders>
+              <w:top w:val="single" w:sz="8" w:space="0" w:color="000000"/>
+              <w:left w:val="single" w:sz="8" w:space="0" w:color="000000"/>
+              <w:bottom w:val="single" w:sz="8" w:space="0" w:color="000000"/>
+              <w:right w:val="single" w:sz="8" w:space="0" w:color="000000"/>
+            </w:tcBorders>
+            <w:vAlign w:val="center"/>
+          </w:tcPr>
+          <w:p>
+            <w:pPr>
+              <w:rPr>
+                <w:sz w:val="24"/>
+                <w:szCs w:val="24"/>
+              </w:rPr>
+            </w:pPr>
+            <w:r>
+              <w:rPr>
+                <w:b w:val="0"/>
+                <w:sz w:val="24"/>
+                <w:szCs w:val="24"/>
+              </w:rPr>
+              <w:t>Ketidaksesuaian atau kekurangan pada satu aspek yang memerlukan tindak lanjut.</w:t>
+            </w:r>
+          </w:p>
+        </w:tc>
+      </w:tr>
+      <w:tr>
+        <w:trPr>
+          <w:cantSplit/>
+          <w:jc w:val="center"/>
+        </w:trPr>
+        <w:tc>
+          <w:tcPr>
+            <w:tcW w:w="2551" w:type="dxa"/>
+            <w:tcBorders>
+              <w:top w:val="single" w:sz="8" w:space="0" w:color="000000"/>
+              <w:left w:val="single" w:sz="8" w:space="0" w:color="000000"/>
+              <w:bottom w:val="single" w:sz="8" w:space="0" w:color="000000"/>
+              <w:right w:val="single" w:sz="8" w:space="0" w:color="000000"/>
+            </w:tcBorders>
+            <w:vAlign w:val="center"/>
+          </w:tcPr>
+          <w:p>
+            <w:pPr>
+              <w:rPr>
+                <w:sz w:val="24"/>
+                <w:szCs w:val="24"/>
+              </w:rPr>
+            </w:pPr>
+            <w:r>
+              <w:rPr>
+                <w:b w:val="0"/>
+                <w:sz w:val="24"/>
+                <w:szCs w:val="24"/>
+              </w:rPr>
+              <w:t>UU PDP</w:t>
+            </w:r>
+          </w:p>
+        </w:tc>
+        <w:tc>
+          <w:tcPr>
+            <w:tcW w:w="6520" w:type="dxa"/>
+            <w:tcBorders>
+              <w:top w:val="single" w:sz="8" w:space="0" w:color="000000"/>
+              <w:left w:val="single" w:sz="8" w:space="0" w:color="000000"/>
+              <w:bottom w:val="single" w:sz="8" w:space="0" w:color="000000"/>
+              <w:right w:val="single" w:sz="8" w:space="0" w:color="000000"/>
+            </w:tcBorders>
+            <w:vAlign w:val="center"/>
+          </w:tcPr>
+          <w:p>
+            <w:pPr>
+              <w:rPr>
+                <w:sz w:val="24"/>
+                <w:szCs w:val="24"/>
+              </w:rPr>
+            </w:pPr>
+            <w:r>
+              <w:rPr>
+                <w:b w:val="0"/>
+                <w:sz w:val="24"/>
+                <w:szCs w:val="24"/>
+              </w:rPr>
+              <w:t>Undang-Undang Nomor 27 Tahun 2022 tentang Pelindungan Data Pribadi.</w:t>
             </w:r>
           </w:p>
         </w:tc>
@@ -3048,334 +4952,25 @@
           <w:sz w:val="24"/>
           <w:szCs w:val="24"/>
         </w:rPr>
-        <w:t xml:space="preserve">Butir berikut dikecualikan dari form ini (USULAN).</w:t>
+        <w:t xml:space="preserve">Arti data pribadi, subjek data, pemrosesan, pengendali, dan prosesor ditulis dengan bahasa sederhana. Line Manager Legal mencocokkannya dengan teks UU PDP sebelum form ini disahkan (USULAN).</w:t>
       </w:r>
     </w:p>
-    <w:tbl>
-      <w:tblPr>
-        <w:tblStyle w:val="a4"/>
-        <w:tblW w:w="9528" w:type="dxa"/>
-        <w:jc w:val="center"/>
-        <w:tblInd w:w="0" w:type="dxa"/>
-        <w:tblLayout w:type="fixed"/>
-        <w:tblLook w:val="0400" w:firstRow="0" w:lastRow="0" w:firstColumn="0" w:lastColumn="0" w:noHBand="0" w:noVBand="1"/>
-      </w:tblPr>
-      <w:tblGrid>
-        <w:gridCol w:w="2835"/>
-        <w:gridCol w:w="6237"/>
-      </w:tblGrid>
-      <w:tr>
-        <w:trPr>
-          <w:jc w:val="center"/>
-        </w:trPr>
-        <w:tc>
-          <w:tcPr>
-            <w:tcW w:w="2835" w:type="dxa"/>
-            <w:tcBorders>
-              <w:top w:val="single" w:sz="8" w:space="0" w:color="000000"/>
-              <w:left w:val="single" w:sz="8" w:space="0" w:color="000000"/>
-              <w:bottom w:val="single" w:sz="8" w:space="0" w:color="000000"/>
-              <w:right w:val="single" w:sz="8" w:space="0" w:color="000000"/>
-            </w:tcBorders>
-            <w:vAlign w:val="center"/>
-          </w:tcPr>
-          <w:p>
-            <w:pPr>
-              <w:jc w:val="center"/>
-              <w:rPr>
-                <w:sz w:val="24"/>
-                <w:szCs w:val="24"/>
-              </w:rPr>
-            </w:pPr>
-            <w:r>
-              <w:rPr>
-                <w:b/>
-                <w:bCs/>
-                <w:sz w:val="24"/>
-                <w:szCs w:val="24"/>
-              </w:rPr>
-              <w:t>Butir yang dikecualikan</w:t>
-            </w:r>
-          </w:p>
-        </w:tc>
-        <w:tc>
-          <w:tcPr>
-            <w:tcW w:w="6237" w:type="dxa"/>
-            <w:tcBorders>
-              <w:top w:val="single" w:sz="8" w:space="0" w:color="000000"/>
-              <w:left w:val="single" w:sz="8" w:space="0" w:color="000000"/>
-              <w:bottom w:val="single" w:sz="8" w:space="0" w:color="000000"/>
-              <w:right w:val="single" w:sz="8" w:space="0" w:color="000000"/>
-            </w:tcBorders>
-            <w:vAlign w:val="center"/>
-          </w:tcPr>
-          <w:p>
-            <w:pPr>
-              <w:jc w:val="center"/>
-              <w:rPr>
-                <w:sz w:val="24"/>
-                <w:szCs w:val="24"/>
-              </w:rPr>
-            </w:pPr>
-            <w:r>
-              <w:rPr>
-                <w:b/>
-                <w:bCs/>
-                <w:sz w:val="24"/>
-                <w:szCs w:val="24"/>
-              </w:rPr>
-              <w:t>Keterangan</w:t>
-            </w:r>
-          </w:p>
-        </w:tc>
-      </w:tr>
-      <w:tr>
-        <w:trPr>
-          <w:jc w:val="center"/>
-        </w:trPr>
-        <w:tc>
-          <w:tcPr>
-            <w:tcW w:w="2835" w:type="dxa"/>
-            <w:tcBorders>
-              <w:top w:val="single" w:sz="8" w:space="0" w:color="000000"/>
-              <w:left w:val="single" w:sz="8" w:space="0" w:color="000000"/>
-              <w:bottom w:val="single" w:sz="8" w:space="0" w:color="000000"/>
-              <w:right w:val="single" w:sz="8" w:space="0" w:color="000000"/>
-            </w:tcBorders>
-            <w:vAlign w:val="center"/>
-          </w:tcPr>
-          <w:p>
-            <w:pPr>
-              <w:rPr>
-                <w:sz w:val="24"/>
-                <w:szCs w:val="24"/>
-              </w:rPr>
-            </w:pPr>
-            <w:r>
-              <w:rPr>
-                <w:b w:val="0"/>
-                <w:sz w:val="24"/>
-                <w:szCs w:val="24"/>
-              </w:rPr>
-              <w:t>Telaah seluruh klausul kontrak</w:t>
-            </w:r>
-          </w:p>
-        </w:tc>
-        <w:tc>
-          <w:tcPr>
-            <w:tcW w:w="6237" w:type="dxa"/>
-            <w:tcBorders>
-              <w:top w:val="single" w:sz="8" w:space="0" w:color="000000"/>
-              <w:left w:val="single" w:sz="8" w:space="0" w:color="000000"/>
-              <w:bottom w:val="single" w:sz="8" w:space="0" w:color="000000"/>
-              <w:right w:val="single" w:sz="8" w:space="0" w:color="000000"/>
-            </w:tcBorders>
-            <w:vAlign w:val="center"/>
-          </w:tcPr>
-          <w:p>
-            <w:pPr>
-              <w:rPr>
-                <w:sz w:val="24"/>
-                <w:szCs w:val="24"/>
-              </w:rPr>
-            </w:pPr>
-            <w:r>
-              <w:rPr>
-                <w:b w:val="0"/>
-                <w:sz w:val="24"/>
-                <w:szCs w:val="24"/>
-              </w:rPr>
-              <w:t>Dilakukan dengan SNX-LEG-FRM-01 untuk kontrak pelanggan dan SNX-LEG-FRM-02 untuk kontrak vendor. Form ini hanya mencakup klausul kerahasiaan dan pelindungan data pribadi di kontrak itu.</w:t>
-            </w:r>
-          </w:p>
-        </w:tc>
-      </w:tr>
-      <w:tr>
-        <w:trPr>
-          <w:jc w:val="center"/>
-        </w:trPr>
-        <w:tc>
-          <w:tcPr>
-            <w:tcW w:w="2835" w:type="dxa"/>
-            <w:tcBorders>
-              <w:top w:val="single" w:sz="8" w:space="0" w:color="000000"/>
-              <w:left w:val="single" w:sz="8" w:space="0" w:color="000000"/>
-              <w:bottom w:val="single" w:sz="8" w:space="0" w:color="000000"/>
-              <w:right w:val="single" w:sz="8" w:space="0" w:color="000000"/>
-            </w:tcBorders>
-            <w:vAlign w:val="center"/>
-          </w:tcPr>
-          <w:p>
-            <w:pPr>
-              <w:rPr>
-                <w:sz w:val="24"/>
-                <w:szCs w:val="24"/>
-              </w:rPr>
-            </w:pPr>
-            <w:r>
-              <w:rPr>
-                <w:b w:val="0"/>
-                <w:sz w:val="24"/>
-                <w:szCs w:val="24"/>
-              </w:rPr>
-              <w:t>Prosedur penanganan insiden</w:t>
-            </w:r>
-          </w:p>
-        </w:tc>
-        <w:tc>
-          <w:tcPr>
-            <w:tcW w:w="6237" w:type="dxa"/>
-            <w:tcBorders>
-              <w:top w:val="single" w:sz="8" w:space="0" w:color="000000"/>
-              <w:left w:val="single" w:sz="8" w:space="0" w:color="000000"/>
-              <w:bottom w:val="single" w:sz="8" w:space="0" w:color="000000"/>
-              <w:right w:val="single" w:sz="8" w:space="0" w:color="000000"/>
-            </w:tcBorders>
-            <w:vAlign w:val="center"/>
-          </w:tcPr>
-          <w:p>
-            <w:pPr>
-              <w:rPr>
-                <w:sz w:val="24"/>
-                <w:szCs w:val="24"/>
-              </w:rPr>
-            </w:pPr>
-            <w:r>
-              <w:rPr>
-                <w:b w:val="0"/>
-                <w:sz w:val="24"/>
-                <w:szCs w:val="24"/>
-              </w:rPr>
-              <w:t>Ada di SNX-ISMS-SOP-01. Form ini hanya mencakup pemeriksaan penerapannya.</w:t>
-            </w:r>
-          </w:p>
-        </w:tc>
-      </w:tr>
-      <w:tr>
-        <w:trPr>
-          <w:jc w:val="center"/>
-        </w:trPr>
-        <w:tc>
-          <w:tcPr>
-            <w:tcW w:w="2835" w:type="dxa"/>
-            <w:tcBorders>
-              <w:top w:val="single" w:sz="8" w:space="0" w:color="000000"/>
-              <w:left w:val="single" w:sz="8" w:space="0" w:color="000000"/>
-              <w:bottom w:val="single" w:sz="8" w:space="0" w:color="000000"/>
-              <w:right w:val="single" w:sz="8" w:space="0" w:color="000000"/>
-            </w:tcBorders>
-            <w:vAlign w:val="center"/>
-          </w:tcPr>
-          <w:p>
-            <w:pPr>
-              <w:rPr>
-                <w:sz w:val="24"/>
-                <w:szCs w:val="24"/>
-              </w:rPr>
-            </w:pPr>
-            <w:r>
-              <w:rPr>
-                <w:b w:val="0"/>
-                <w:sz w:val="24"/>
-                <w:szCs w:val="24"/>
-              </w:rPr>
-              <w:t>Penetapan tingkat klasifikasi</w:t>
-            </w:r>
-          </w:p>
-        </w:tc>
-        <w:tc>
-          <w:tcPr>
-            <w:tcW w:w="6237" w:type="dxa"/>
-            <w:tcBorders>
-              <w:top w:val="single" w:sz="8" w:space="0" w:color="000000"/>
-              <w:left w:val="single" w:sz="8" w:space="0" w:color="000000"/>
-              <w:bottom w:val="single" w:sz="8" w:space="0" w:color="000000"/>
-              <w:right w:val="single" w:sz="8" w:space="0" w:color="000000"/>
-            </w:tcBorders>
-            <w:vAlign w:val="center"/>
-          </w:tcPr>
-          <w:p>
-            <w:pPr>
-              <w:rPr>
-                <w:sz w:val="24"/>
-                <w:szCs w:val="24"/>
-              </w:rPr>
-            </w:pPr>
-            <w:r>
-              <w:rPr>
-                <w:b w:val="0"/>
-                <w:sz w:val="24"/>
-                <w:szCs w:val="24"/>
-              </w:rPr>
-              <w:t>Ada di SNX-ISMS-PRO-01.</w:t>
-            </w:r>
-          </w:p>
-        </w:tc>
-      </w:tr>
-      <w:tr>
-        <w:trPr>
-          <w:jc w:val="center"/>
-        </w:trPr>
-        <w:tc>
-          <w:tcPr>
-            <w:tcW w:w="2835" w:type="dxa"/>
-            <w:tcBorders>
-              <w:top w:val="single" w:sz="8" w:space="0" w:color="000000"/>
-              <w:left w:val="single" w:sz="8" w:space="0" w:color="000000"/>
-              <w:bottom w:val="single" w:sz="8" w:space="0" w:color="000000"/>
-              <w:right w:val="single" w:sz="8" w:space="0" w:color="000000"/>
-            </w:tcBorders>
-            <w:vAlign w:val="center"/>
-          </w:tcPr>
-          <w:p>
-            <w:pPr>
-              <w:rPr>
-                <w:sz w:val="24"/>
-                <w:szCs w:val="24"/>
-              </w:rPr>
-            </w:pPr>
-            <w:r>
-              <w:rPr>
-                <w:b w:val="0"/>
-                <w:sz w:val="24"/>
-                <w:szCs w:val="24"/>
-              </w:rPr>
-              <w:t>Penetapan periode retensi</w:t>
-            </w:r>
-          </w:p>
-        </w:tc>
-        <w:tc>
-          <w:tcPr>
-            <w:tcW w:w="6237" w:type="dxa"/>
-            <w:tcBorders>
-              <w:top w:val="single" w:sz="8" w:space="0" w:color="000000"/>
-              <w:left w:val="single" w:sz="8" w:space="0" w:color="000000"/>
-              <w:bottom w:val="single" w:sz="8" w:space="0" w:color="000000"/>
-              <w:right w:val="single" w:sz="8" w:space="0" w:color="000000"/>
-            </w:tcBorders>
-            <w:vAlign w:val="center"/>
-          </w:tcPr>
-          <w:p>
-            <w:pPr>
-              <w:rPr>
-                <w:sz w:val="24"/>
-                <w:szCs w:val="24"/>
-              </w:rPr>
-            </w:pPr>
-            <w:r>
-              <w:rPr>
-                <w:b w:val="0"/>
-                <w:sz w:val="24"/>
-                <w:szCs w:val="24"/>
-              </w:rPr>
-              <w:t>Usulannya ada di SNX-LEG-SOP-03.</w:t>
-            </w:r>
-          </w:p>
-        </w:tc>
-      </w:tr>
-    </w:tbl>
     <w:p>
       <w:pPr>
+        <w:pStyle w:val="Heading2"/>
+        <w:numPr>
+          <w:ilvl w:val="1"/>
+          <w:numId w:val="7"/>
+        </w:numPr>
+      </w:pPr>
+      <w:r>
+        <w:t>Status Pemeriksaan</w:t>
+      </w:r>
+      <w:r/>
+    </w:p>
+    <w:p>
+      <w:pPr>
+        <w:keepNext/>
         <w:pBdr>
           <w:top w:val="nil"/>
           <w:left w:val="nil"/>
@@ -3395,1478 +4990,7 @@
           <w:sz w:val="24"/>
           <w:szCs w:val="24"/>
         </w:rPr>
-        <w:t xml:space="preserve"/>
-      </w:r>
-    </w:p>
-    <w:p>
-      <w:pPr>
-        <w:pStyle w:val="Heading1"/>
-        <w:numPr>
-          <w:ilvl w:val="0"/>
-          <w:numId w:val="7"/>
-        </w:numPr>
-        <w:spacing w:after="0"/>
-      </w:pPr>
-      <w:r>
-        <w:t>ISTILAH</w:t>
-      </w:r>
-    </w:p>
-    <w:p>
-      <w:pPr>
-        <w:pStyle w:val="Heading2"/>
-        <w:numPr>
-          <w:ilvl w:val="1"/>
-          <w:numId w:val="7"/>
-        </w:numPr>
-      </w:pPr>
-      <w:r>
-        <w:t>Istilah</w:t>
-      </w:r>
-      <w:r/>
-    </w:p>
-    <w:tbl>
-      <w:tblPr>
-        <w:tblStyle w:val="a4"/>
-        <w:tblW w:w="9528" w:type="dxa"/>
-        <w:jc w:val="center"/>
-        <w:tblInd w:w="0" w:type="dxa"/>
-        <w:tblLayout w:type="fixed"/>
-        <w:tblLook w:val="0400" w:firstRow="0" w:lastRow="0" w:firstColumn="0" w:lastColumn="0" w:noHBand="0" w:noVBand="1"/>
-      </w:tblPr>
-      <w:tblGrid>
-        <w:gridCol w:w="2551"/>
-        <w:gridCol w:w="6520"/>
-      </w:tblGrid>
-      <w:tr>
-        <w:trPr>
-          <w:jc w:val="center"/>
-        </w:trPr>
-        <w:tc>
-          <w:tcPr>
-            <w:tcW w:w="2551" w:type="dxa"/>
-            <w:tcBorders>
-              <w:top w:val="single" w:sz="8" w:space="0" w:color="000000"/>
-              <w:left w:val="single" w:sz="8" w:space="0" w:color="000000"/>
-              <w:bottom w:val="single" w:sz="8" w:space="0" w:color="000000"/>
-              <w:right w:val="single" w:sz="8" w:space="0" w:color="000000"/>
-            </w:tcBorders>
-            <w:vAlign w:val="center"/>
-          </w:tcPr>
-          <w:p>
-            <w:pPr>
-              <w:jc w:val="center"/>
-              <w:rPr>
-                <w:sz w:val="24"/>
-                <w:szCs w:val="24"/>
-              </w:rPr>
-            </w:pPr>
-            <w:r>
-              <w:rPr>
-                <w:b/>
-                <w:bCs/>
-                <w:sz w:val="24"/>
-                <w:szCs w:val="24"/>
-              </w:rPr>
-              <w:t>Istilah</w:t>
-            </w:r>
-          </w:p>
-        </w:tc>
-        <w:tc>
-          <w:tcPr>
-            <w:tcW w:w="6520" w:type="dxa"/>
-            <w:tcBorders>
-              <w:top w:val="single" w:sz="8" w:space="0" w:color="000000"/>
-              <w:left w:val="single" w:sz="8" w:space="0" w:color="000000"/>
-              <w:bottom w:val="single" w:sz="8" w:space="0" w:color="000000"/>
-              <w:right w:val="single" w:sz="8" w:space="0" w:color="000000"/>
-            </w:tcBorders>
-            <w:vAlign w:val="center"/>
-          </w:tcPr>
-          <w:p>
-            <w:pPr>
-              <w:jc w:val="center"/>
-              <w:rPr>
-                <w:sz w:val="24"/>
-                <w:szCs w:val="24"/>
-              </w:rPr>
-            </w:pPr>
-            <w:r>
-              <w:rPr>
-                <w:b/>
-                <w:bCs/>
-                <w:sz w:val="24"/>
-                <w:szCs w:val="24"/>
-              </w:rPr>
-              <w:t>Arti</w:t>
-            </w:r>
-          </w:p>
-        </w:tc>
-      </w:tr>
-      <w:tr>
-        <w:trPr>
-          <w:jc w:val="center"/>
-        </w:trPr>
-        <w:tc>
-          <w:tcPr>
-            <w:tcW w:w="2551" w:type="dxa"/>
-            <w:tcBorders>
-              <w:top w:val="single" w:sz="8" w:space="0" w:color="000000"/>
-              <w:left w:val="single" w:sz="8" w:space="0" w:color="000000"/>
-              <w:bottom w:val="single" w:sz="8" w:space="0" w:color="000000"/>
-              <w:right w:val="single" w:sz="8" w:space="0" w:color="000000"/>
-            </w:tcBorders>
-            <w:vAlign w:val="center"/>
-          </w:tcPr>
-          <w:p>
-            <w:pPr>
-              <w:rPr>
-                <w:sz w:val="24"/>
-                <w:szCs w:val="24"/>
-              </w:rPr>
-            </w:pPr>
-            <w:r>
-              <w:rPr>
-                <w:b w:val="0"/>
-                <w:sz w:val="24"/>
-                <w:szCs w:val="24"/>
-              </w:rPr>
-              <w:t>(USULAN)</w:t>
-            </w:r>
-          </w:p>
-        </w:tc>
-        <w:tc>
-          <w:tcPr>
-            <w:tcW w:w="6520" w:type="dxa"/>
-            <w:tcBorders>
-              <w:top w:val="single" w:sz="8" w:space="0" w:color="000000"/>
-              <w:left w:val="single" w:sz="8" w:space="0" w:color="000000"/>
-              <w:bottom w:val="single" w:sz="8" w:space="0" w:color="000000"/>
-              <w:right w:val="single" w:sz="8" w:space="0" w:color="000000"/>
-            </w:tcBorders>
-            <w:vAlign w:val="center"/>
-          </w:tcPr>
-          <w:p>
-            <w:pPr>
-              <w:rPr>
-                <w:sz w:val="24"/>
-                <w:szCs w:val="24"/>
-              </w:rPr>
-            </w:pPr>
-            <w:r>
-              <w:rPr>
-                <w:b w:val="0"/>
-                <w:sz w:val="24"/>
-                <w:szCs w:val="24"/>
-              </w:rPr>
-              <w:t>Label untuk isi yang belum diputus secara tertulis oleh pimpinan SINUX.</w:t>
-            </w:r>
-          </w:p>
-        </w:tc>
-      </w:tr>
-      <w:tr>
-        <w:trPr>
-          <w:jc w:val="center"/>
-        </w:trPr>
-        <w:tc>
-          <w:tcPr>
-            <w:tcW w:w="2551" w:type="dxa"/>
-            <w:tcBorders>
-              <w:top w:val="single" w:sz="8" w:space="0" w:color="000000"/>
-              <w:left w:val="single" w:sz="8" w:space="0" w:color="000000"/>
-              <w:bottom w:val="single" w:sz="8" w:space="0" w:color="000000"/>
-              <w:right w:val="single" w:sz="8" w:space="0" w:color="000000"/>
-            </w:tcBorders>
-            <w:vAlign w:val="center"/>
-          </w:tcPr>
-          <w:p>
-            <w:pPr>
-              <w:rPr>
-                <w:sz w:val="24"/>
-                <w:szCs w:val="24"/>
-              </w:rPr>
-            </w:pPr>
-            <w:r>
-              <w:rPr>
-                <w:b w:val="0"/>
-                <w:sz w:val="24"/>
-                <w:szCs w:val="24"/>
-              </w:rPr>
-              <w:t>Aspek</w:t>
-            </w:r>
-          </w:p>
-        </w:tc>
-        <w:tc>
-          <w:tcPr>
-            <w:tcW w:w="6520" w:type="dxa"/>
-            <w:tcBorders>
-              <w:top w:val="single" w:sz="8" w:space="0" w:color="000000"/>
-              <w:left w:val="single" w:sz="8" w:space="0" w:color="000000"/>
-              <w:bottom w:val="single" w:sz="8" w:space="0" w:color="000000"/>
-              <w:right w:val="single" w:sz="8" w:space="0" w:color="000000"/>
-            </w:tcBorders>
-            <w:vAlign w:val="center"/>
-          </w:tcPr>
-          <w:p>
-            <w:pPr>
-              <w:rPr>
-                <w:sz w:val="24"/>
-                <w:szCs w:val="24"/>
-              </w:rPr>
-            </w:pPr>
-            <w:r>
-              <w:rPr>
-                <w:b w:val="0"/>
-                <w:sz w:val="24"/>
-                <w:szCs w:val="24"/>
-              </w:rPr>
-              <w:t>Satu hal yang ditelaah pada satu baris daftar evaluasi di bagian 8.</w:t>
-            </w:r>
-          </w:p>
-        </w:tc>
-      </w:tr>
-      <w:tr>
-        <w:trPr>
-          <w:jc w:val="center"/>
-        </w:trPr>
-        <w:tc>
-          <w:tcPr>
-            <w:tcW w:w="2551" w:type="dxa"/>
-            <w:tcBorders>
-              <w:top w:val="single" w:sz="8" w:space="0" w:color="000000"/>
-              <w:left w:val="single" w:sz="8" w:space="0" w:color="000000"/>
-              <w:bottom w:val="single" w:sz="8" w:space="0" w:color="000000"/>
-              <w:right w:val="single" w:sz="8" w:space="0" w:color="000000"/>
-            </w:tcBorders>
-            <w:vAlign w:val="center"/>
-          </w:tcPr>
-          <w:p>
-            <w:pPr>
-              <w:rPr>
-                <w:sz w:val="24"/>
-                <w:szCs w:val="24"/>
-              </w:rPr>
-            </w:pPr>
-            <w:r>
-              <w:rPr>
-                <w:b w:val="0"/>
-                <w:sz w:val="24"/>
-                <w:szCs w:val="24"/>
-              </w:rPr>
-              <w:t>Bukti</w:t>
-            </w:r>
-          </w:p>
-        </w:tc>
-        <w:tc>
-          <w:tcPr>
-            <w:tcW w:w="6520" w:type="dxa"/>
-            <w:tcBorders>
-              <w:top w:val="single" w:sz="8" w:space="0" w:color="000000"/>
-              <w:left w:val="single" w:sz="8" w:space="0" w:color="000000"/>
-              <w:bottom w:val="single" w:sz="8" w:space="0" w:color="000000"/>
-              <w:right w:val="single" w:sz="8" w:space="0" w:color="000000"/>
-            </w:tcBorders>
-            <w:vAlign w:val="center"/>
-          </w:tcPr>
-          <w:p>
-            <w:pPr>
-              <w:rPr>
-                <w:sz w:val="24"/>
-                <w:szCs w:val="24"/>
-              </w:rPr>
-            </w:pPr>
-            <w:r>
-              <w:rPr>
-                <w:b w:val="0"/>
-                <w:sz w:val="24"/>
-                <w:szCs w:val="24"/>
-              </w:rPr>
-              <w:t>Dokumen atau rekaman yang diperiksa sebagai dasar status satu aspek.</w:t>
-            </w:r>
-          </w:p>
-        </w:tc>
-      </w:tr>
-      <w:tr>
-        <w:trPr>
-          <w:jc w:val="center"/>
-        </w:trPr>
-        <w:tc>
-          <w:tcPr>
-            <w:tcW w:w="2551" w:type="dxa"/>
-            <w:tcBorders>
-              <w:top w:val="single" w:sz="8" w:space="0" w:color="000000"/>
-              <w:left w:val="single" w:sz="8" w:space="0" w:color="000000"/>
-              <w:bottom w:val="single" w:sz="8" w:space="0" w:color="000000"/>
-              <w:right w:val="single" w:sz="8" w:space="0" w:color="000000"/>
-            </w:tcBorders>
-            <w:vAlign w:val="center"/>
-          </w:tcPr>
-          <w:p>
-            <w:pPr>
-              <w:rPr>
-                <w:sz w:val="24"/>
-                <w:szCs w:val="24"/>
-              </w:rPr>
-            </w:pPr>
-            <w:r>
-              <w:rPr>
-                <w:b w:val="0"/>
-                <w:sz w:val="24"/>
-                <w:szCs w:val="24"/>
-              </w:rPr>
-              <w:t>Data pribadi</w:t>
-            </w:r>
-          </w:p>
-        </w:tc>
-        <w:tc>
-          <w:tcPr>
-            <w:tcW w:w="6520" w:type="dxa"/>
-            <w:tcBorders>
-              <w:top w:val="single" w:sz="8" w:space="0" w:color="000000"/>
-              <w:left w:val="single" w:sz="8" w:space="0" w:color="000000"/>
-              <w:bottom w:val="single" w:sz="8" w:space="0" w:color="000000"/>
-              <w:right w:val="single" w:sz="8" w:space="0" w:color="000000"/>
-            </w:tcBorders>
-            <w:vAlign w:val="center"/>
-          </w:tcPr>
-          <w:p>
-            <w:pPr>
-              <w:rPr>
-                <w:sz w:val="24"/>
-                <w:szCs w:val="24"/>
-              </w:rPr>
-            </w:pPr>
-            <w:r>
-              <w:rPr>
-                <w:b w:val="0"/>
-                <w:sz w:val="24"/>
-                <w:szCs w:val="24"/>
-              </w:rPr>
-              <w:t>Data tentang orang perseorangan yang teridentifikasi atau dapat diidentifikasi.</w:t>
-            </w:r>
-          </w:p>
-        </w:tc>
-      </w:tr>
-      <w:tr>
-        <w:trPr>
-          <w:jc w:val="center"/>
-        </w:trPr>
-        <w:tc>
-          <w:tcPr>
-            <w:tcW w:w="2551" w:type="dxa"/>
-            <w:tcBorders>
-              <w:top w:val="single" w:sz="8" w:space="0" w:color="000000"/>
-              <w:left w:val="single" w:sz="8" w:space="0" w:color="000000"/>
-              <w:bottom w:val="single" w:sz="8" w:space="0" w:color="000000"/>
-              <w:right w:val="single" w:sz="8" w:space="0" w:color="000000"/>
-            </w:tcBorders>
-            <w:vAlign w:val="center"/>
-          </w:tcPr>
-          <w:p>
-            <w:pPr>
-              <w:rPr>
-                <w:sz w:val="24"/>
-                <w:szCs w:val="24"/>
-              </w:rPr>
-            </w:pPr>
-            <w:r>
-              <w:rPr>
-                <w:b w:val="0"/>
-                <w:sz w:val="24"/>
-                <w:szCs w:val="24"/>
-              </w:rPr>
-              <w:t>Departemen Legal</w:t>
-            </w:r>
-          </w:p>
-        </w:tc>
-        <w:tc>
-          <w:tcPr>
-            <w:tcW w:w="6520" w:type="dxa"/>
-            <w:tcBorders>
-              <w:top w:val="single" w:sz="8" w:space="0" w:color="000000"/>
-              <w:left w:val="single" w:sz="8" w:space="0" w:color="000000"/>
-              <w:bottom w:val="single" w:sz="8" w:space="0" w:color="000000"/>
-              <w:right w:val="single" w:sz="8" w:space="0" w:color="000000"/>
-            </w:tcBorders>
-            <w:vAlign w:val="center"/>
-          </w:tcPr>
-          <w:p>
-            <w:pPr>
-              <w:rPr>
-                <w:sz w:val="24"/>
-                <w:szCs w:val="24"/>
-              </w:rPr>
-            </w:pPr>
-            <w:r>
-              <w:rPr>
-                <w:b w:val="0"/>
-                <w:sz w:val="24"/>
-                <w:szCs w:val="24"/>
-              </w:rPr>
-              <w:t>Line Manager Legal dan Staff Legal.</w:t>
-            </w:r>
-          </w:p>
-        </w:tc>
-      </w:tr>
-      <w:tr>
-        <w:trPr>
-          <w:jc w:val="center"/>
-        </w:trPr>
-        <w:tc>
-          <w:tcPr>
-            <w:tcW w:w="2551" w:type="dxa"/>
-            <w:tcBorders>
-              <w:top w:val="single" w:sz="8" w:space="0" w:color="000000"/>
-              <w:left w:val="single" w:sz="8" w:space="0" w:color="000000"/>
-              <w:bottom w:val="single" w:sz="8" w:space="0" w:color="000000"/>
-              <w:right w:val="single" w:sz="8" w:space="0" w:color="000000"/>
-            </w:tcBorders>
-            <w:vAlign w:val="center"/>
-          </w:tcPr>
-          <w:p>
-            <w:pPr>
-              <w:rPr>
-                <w:sz w:val="24"/>
-                <w:szCs w:val="24"/>
-              </w:rPr>
-            </w:pPr>
-            <w:r>
-              <w:rPr>
-                <w:b w:val="0"/>
-                <w:sz w:val="24"/>
-                <w:szCs w:val="24"/>
-              </w:rPr>
-              <w:t>Hapus aman</w:t>
-            </w:r>
-          </w:p>
-        </w:tc>
-        <w:tc>
-          <w:tcPr>
-            <w:tcW w:w="6520" w:type="dxa"/>
-            <w:tcBorders>
-              <w:top w:val="single" w:sz="8" w:space="0" w:color="000000"/>
-              <w:left w:val="single" w:sz="8" w:space="0" w:color="000000"/>
-              <w:bottom w:val="single" w:sz="8" w:space="0" w:color="000000"/>
-              <w:right w:val="single" w:sz="8" w:space="0" w:color="000000"/>
-            </w:tcBorders>
-            <w:vAlign w:val="center"/>
-          </w:tcPr>
-          <w:p>
-            <w:pPr>
-              <w:rPr>
-                <w:sz w:val="24"/>
-                <w:szCs w:val="24"/>
-              </w:rPr>
-            </w:pPr>
-            <w:r>
-              <w:rPr>
-                <w:b w:val="0"/>
-                <w:sz w:val="24"/>
-                <w:szCs w:val="24"/>
-              </w:rPr>
-              <w:t>Penghapusan yang tidak menyisakan informasi yang dapat dipulihkan, menurut SNX-ISMS-PRO-01.</w:t>
-            </w:r>
-          </w:p>
-        </w:tc>
-      </w:tr>
-      <w:tr>
-        <w:trPr>
-          <w:jc w:val="center"/>
-        </w:trPr>
-        <w:tc>
-          <w:tcPr>
-            <w:tcW w:w="2551" w:type="dxa"/>
-            <w:tcBorders>
-              <w:top w:val="single" w:sz="8" w:space="0" w:color="000000"/>
-              <w:left w:val="single" w:sz="8" w:space="0" w:color="000000"/>
-              <w:bottom w:val="single" w:sz="8" w:space="0" w:color="000000"/>
-              <w:right w:val="single" w:sz="8" w:space="0" w:color="000000"/>
-            </w:tcBorders>
-            <w:vAlign w:val="center"/>
-          </w:tcPr>
-          <w:p>
-            <w:pPr>
-              <w:rPr>
-                <w:sz w:val="24"/>
-                <w:szCs w:val="24"/>
-              </w:rPr>
-            </w:pPr>
-            <w:r>
-              <w:rPr>
-                <w:b w:val="0"/>
-                <w:sz w:val="24"/>
-                <w:szCs w:val="24"/>
-              </w:rPr>
-              <w:t>Informasi rahasia</w:t>
-            </w:r>
-          </w:p>
-        </w:tc>
-        <w:tc>
-          <w:tcPr>
-            <w:tcW w:w="6520" w:type="dxa"/>
-            <w:tcBorders>
-              <w:top w:val="single" w:sz="8" w:space="0" w:color="000000"/>
-              <w:left w:val="single" w:sz="8" w:space="0" w:color="000000"/>
-              <w:bottom w:val="single" w:sz="8" w:space="0" w:color="000000"/>
-              <w:right w:val="single" w:sz="8" w:space="0" w:color="000000"/>
-            </w:tcBorders>
-            <w:vAlign w:val="center"/>
-          </w:tcPr>
-          <w:p>
-            <w:pPr>
-              <w:rPr>
-                <w:sz w:val="24"/>
-                <w:szCs w:val="24"/>
-              </w:rPr>
-            </w:pPr>
-            <w:r>
-              <w:rPr>
-                <w:b w:val="0"/>
-                <w:sz w:val="24"/>
-                <w:szCs w:val="24"/>
-              </w:rPr>
-              <w:t>Informasi SINUX atau pihak lain yang wajib dijaga kerahasiaannya berdasarkan perjanjian kerahasiaan, kontrak, atau kebijakan internal SINUX.</w:t>
-            </w:r>
-          </w:p>
-        </w:tc>
-      </w:tr>
-      <w:tr>
-        <w:trPr>
-          <w:jc w:val="center"/>
-        </w:trPr>
-        <w:tc>
-          <w:tcPr>
-            <w:tcW w:w="2551" w:type="dxa"/>
-            <w:tcBorders>
-              <w:top w:val="single" w:sz="8" w:space="0" w:color="000000"/>
-              <w:left w:val="single" w:sz="8" w:space="0" w:color="000000"/>
-              <w:bottom w:val="single" w:sz="8" w:space="0" w:color="000000"/>
-              <w:right w:val="single" w:sz="8" w:space="0" w:color="000000"/>
-            </w:tcBorders>
-            <w:vAlign w:val="center"/>
-          </w:tcPr>
-          <w:p>
-            <w:pPr>
-              <w:rPr>
-                <w:sz w:val="24"/>
-                <w:szCs w:val="24"/>
-              </w:rPr>
-            </w:pPr>
-            <w:r>
-              <w:rPr>
-                <w:b w:val="0"/>
-                <w:sz w:val="24"/>
-                <w:szCs w:val="24"/>
-              </w:rPr>
-              <w:t>Insiden pelindungan data</w:t>
-            </w:r>
-          </w:p>
-        </w:tc>
-        <w:tc>
-          <w:tcPr>
-            <w:tcW w:w="6520" w:type="dxa"/>
-            <w:tcBorders>
-              <w:top w:val="single" w:sz="8" w:space="0" w:color="000000"/>
-              <w:left w:val="single" w:sz="8" w:space="0" w:color="000000"/>
-              <w:bottom w:val="single" w:sz="8" w:space="0" w:color="000000"/>
-              <w:right w:val="single" w:sz="8" w:space="0" w:color="000000"/>
-            </w:tcBorders>
-            <w:vAlign w:val="center"/>
-          </w:tcPr>
-          <w:p>
-            <w:pPr>
-              <w:rPr>
-                <w:sz w:val="24"/>
-                <w:szCs w:val="24"/>
-              </w:rPr>
-            </w:pPr>
-            <w:r>
-              <w:rPr>
-                <w:b w:val="0"/>
-                <w:sz w:val="24"/>
-                <w:szCs w:val="24"/>
-              </w:rPr>
-              <w:t>Insiden keamanan informasi yang melibatkan data pribadi.</w:t>
-            </w:r>
-          </w:p>
-        </w:tc>
-      </w:tr>
-      <w:tr>
-        <w:trPr>
-          <w:jc w:val="center"/>
-        </w:trPr>
-        <w:tc>
-          <w:tcPr>
-            <w:tcW w:w="2551" w:type="dxa"/>
-            <w:tcBorders>
-              <w:top w:val="single" w:sz="8" w:space="0" w:color="000000"/>
-              <w:left w:val="single" w:sz="8" w:space="0" w:color="000000"/>
-              <w:bottom w:val="single" w:sz="8" w:space="0" w:color="000000"/>
-              <w:right w:val="single" w:sz="8" w:space="0" w:color="000000"/>
-            </w:tcBorders>
-            <w:vAlign w:val="center"/>
-          </w:tcPr>
-          <w:p>
-            <w:pPr>
-              <w:rPr>
-                <w:sz w:val="24"/>
-                <w:szCs w:val="24"/>
-              </w:rPr>
-            </w:pPr>
-            <w:r>
-              <w:rPr>
-                <w:b w:val="0"/>
-                <w:sz w:val="24"/>
-                <w:szCs w:val="24"/>
-              </w:rPr>
-              <w:t>Kegiatan pengelolaan data</w:t>
-            </w:r>
-          </w:p>
-        </w:tc>
-        <w:tc>
-          <w:tcPr>
-            <w:tcW w:w="6520" w:type="dxa"/>
-            <w:tcBorders>
-              <w:top w:val="single" w:sz="8" w:space="0" w:color="000000"/>
-              <w:left w:val="single" w:sz="8" w:space="0" w:color="000000"/>
-              <w:bottom w:val="single" w:sz="8" w:space="0" w:color="000000"/>
-              <w:right w:val="single" w:sz="8" w:space="0" w:color="000000"/>
-            </w:tcBorders>
-            <w:vAlign w:val="center"/>
-          </w:tcPr>
-          <w:p>
-            <w:pPr>
-              <w:rPr>
-                <w:sz w:val="24"/>
-                <w:szCs w:val="24"/>
-              </w:rPr>
-            </w:pPr>
-            <w:r>
-              <w:rPr>
-                <w:b w:val="0"/>
-                <w:sz w:val="24"/>
-                <w:szCs w:val="24"/>
-              </w:rPr>
-              <w:t>Satu kegiatan di SINUX yang melibatkan pengumpulan, pemakaian, penyimpanan, pembagian, atau penghapusan data pribadi atau informasi rahasia, dan dicatat satu baris di inventaris.</w:t>
-            </w:r>
-          </w:p>
-        </w:tc>
-      </w:tr>
-      <w:tr>
-        <w:trPr>
-          <w:jc w:val="center"/>
-        </w:trPr>
-        <w:tc>
-          <w:tcPr>
-            <w:tcW w:w="2551" w:type="dxa"/>
-            <w:tcBorders>
-              <w:top w:val="single" w:sz="8" w:space="0" w:color="000000"/>
-              <w:left w:val="single" w:sz="8" w:space="0" w:color="000000"/>
-              <w:bottom w:val="single" w:sz="8" w:space="0" w:color="000000"/>
-              <w:right w:val="single" w:sz="8" w:space="0" w:color="000000"/>
-            </w:tcBorders>
-            <w:vAlign w:val="center"/>
-          </w:tcPr>
-          <w:p>
-            <w:pPr>
-              <w:rPr>
-                <w:sz w:val="24"/>
-                <w:szCs w:val="24"/>
-              </w:rPr>
-            </w:pPr>
-            <w:r>
-              <w:rPr>
-                <w:b w:val="0"/>
-                <w:sz w:val="24"/>
-                <w:szCs w:val="24"/>
-              </w:rPr>
-              <w:t>Kewajiban</w:t>
-            </w:r>
-          </w:p>
-        </w:tc>
-        <w:tc>
-          <w:tcPr>
-            <w:tcW w:w="6520" w:type="dxa"/>
-            <w:tcBorders>
-              <w:top w:val="single" w:sz="8" w:space="0" w:color="000000"/>
-              <w:left w:val="single" w:sz="8" w:space="0" w:color="000000"/>
-              <w:bottom w:val="single" w:sz="8" w:space="0" w:color="000000"/>
-              <w:right w:val="single" w:sz="8" w:space="0" w:color="000000"/>
-            </w:tcBorders>
-            <w:vAlign w:val="center"/>
-          </w:tcPr>
-          <w:p>
-            <w:pPr>
-              <w:rPr>
-                <w:sz w:val="24"/>
-                <w:szCs w:val="24"/>
-              </w:rPr>
-            </w:pPr>
-            <w:r>
-              <w:rPr>
-                <w:b w:val="0"/>
-                <w:sz w:val="24"/>
-                <w:szCs w:val="24"/>
-              </w:rPr>
-              <w:t>Hal yang harus SINUX penuhi berdasarkan ketentuan hukum, kontrak, atau kebijakan internal.</w:t>
-            </w:r>
-          </w:p>
-        </w:tc>
-      </w:tr>
-      <w:tr>
-        <w:trPr>
-          <w:jc w:val="center"/>
-        </w:trPr>
-        <w:tc>
-          <w:tcPr>
-            <w:tcW w:w="2551" w:type="dxa"/>
-            <w:tcBorders>
-              <w:top w:val="single" w:sz="8" w:space="0" w:color="000000"/>
-              <w:left w:val="single" w:sz="8" w:space="0" w:color="000000"/>
-              <w:bottom w:val="single" w:sz="8" w:space="0" w:color="000000"/>
-              <w:right w:val="single" w:sz="8" w:space="0" w:color="000000"/>
-            </w:tcBorders>
-            <w:vAlign w:val="center"/>
-          </w:tcPr>
-          <w:p>
-            <w:pPr>
-              <w:rPr>
-                <w:sz w:val="24"/>
-                <w:szCs w:val="24"/>
-              </w:rPr>
-            </w:pPr>
-            <w:r>
-              <w:rPr>
-                <w:b w:val="0"/>
-                <w:sz w:val="24"/>
-                <w:szCs w:val="24"/>
-              </w:rPr>
-              <w:t>Klasifikasi</w:t>
-            </w:r>
-          </w:p>
-        </w:tc>
-        <w:tc>
-          <w:tcPr>
-            <w:tcW w:w="6520" w:type="dxa"/>
-            <w:tcBorders>
-              <w:top w:val="single" w:sz="8" w:space="0" w:color="000000"/>
-              <w:left w:val="single" w:sz="8" w:space="0" w:color="000000"/>
-              <w:bottom w:val="single" w:sz="8" w:space="0" w:color="000000"/>
-              <w:right w:val="single" w:sz="8" w:space="0" w:color="000000"/>
-            </w:tcBorders>
-            <w:vAlign w:val="center"/>
-          </w:tcPr>
-          <w:p>
-            <w:pPr>
-              <w:rPr>
-                <w:sz w:val="24"/>
-                <w:szCs w:val="24"/>
-              </w:rPr>
-            </w:pPr>
-            <w:r>
-              <w:rPr>
-                <w:b w:val="0"/>
-                <w:sz w:val="24"/>
-                <w:szCs w:val="24"/>
-              </w:rPr>
-              <w:t>Salah satu dari empat tingkat SNX-ISMS-PRO-01: PUBLIC, INTERNAL, RESTRICTED (Internal), atau SECRET.</w:t>
-            </w:r>
-          </w:p>
-        </w:tc>
-      </w:tr>
-      <w:tr>
-        <w:trPr>
-          <w:jc w:val="center"/>
-        </w:trPr>
-        <w:tc>
-          <w:tcPr>
-            <w:tcW w:w="2551" w:type="dxa"/>
-            <w:tcBorders>
-              <w:top w:val="single" w:sz="8" w:space="0" w:color="000000"/>
-              <w:left w:val="single" w:sz="8" w:space="0" w:color="000000"/>
-              <w:bottom w:val="single" w:sz="8" w:space="0" w:color="000000"/>
-              <w:right w:val="single" w:sz="8" w:space="0" w:color="000000"/>
-            </w:tcBorders>
-            <w:vAlign w:val="center"/>
-          </w:tcPr>
-          <w:p>
-            <w:pPr>
-              <w:rPr>
-                <w:sz w:val="24"/>
-                <w:szCs w:val="24"/>
-              </w:rPr>
-            </w:pPr>
-            <w:r>
-              <w:rPr>
-                <w:b w:val="0"/>
-                <w:sz w:val="24"/>
-                <w:szCs w:val="24"/>
-              </w:rPr>
-              <w:t>Lembar tinjauan</w:t>
-            </w:r>
-          </w:p>
-        </w:tc>
-        <w:tc>
-          <w:tcPr>
-            <w:tcW w:w="6520" w:type="dxa"/>
-            <w:tcBorders>
-              <w:top w:val="single" w:sz="8" w:space="0" w:color="000000"/>
-              <w:left w:val="single" w:sz="8" w:space="0" w:color="000000"/>
-              <w:bottom w:val="single" w:sz="8" w:space="0" w:color="000000"/>
-              <w:right w:val="single" w:sz="8" w:space="0" w:color="000000"/>
-            </w:tcBorders>
-            <w:vAlign w:val="center"/>
-          </w:tcPr>
-          <w:p>
-            <w:pPr>
-              <w:rPr>
-                <w:sz w:val="24"/>
-                <w:szCs w:val="24"/>
-              </w:rPr>
-            </w:pPr>
-            <w:r>
-              <w:rPr>
-                <w:b w:val="0"/>
-                <w:sz w:val="24"/>
-                <w:szCs w:val="24"/>
-              </w:rPr>
-              <w:t>Salinan terisi form ini untuk satu periode tinjauan.</w:t>
-            </w:r>
-          </w:p>
-        </w:tc>
-      </w:tr>
-      <w:tr>
-        <w:trPr>
-          <w:jc w:val="center"/>
-        </w:trPr>
-        <w:tc>
-          <w:tcPr>
-            <w:tcW w:w="2551" w:type="dxa"/>
-            <w:tcBorders>
-              <w:top w:val="single" w:sz="8" w:space="0" w:color="000000"/>
-              <w:left w:val="single" w:sz="8" w:space="0" w:color="000000"/>
-              <w:bottom w:val="single" w:sz="8" w:space="0" w:color="000000"/>
-              <w:right w:val="single" w:sz="8" w:space="0" w:color="000000"/>
-            </w:tcBorders>
-            <w:vAlign w:val="center"/>
-          </w:tcPr>
-          <w:p>
-            <w:pPr>
-              <w:rPr>
-                <w:sz w:val="24"/>
-                <w:szCs w:val="24"/>
-              </w:rPr>
-            </w:pPr>
-            <w:r>
-              <w:rPr>
-                <w:b w:val="0"/>
-                <w:sz w:val="24"/>
-                <w:szCs w:val="24"/>
-              </w:rPr>
-              <w:t>NDA</w:t>
-            </w:r>
-          </w:p>
-        </w:tc>
-        <w:tc>
-          <w:tcPr>
-            <w:tcW w:w="6520" w:type="dxa"/>
-            <w:tcBorders>
-              <w:top w:val="single" w:sz="8" w:space="0" w:color="000000"/>
-              <w:left w:val="single" w:sz="8" w:space="0" w:color="000000"/>
-              <w:bottom w:val="single" w:sz="8" w:space="0" w:color="000000"/>
-              <w:right w:val="single" w:sz="8" w:space="0" w:color="000000"/>
-            </w:tcBorders>
-            <w:vAlign w:val="center"/>
-          </w:tcPr>
-          <w:p>
-            <w:pPr>
-              <w:rPr>
-                <w:sz w:val="24"/>
-                <w:szCs w:val="24"/>
-              </w:rPr>
-            </w:pPr>
-            <w:r>
-              <w:rPr>
-                <w:b w:val="0"/>
-                <w:sz w:val="24"/>
-                <w:szCs w:val="24"/>
-              </w:rPr>
-              <w:t>Non-Disclosure Agreement: perjanjian kerahasiaan antara SINUX dan pihak lain.</w:t>
-            </w:r>
-          </w:p>
-        </w:tc>
-      </w:tr>
-      <w:tr>
-        <w:trPr>
-          <w:jc w:val="center"/>
-        </w:trPr>
-        <w:tc>
-          <w:tcPr>
-            <w:tcW w:w="2551" w:type="dxa"/>
-            <w:tcBorders>
-              <w:top w:val="single" w:sz="8" w:space="0" w:color="000000"/>
-              <w:left w:val="single" w:sz="8" w:space="0" w:color="000000"/>
-              <w:bottom w:val="single" w:sz="8" w:space="0" w:color="000000"/>
-              <w:right w:val="single" w:sz="8" w:space="0" w:color="000000"/>
-            </w:tcBorders>
-            <w:vAlign w:val="center"/>
-          </w:tcPr>
-          <w:p>
-            <w:pPr>
-              <w:rPr>
-                <w:sz w:val="24"/>
-                <w:szCs w:val="24"/>
-              </w:rPr>
-            </w:pPr>
-            <w:r>
-              <w:rPr>
-                <w:b w:val="0"/>
-                <w:sz w:val="24"/>
-                <w:szCs w:val="24"/>
-              </w:rPr>
-              <w:t>Pemrosesan</w:t>
-            </w:r>
-          </w:p>
-        </w:tc>
-        <w:tc>
-          <w:tcPr>
-            <w:tcW w:w="6520" w:type="dxa"/>
-            <w:tcBorders>
-              <w:top w:val="single" w:sz="8" w:space="0" w:color="000000"/>
-              <w:left w:val="single" w:sz="8" w:space="0" w:color="000000"/>
-              <w:bottom w:val="single" w:sz="8" w:space="0" w:color="000000"/>
-              <w:right w:val="single" w:sz="8" w:space="0" w:color="000000"/>
-            </w:tcBorders>
-            <w:vAlign w:val="center"/>
-          </w:tcPr>
-          <w:p>
-            <w:pPr>
-              <w:rPr>
-                <w:sz w:val="24"/>
-                <w:szCs w:val="24"/>
-              </w:rPr>
-            </w:pPr>
-            <w:r>
-              <w:rPr>
-                <w:b w:val="0"/>
-                <w:sz w:val="24"/>
-                <w:szCs w:val="24"/>
-              </w:rPr>
-              <w:t>Kegiatan terhadap data pribadi, termasuk mengumpulkan, menyimpan, memakai, mengungkapkan, dan menghapusnya.</w:t>
-            </w:r>
-          </w:p>
-        </w:tc>
-      </w:tr>
-      <w:tr>
-        <w:trPr>
-          <w:jc w:val="center"/>
-        </w:trPr>
-        <w:tc>
-          <w:tcPr>
-            <w:tcW w:w="2551" w:type="dxa"/>
-            <w:tcBorders>
-              <w:top w:val="single" w:sz="8" w:space="0" w:color="000000"/>
-              <w:left w:val="single" w:sz="8" w:space="0" w:color="000000"/>
-              <w:bottom w:val="single" w:sz="8" w:space="0" w:color="000000"/>
-              <w:right w:val="single" w:sz="8" w:space="0" w:color="000000"/>
-            </w:tcBorders>
-            <w:vAlign w:val="center"/>
-          </w:tcPr>
-          <w:p>
-            <w:pPr>
-              <w:rPr>
-                <w:sz w:val="24"/>
-                <w:szCs w:val="24"/>
-              </w:rPr>
-            </w:pPr>
-            <w:r>
-              <w:rPr>
-                <w:b w:val="0"/>
-                <w:sz w:val="24"/>
-                <w:szCs w:val="24"/>
-              </w:rPr>
-              <w:t>Pengendali</w:t>
-            </w:r>
-          </w:p>
-        </w:tc>
-        <w:tc>
-          <w:tcPr>
-            <w:tcW w:w="6520" w:type="dxa"/>
-            <w:tcBorders>
-              <w:top w:val="single" w:sz="8" w:space="0" w:color="000000"/>
-              <w:left w:val="single" w:sz="8" w:space="0" w:color="000000"/>
-              <w:bottom w:val="single" w:sz="8" w:space="0" w:color="000000"/>
-              <w:right w:val="single" w:sz="8" w:space="0" w:color="000000"/>
-            </w:tcBorders>
-            <w:vAlign w:val="center"/>
-          </w:tcPr>
-          <w:p>
-            <w:pPr>
-              <w:rPr>
-                <w:sz w:val="24"/>
-                <w:szCs w:val="24"/>
-              </w:rPr>
-            </w:pPr>
-            <w:r>
-              <w:rPr>
-                <w:b w:val="0"/>
-                <w:sz w:val="24"/>
-                <w:szCs w:val="24"/>
-              </w:rPr>
-              <w:t>Pihak yang menentukan tujuan dan mengendalikan pemrosesan data pribadi.</w:t>
-            </w:r>
-          </w:p>
-        </w:tc>
-      </w:tr>
-      <w:tr>
-        <w:trPr>
-          <w:jc w:val="center"/>
-        </w:trPr>
-        <w:tc>
-          <w:tcPr>
-            <w:tcW w:w="2551" w:type="dxa"/>
-            <w:tcBorders>
-              <w:top w:val="single" w:sz="8" w:space="0" w:color="000000"/>
-              <w:left w:val="single" w:sz="8" w:space="0" w:color="000000"/>
-              <w:bottom w:val="single" w:sz="8" w:space="0" w:color="000000"/>
-              <w:right w:val="single" w:sz="8" w:space="0" w:color="000000"/>
-            </w:tcBorders>
-            <w:vAlign w:val="center"/>
-          </w:tcPr>
-          <w:p>
-            <w:pPr>
-              <w:rPr>
-                <w:sz w:val="24"/>
-                <w:szCs w:val="24"/>
-              </w:rPr>
-            </w:pPr>
-            <w:r>
-              <w:rPr>
-                <w:b w:val="0"/>
-                <w:sz w:val="24"/>
-                <w:szCs w:val="24"/>
-              </w:rPr>
-              <w:t>Persetujuan akses</w:t>
-            </w:r>
-          </w:p>
-        </w:tc>
-        <w:tc>
-          <w:tcPr>
-            <w:tcW w:w="6520" w:type="dxa"/>
-            <w:tcBorders>
-              <w:top w:val="single" w:sz="8" w:space="0" w:color="000000"/>
-              <w:left w:val="single" w:sz="8" w:space="0" w:color="000000"/>
-              <w:bottom w:val="single" w:sz="8" w:space="0" w:color="000000"/>
-              <w:right w:val="single" w:sz="8" w:space="0" w:color="000000"/>
-            </w:tcBorders>
-            <w:vAlign w:val="center"/>
-          </w:tcPr>
-          <w:p>
-            <w:pPr>
-              <w:rPr>
-                <w:sz w:val="24"/>
-                <w:szCs w:val="24"/>
-              </w:rPr>
-            </w:pPr>
-            <w:r>
-              <w:rPr>
-                <w:b w:val="0"/>
-                <w:sz w:val="24"/>
-                <w:szCs w:val="24"/>
-              </w:rPr>
-              <w:t>Izin yang diberikan untuk satu permintaan akses ke sistem, menurut SNX-ISMS-SOP-02.</w:t>
-            </w:r>
-          </w:p>
-        </w:tc>
-      </w:tr>
-      <w:tr>
-        <w:trPr>
-          <w:jc w:val="center"/>
-        </w:trPr>
-        <w:tc>
-          <w:tcPr>
-            <w:tcW w:w="2551" w:type="dxa"/>
-            <w:tcBorders>
-              <w:top w:val="single" w:sz="8" w:space="0" w:color="000000"/>
-              <w:left w:val="single" w:sz="8" w:space="0" w:color="000000"/>
-              <w:bottom w:val="single" w:sz="8" w:space="0" w:color="000000"/>
-              <w:right w:val="single" w:sz="8" w:space="0" w:color="000000"/>
-            </w:tcBorders>
-            <w:vAlign w:val="center"/>
-          </w:tcPr>
-          <w:p>
-            <w:pPr>
-              <w:rPr>
-                <w:sz w:val="24"/>
-                <w:szCs w:val="24"/>
-              </w:rPr>
-            </w:pPr>
-            <w:r>
-              <w:rPr>
-                <w:b w:val="0"/>
-                <w:sz w:val="24"/>
-                <w:szCs w:val="24"/>
-              </w:rPr>
-              <w:t>PIC Unit Kerja</w:t>
-            </w:r>
-          </w:p>
-        </w:tc>
-        <w:tc>
-          <w:tcPr>
-            <w:tcW w:w="6520" w:type="dxa"/>
-            <w:tcBorders>
-              <w:top w:val="single" w:sz="8" w:space="0" w:color="000000"/>
-              <w:left w:val="single" w:sz="8" w:space="0" w:color="000000"/>
-              <w:bottom w:val="single" w:sz="8" w:space="0" w:color="000000"/>
-              <w:right w:val="single" w:sz="8" w:space="0" w:color="000000"/>
-            </w:tcBorders>
-            <w:vAlign w:val="center"/>
-          </w:tcPr>
-          <w:p>
-            <w:pPr>
-              <w:rPr>
-                <w:sz w:val="24"/>
-                <w:szCs w:val="24"/>
-              </w:rPr>
-            </w:pPr>
-            <w:r>
-              <w:rPr>
-                <w:b w:val="0"/>
-                <w:sz w:val="24"/>
-                <w:szCs w:val="24"/>
-              </w:rPr>
-              <w:t>Orang yang unit kerja tunjuk sebagai penanggung jawab satu kegiatan pengelolaan data, ditulis pada kolom Unit Kerja/PIC.</w:t>
-            </w:r>
-          </w:p>
-        </w:tc>
-      </w:tr>
-      <w:tr>
-        <w:trPr>
-          <w:jc w:val="center"/>
-        </w:trPr>
-        <w:tc>
-          <w:tcPr>
-            <w:tcW w:w="2551" w:type="dxa"/>
-            <w:tcBorders>
-              <w:top w:val="single" w:sz="8" w:space="0" w:color="000000"/>
-              <w:left w:val="single" w:sz="8" w:space="0" w:color="000000"/>
-              <w:bottom w:val="single" w:sz="8" w:space="0" w:color="000000"/>
-              <w:right w:val="single" w:sz="8" w:space="0" w:color="000000"/>
-            </w:tcBorders>
-            <w:vAlign w:val="center"/>
-          </w:tcPr>
-          <w:p>
-            <w:pPr>
-              <w:rPr>
-                <w:sz w:val="24"/>
-                <w:szCs w:val="24"/>
-              </w:rPr>
-            </w:pPr>
-            <w:r>
-              <w:rPr>
-                <w:b w:val="0"/>
-                <w:sz w:val="24"/>
-                <w:szCs w:val="24"/>
-              </w:rPr>
-              <w:t>Prosesor</w:t>
-            </w:r>
-          </w:p>
-        </w:tc>
-        <w:tc>
-          <w:tcPr>
-            <w:tcW w:w="6520" w:type="dxa"/>
-            <w:tcBorders>
-              <w:top w:val="single" w:sz="8" w:space="0" w:color="000000"/>
-              <w:left w:val="single" w:sz="8" w:space="0" w:color="000000"/>
-              <w:bottom w:val="single" w:sz="8" w:space="0" w:color="000000"/>
-              <w:right w:val="single" w:sz="8" w:space="0" w:color="000000"/>
-            </w:tcBorders>
-            <w:vAlign w:val="center"/>
-          </w:tcPr>
-          <w:p>
-            <w:pPr>
-              <w:rPr>
-                <w:sz w:val="24"/>
-                <w:szCs w:val="24"/>
-              </w:rPr>
-            </w:pPr>
-            <w:r>
-              <w:rPr>
-                <w:b w:val="0"/>
-                <w:sz w:val="24"/>
-                <w:szCs w:val="24"/>
-              </w:rPr>
-              <w:t>Pihak yang memproses data pribadi atas nama pengendali.</w:t>
-            </w:r>
-          </w:p>
-        </w:tc>
-      </w:tr>
-      <w:tr>
-        <w:trPr>
-          <w:jc w:val="center"/>
-        </w:trPr>
-        <w:tc>
-          <w:tcPr>
-            <w:tcW w:w="2551" w:type="dxa"/>
-            <w:tcBorders>
-              <w:top w:val="single" w:sz="8" w:space="0" w:color="000000"/>
-              <w:left w:val="single" w:sz="8" w:space="0" w:color="000000"/>
-              <w:bottom w:val="single" w:sz="8" w:space="0" w:color="000000"/>
-              <w:right w:val="single" w:sz="8" w:space="0" w:color="000000"/>
-            </w:tcBorders>
-            <w:vAlign w:val="center"/>
-          </w:tcPr>
-          <w:p>
-            <w:pPr>
-              <w:rPr>
-                <w:sz w:val="24"/>
-                <w:szCs w:val="24"/>
-              </w:rPr>
-            </w:pPr>
-            <w:r>
-              <w:rPr>
-                <w:b w:val="0"/>
-                <w:sz w:val="24"/>
-                <w:szCs w:val="24"/>
-              </w:rPr>
-              <w:t>Subjek data</w:t>
-            </w:r>
-          </w:p>
-        </w:tc>
-        <w:tc>
-          <w:tcPr>
-            <w:tcW w:w="6520" w:type="dxa"/>
-            <w:tcBorders>
-              <w:top w:val="single" w:sz="8" w:space="0" w:color="000000"/>
-              <w:left w:val="single" w:sz="8" w:space="0" w:color="000000"/>
-              <w:bottom w:val="single" w:sz="8" w:space="0" w:color="000000"/>
-              <w:right w:val="single" w:sz="8" w:space="0" w:color="000000"/>
-            </w:tcBorders>
-            <w:vAlign w:val="center"/>
-          </w:tcPr>
-          <w:p>
-            <w:pPr>
-              <w:rPr>
-                <w:sz w:val="24"/>
-                <w:szCs w:val="24"/>
-              </w:rPr>
-            </w:pPr>
-            <w:r>
-              <w:rPr>
-                <w:b w:val="0"/>
-                <w:sz w:val="24"/>
-                <w:szCs w:val="24"/>
-              </w:rPr>
-              <w:t>Orang perseorangan yang pada dirinya melekat data pribadi.</w:t>
-            </w:r>
-          </w:p>
-        </w:tc>
-      </w:tr>
-      <w:tr>
-        <w:trPr>
-          <w:jc w:val="center"/>
-        </w:trPr>
-        <w:tc>
-          <w:tcPr>
-            <w:tcW w:w="2551" w:type="dxa"/>
-            <w:tcBorders>
-              <w:top w:val="single" w:sz="8" w:space="0" w:color="000000"/>
-              <w:left w:val="single" w:sz="8" w:space="0" w:color="000000"/>
-              <w:bottom w:val="single" w:sz="8" w:space="0" w:color="000000"/>
-              <w:right w:val="single" w:sz="8" w:space="0" w:color="000000"/>
-            </w:tcBorders>
-            <w:vAlign w:val="center"/>
-          </w:tcPr>
-          <w:p>
-            <w:pPr>
-              <w:rPr>
-                <w:sz w:val="24"/>
-                <w:szCs w:val="24"/>
-              </w:rPr>
-            </w:pPr>
-            <w:r>
-              <w:rPr>
-                <w:b w:val="0"/>
-                <w:sz w:val="24"/>
-                <w:szCs w:val="24"/>
-              </w:rPr>
-              <w:t>Temuan</w:t>
-            </w:r>
-          </w:p>
-        </w:tc>
-        <w:tc>
-          <w:tcPr>
-            <w:tcW w:w="6520" w:type="dxa"/>
-            <w:tcBorders>
-              <w:top w:val="single" w:sz="8" w:space="0" w:color="000000"/>
-              <w:left w:val="single" w:sz="8" w:space="0" w:color="000000"/>
-              <w:bottom w:val="single" w:sz="8" w:space="0" w:color="000000"/>
-              <w:right w:val="single" w:sz="8" w:space="0" w:color="000000"/>
-            </w:tcBorders>
-            <w:vAlign w:val="center"/>
-          </w:tcPr>
-          <w:p>
-            <w:pPr>
-              <w:rPr>
-                <w:sz w:val="24"/>
-                <w:szCs w:val="24"/>
-              </w:rPr>
-            </w:pPr>
-            <w:r>
-              <w:rPr>
-                <w:b w:val="0"/>
-                <w:sz w:val="24"/>
-                <w:szCs w:val="24"/>
-              </w:rPr>
-              <w:t>Ketidaksesuaian atau kekurangan pada satu aspek yang memerlukan tindak lanjut.</w:t>
-            </w:r>
-          </w:p>
-        </w:tc>
-      </w:tr>
-      <w:tr>
-        <w:trPr>
-          <w:jc w:val="center"/>
-        </w:trPr>
-        <w:tc>
-          <w:tcPr>
-            <w:tcW w:w="2551" w:type="dxa"/>
-            <w:tcBorders>
-              <w:top w:val="single" w:sz="8" w:space="0" w:color="000000"/>
-              <w:left w:val="single" w:sz="8" w:space="0" w:color="000000"/>
-              <w:bottom w:val="single" w:sz="8" w:space="0" w:color="000000"/>
-              <w:right w:val="single" w:sz="8" w:space="0" w:color="000000"/>
-            </w:tcBorders>
-            <w:vAlign w:val="center"/>
-          </w:tcPr>
-          <w:p>
-            <w:pPr>
-              <w:rPr>
-                <w:sz w:val="24"/>
-                <w:szCs w:val="24"/>
-              </w:rPr>
-            </w:pPr>
-            <w:r>
-              <w:rPr>
-                <w:b w:val="0"/>
-                <w:sz w:val="24"/>
-                <w:szCs w:val="24"/>
-              </w:rPr>
-              <w:t>UU PDP</w:t>
-            </w:r>
-          </w:p>
-        </w:tc>
-        <w:tc>
-          <w:tcPr>
-            <w:tcW w:w="6520" w:type="dxa"/>
-            <w:tcBorders>
-              <w:top w:val="single" w:sz="8" w:space="0" w:color="000000"/>
-              <w:left w:val="single" w:sz="8" w:space="0" w:color="000000"/>
-              <w:bottom w:val="single" w:sz="8" w:space="0" w:color="000000"/>
-              <w:right w:val="single" w:sz="8" w:space="0" w:color="000000"/>
-            </w:tcBorders>
-            <w:vAlign w:val="center"/>
-          </w:tcPr>
-          <w:p>
-            <w:pPr>
-              <w:rPr>
-                <w:sz w:val="24"/>
-                <w:szCs w:val="24"/>
-              </w:rPr>
-            </w:pPr>
-            <w:r>
-              <w:rPr>
-                <w:b w:val="0"/>
-                <w:sz w:val="24"/>
-                <w:szCs w:val="24"/>
-              </w:rPr>
-              <w:t>Undang-Undang Nomor 27 Tahun 2022 tentang Pelindungan Data Pribadi.</w:t>
-            </w:r>
-          </w:p>
-        </w:tc>
-      </w:tr>
-    </w:tbl>
-    <w:p>
-      <w:pPr>
-        <w:pBdr>
-          <w:top w:val="nil"/>
-          <w:left w:val="nil"/>
-          <w:bottom w:val="nil"/>
-          <w:right w:val="nil"/>
-          <w:between w:val="nil"/>
-        </w:pBdr>
-        <w:spacing w:after="120" w:line="252" w:lineRule="auto"/>
-        <w:jc w:val="both"/>
-        <w:rPr>
-          <w:sz w:val="24"/>
-          <w:szCs w:val="24"/>
-        </w:rPr>
-      </w:pPr>
-      <w:r>
-        <w:rPr>
-          <w:sz w:val="24"/>
-          <w:szCs w:val="24"/>
-        </w:rPr>
-        <w:t xml:space="preserve"/>
-      </w:r>
-    </w:p>
-    <w:p>
-      <w:pPr>
-        <w:pBdr>
-          <w:top w:val="nil"/>
-          <w:left w:val="nil"/>
-          <w:bottom w:val="nil"/>
-          <w:right w:val="nil"/>
-          <w:between w:val="nil"/>
-        </w:pBdr>
-        <w:spacing w:after="120" w:line="252" w:lineRule="auto"/>
-        <w:jc w:val="both"/>
-        <w:rPr>
-          <w:sz w:val="24"/>
-          <w:szCs w:val="24"/>
-        </w:rPr>
-      </w:pPr>
-      <w:r>
-        <w:rPr>
-          <w:sz w:val="24"/>
-          <w:szCs w:val="24"/>
-        </w:rPr>
-        <w:t xml:space="preserve">Arti data pribadi, subjek data, pemrosesan, pengendali, dan prosesor ditulis dengan bahasa sederhana (USULAN). Line Manager Legal mencocokkannya dengan teks UU PDP sebelum form ini disahkan.</w:t>
-      </w:r>
-    </w:p>
-    <w:p>
-      <w:pPr>
-        <w:pStyle w:val="Heading2"/>
-        <w:numPr>
-          <w:ilvl w:val="1"/>
-          <w:numId w:val="7"/>
-        </w:numPr>
-      </w:pPr>
-      <w:r>
-        <w:t>Status Pemeriksaan</w:t>
-      </w:r>
-      <w:r/>
-    </w:p>
-    <w:p>
-      <w:pPr>
-        <w:pBdr>
-          <w:top w:val="nil"/>
-          <w:left w:val="nil"/>
-          <w:bottom w:val="nil"/>
-          <w:right w:val="nil"/>
-          <w:between w:val="nil"/>
-        </w:pBdr>
-        <w:spacing w:after="120" w:line="252" w:lineRule="auto"/>
-        <w:jc w:val="both"/>
-        <w:rPr>
-          <w:sz w:val="24"/>
-          <w:szCs w:val="24"/>
-        </w:rPr>
-      </w:pPr>
-      <w:r>
-        <w:rPr>
-          <w:sz w:val="24"/>
-          <w:szCs w:val="24"/>
-        </w:rPr>
-        <w:t xml:space="preserve">Kolom Status pada daftar evaluasi diisi dengan salah satu dari lima nilai berikut.</w:t>
+        <w:t xml:space="preserve">Kolom Status di Daftar Evaluasi Kepatuhan diisi dengan salah satu dari lima nilai berikut.</w:t>
       </w:r>
     </w:p>
     <w:tbl>
@@ -4884,6 +5008,8 @@
       </w:tblGrid>
       <w:tr>
         <w:trPr>
+          <w:cantSplit/>
+          <w:tblHeader/>
           <w:jc w:val="center"/>
         </w:trPr>
         <w:tc>
@@ -4899,6 +5025,7 @@
           </w:tcPr>
           <w:p>
             <w:pPr>
+              <w:keepNext/>
               <w:jc w:val="center"/>
               <w:rPr>
                 <w:sz w:val="24"/>
@@ -4929,6 +5056,7 @@
           </w:tcPr>
           <w:p>
             <w:pPr>
+              <w:keepNext/>
               <w:jc w:val="center"/>
               <w:rPr>
                 <w:sz w:val="24"/>
@@ -4949,6 +5077,7 @@
       </w:tr>
       <w:tr>
         <w:trPr>
+          <w:cantSplit/>
           <w:jc w:val="center"/>
         </w:trPr>
         <w:tc>
@@ -5003,13 +5132,14 @@
                 <w:sz w:val="24"/>
                 <w:szCs w:val="24"/>
               </w:rPr>
-              <w:t>Persyaratan yang ditinjau telah dipenuhi berdasarkan bukti yang diperiksa.</w:t>
+              <w:t>Persyaratan terpenuhi berdasarkan bukti yang diperiksa.</w:t>
             </w:r>
           </w:p>
         </w:tc>
       </w:tr>
       <w:tr>
         <w:trPr>
+          <w:cantSplit/>
           <w:jc w:val="center"/>
         </w:trPr>
         <w:tc>
@@ -5064,13 +5194,14 @@
                 <w:sz w:val="24"/>
                 <w:szCs w:val="24"/>
               </w:rPr>
-              <w:t>Ditemukan ketidaksesuaian terhadap persyaratan yang berlaku atau ketentuan yang telah ditetapkan.</w:t>
+              <w:t>Ada ketidaksesuaian terhadap persyaratan atau ketentuan yang berlaku.</w:t>
             </w:r>
           </w:p>
         </w:tc>
       </w:tr>
       <w:tr>
         <w:trPr>
+          <w:cantSplit/>
           <w:jc w:val="center"/>
         </w:trPr>
         <w:tc>
@@ -5125,13 +5256,14 @@
                 <w:sz w:val="24"/>
                 <w:szCs w:val="24"/>
               </w:rPr>
-              <w:t>Terdapat kekurangan yang perlu diperbaiki atau diperjelas.</w:t>
+              <w:t>Ada kekurangan yang perlu diperbaiki atau diperjelas.</w:t>
             </w:r>
           </w:p>
         </w:tc>
       </w:tr>
       <w:tr>
         <w:trPr>
+          <w:cantSplit/>
           <w:jc w:val="center"/>
         </w:trPr>
         <w:tc>
@@ -5193,6 +5325,7 @@
       </w:tr>
       <w:tr>
         <w:trPr>
+          <w:cantSplit/>
           <w:jc w:val="center"/>
         </w:trPr>
         <w:tc>
@@ -5247,7 +5380,7 @@
                 <w:sz w:val="24"/>
                 <w:szCs w:val="24"/>
               </w:rPr>
-              <w:t>Aspek tersebut tidak relevan dengan kegiatan perusahaan yang ditinjau.</w:t>
+              <w:t>Aspek tidak relevan dengan kegiatan yang ditinjau.</w:t>
             </w:r>
           </w:p>
         </w:tc>
@@ -5292,6 +5425,7 @@
     </w:p>
     <w:p>
       <w:pPr>
+        <w:keepNext/>
         <w:pBdr>
           <w:top w:val="nil"/>
           <w:left w:val="nil"/>
@@ -5311,7 +5445,7 @@
           <w:sz w:val="24"/>
           <w:szCs w:val="24"/>
         </w:rPr>
-        <w:t xml:space="preserve">Peninjauan dilakukan dengan mengacu pada ketentuan yang relevan, termasuk enam dasar berikut. Kolom Diverifikasi Pada ditambahkan (USULAN) dan diisi menurut Ketentuan butir 2.</w:t>
+        <w:t xml:space="preserve">Review mengacu pada ketentuan yang relevan, termasuk enam dasar berikut. Kolom Diverifikasi Pada adalah kolom tambahan dan diisi Staff Legal saat pemeriksaan (USULAN).</w:t>
       </w:r>
     </w:p>
     <w:tbl>
@@ -5330,6 +5464,8 @@
       </w:tblGrid>
       <w:tr>
         <w:trPr>
+          <w:cantSplit/>
+          <w:tblHeader/>
           <w:jc w:val="center"/>
         </w:trPr>
         <w:tc>
@@ -5345,6 +5481,7 @@
           </w:tcPr>
           <w:p>
             <w:pPr>
+              <w:keepNext/>
               <w:jc w:val="center"/>
               <w:rPr>
                 <w:sz w:val="24"/>
@@ -5375,6 +5512,7 @@
           </w:tcPr>
           <w:p>
             <w:pPr>
+              <w:keepNext/>
               <w:jc w:val="center"/>
               <w:rPr>
                 <w:sz w:val="24"/>
@@ -5405,6 +5543,7 @@
           </w:tcPr>
           <w:p>
             <w:pPr>
+              <w:keepNext/>
               <w:jc w:val="center"/>
               <w:rPr>
                 <w:sz w:val="24"/>
@@ -5425,6 +5564,7 @@
       </w:tr>
       <w:tr>
         <w:trPr>
+          <w:cantSplit/>
           <w:jc w:val="center"/>
         </w:trPr>
         <w:tc>
@@ -5496,7 +5636,7 @@
           </w:tcPr>
           <w:p>
             <w:pPr>
-              <w:jc w:val="both"/>
+              <w:jc w:val="left"/>
               <w:rPr>
                 <w:sz w:val="24"/>
                 <w:szCs w:val="24"/>
@@ -5514,6 +5654,7 @@
       </w:tr>
       <w:tr>
         <w:trPr>
+          <w:cantSplit/>
           <w:jc w:val="center"/>
         </w:trPr>
         <w:tc>
@@ -5585,7 +5726,7 @@
           </w:tcPr>
           <w:p>
             <w:pPr>
-              <w:jc w:val="both"/>
+              <w:jc w:val="left"/>
               <w:rPr>
                 <w:sz w:val="24"/>
                 <w:szCs w:val="24"/>
@@ -5603,6 +5744,7 @@
       </w:tr>
       <w:tr>
         <w:trPr>
+          <w:cantSplit/>
           <w:jc w:val="center"/>
         </w:trPr>
         <w:tc>
@@ -5657,7 +5799,7 @@
                 <w:sz w:val="24"/>
                 <w:szCs w:val="24"/>
               </w:rPr>
-              <w:t>Peraturan pelaksana terkait pelindungan data pribadi dan sistem elektronik yang berlaku. Daftar peraturannya dicatat di SNX-LEG-REG-03 (USULAN).</w:t>
+              <w:t>Peraturan pelaksana yang berlaku tentang pelindungan data pribadi dan sistem elektronik. Daftarnya dicatat di SNX-LEG-REG-03 (USULAN).</w:t>
             </w:r>
           </w:p>
         </w:tc>
@@ -5674,7 +5816,7 @@
           </w:tcPr>
           <w:p>
             <w:pPr>
-              <w:jc w:val="both"/>
+              <w:jc w:val="left"/>
               <w:rPr>
                 <w:sz w:val="24"/>
                 <w:szCs w:val="24"/>
@@ -5692,6 +5834,7 @@
       </w:tr>
       <w:tr>
         <w:trPr>
+          <w:cantSplit/>
           <w:jc w:val="center"/>
         </w:trPr>
         <w:tc>
@@ -5763,7 +5906,7 @@
           </w:tcPr>
           <w:p>
             <w:pPr>
-              <w:jc w:val="both"/>
+              <w:jc w:val="left"/>
               <w:rPr>
                 <w:sz w:val="24"/>
                 <w:szCs w:val="24"/>
@@ -5781,6 +5924,7 @@
       </w:tr>
       <w:tr>
         <w:trPr>
+          <w:cantSplit/>
           <w:jc w:val="center"/>
         </w:trPr>
         <w:tc>
@@ -5835,7 +5979,7 @@
                 <w:sz w:val="24"/>
                 <w:szCs w:val="24"/>
               </w:rPr>
-              <w:t>Kebijakan, prosedur, dan standar internal SINUX yang telah ditetapkan.</w:t>
+              <w:t>Kebijakan, prosedur, dan standar internal SINUX yang sudah ditetapkan.</w:t>
             </w:r>
           </w:p>
         </w:tc>
@@ -5852,7 +5996,7 @@
           </w:tcPr>
           <w:p>
             <w:pPr>
-              <w:jc w:val="both"/>
+              <w:jc w:val="left"/>
               <w:rPr>
                 <w:sz w:val="24"/>
                 <w:szCs w:val="24"/>
@@ -5870,6 +6014,7 @@
       </w:tr>
       <w:tr>
         <w:trPr>
+          <w:cantSplit/>
           <w:jc w:val="center"/>
         </w:trPr>
         <w:tc>
@@ -5924,7 +6069,7 @@
                 <w:sz w:val="24"/>
                 <w:szCs w:val="24"/>
               </w:rPr>
-              <w:t>Persyaratan ISO/IEC 27001 yang relevan dengan ruang lingkup sistem manajemen keamanan informasi SINUX. Klausul dan kontrol yang dirujuk ada di bagian 12.</w:t>
+              <w:t>Persyaratan ISO/IEC 27001 yang relevan dengan ruang lingkup sistem manajemen keamanan informasi SINUX.</w:t>
             </w:r>
           </w:p>
         </w:tc>
@@ -5941,7 +6086,7 @@
           </w:tcPr>
           <w:p>
             <w:pPr>
-              <w:jc w:val="both"/>
+              <w:jc w:val="left"/>
               <w:rPr>
                 <w:sz w:val="24"/>
                 <w:szCs w:val="24"/>
@@ -6016,7 +6161,7 @@
           <w:sz w:val="24"/>
           <w:szCs w:val="24"/>
         </w:rPr>
-        <w:t xml:space="preserve">1. Staff Legal menyusun satu lembar tinjauan untuk setiap periode tinjauan. Periode tinjauan adalah setahun sekali (USULAN).</w:t>
+        <w:t xml:space="preserve">1. Staff Legal menyusun satu lembar review untuk setiap periode review, yaitu setahun sekali (USULAN).</w:t>
       </w:r>
     </w:p>
     <w:p>
@@ -6040,7 +6185,7 @@
           <w:sz w:val="24"/>
           <w:szCs w:val="24"/>
         </w:rPr>
-        <w:t xml:space="preserve">2. Staff Legal memverifikasi dan memperbarui dasar peninjauan di bagian 3 pada saat pemeriksaan dilakukan, lalu mengisi kolom Diverifikasi Pada.</w:t>
+        <w:t xml:space="preserve">2. Saat pemeriksaan, Staff Legal memverifikasi dan memperbarui daftar di bagian Dasar Peninjauan, lalu mengisi kolom Diverifikasi Pada.</w:t>
       </w:r>
     </w:p>
     <w:p>
@@ -6064,7 +6209,7 @@
           <w:sz w:val="24"/>
           <w:szCs w:val="24"/>
         </w:rPr>
-        <w:t xml:space="preserve">3. PIC Unit Kerja menyampaikan kepada Staff Legal jenis data, tujuan penggunaan, serta sistem atau lokasi penyimpanan tiap kegiatan pengelolaan data di unitnya.</w:t>
+        <w:t xml:space="preserve">3. PIC Unit Kerja menyampaikan jenis data, tujuan penggunaan, serta sistem atau lokasi penyimpanan setiap kegiatan pengelolaan data di unitnya kepada Staff Legal.</w:t>
       </w:r>
     </w:p>
     <w:p>
@@ -6088,7 +6233,7 @@
           <w:sz w:val="24"/>
           <w:szCs w:val="24"/>
         </w:rPr>
-        <w:t xml:space="preserve">4. Staff Legal mengisi inventaris di bagian 7 dari keterangan PIC Unit Kerja.</w:t>
+        <w:t xml:space="preserve">4. Staff Legal mengisi Inventaris Kegiatan Pengelolaan Data dari keterangan PIC Unit Kerja.</w:t>
       </w:r>
     </w:p>
     <w:p>
@@ -6112,7 +6257,7 @@
           <w:sz w:val="24"/>
           <w:szCs w:val="24"/>
         </w:rPr>
-        <w:t xml:space="preserve">5. Staff Legal menulis di inventaris jenis data dan tingkat klasifikasinya menurut SNX-ISMS-PRO-01, bukan isi datanya.</w:t>
+        <w:t xml:space="preserve">5. Di inventaris, Staff Legal menulis jenis data dan tingkat klasifikasinya menurut SNX-ISMS-PRO-01, bukan isi datanya.</w:t>
       </w:r>
     </w:p>
     <w:p>
@@ -6160,7 +6305,7 @@
           <w:sz w:val="24"/>
           <w:szCs w:val="24"/>
         </w:rPr>
-        <w:t xml:space="preserve">7. Staff Legal memeriksa tiap aspek di bagian 8 terhadap bukti dan mengisi kolom Status dengan satu dari lima status di bagian 2.</w:t>
+        <w:t xml:space="preserve">7. Staff Legal memeriksa setiap aspek di Daftar Evaluasi Kepatuhan terhadap bukti, lalu mengisi kolom Status dengan salah satu nilai Status Pemeriksaan.</w:t>
       </w:r>
     </w:p>
     <w:p>
@@ -6184,7 +6329,7 @@
           <w:sz w:val="24"/>
           <w:szCs w:val="24"/>
         </w:rPr>
-        <w:t xml:space="preserve">8. Staff Legal menulis di kolom Catatan/Tindak Lanjut nama rekaman dan lokasi bukti yang diperiksa.</w:t>
+        <w:t xml:space="preserve">8. Staff Legal menulis nama record dan lokasi bukti yang diperiksa di kolom Catatan/Tindak Lanjut.</w:t>
       </w:r>
     </w:p>
     <w:p>
@@ -6232,7 +6377,7 @@
           <w:sz w:val="24"/>
           <w:szCs w:val="24"/>
         </w:rPr>
-        <w:t xml:space="preserve">10. Staff Legal mencatat setiap aspek berstatus Tidak Sesuai atau Perlu Perbaikan sebagai satu baris temuan di bagian 9 (USULAN).</w:t>
+        <w:t xml:space="preserve">10. Staff Legal mencatat setiap aspek berstatus Tidak Sesuai atau Perlu Perbaikan sebagai satu baris di tabel Ringkasan Temuan (USULAN).</w:t>
       </w:r>
     </w:p>
     <w:p>
@@ -6256,7 +6401,7 @@
           <w:sz w:val="24"/>
           <w:szCs w:val="24"/>
         </w:rPr>
-        <w:t xml:space="preserve">11. Line Manager Legal menetapkan PIC dan target penyelesaian tiap temuan, dan Staff Legal mencatatnya di bagian 9 (USULAN).</w:t>
+        <w:t xml:space="preserve">11. Line Manager Legal menetapkan PIC dan target penyelesaian setiap temuan, lalu Staff Legal mencatatnya di tabel Ringkasan Temuan (USULAN).</w:t>
       </w:r>
     </w:p>
     <w:p>
@@ -6280,7 +6425,7 @@
           <w:sz w:val="24"/>
           <w:szCs w:val="24"/>
         </w:rPr>
-        <w:t xml:space="preserve">12. Line Manager Legal memeriksa lembar tinjauan yang sudah terisi dan menulis rekomendasi di bagian 10.</w:t>
+        <w:t xml:space="preserve">12. Line Manager Legal memeriksa lembar review yang sudah terisi dan menulis rekomendasi di tabel Rekomendasi.</w:t>
       </w:r>
     </w:p>
     <w:p>
@@ -6304,7 +6449,7 @@
           <w:sz w:val="24"/>
           <w:szCs w:val="24"/>
         </w:rPr>
-        <w:t xml:space="preserve">13. Line Manager Legal memilih satu opsi kesimpulan di bagian 10 menurut status aspek (USULAN). Opsi 2 dipilih bila ada aspek berstatus Tidak Sesuai atau Perlu Perbaikan, opsi 3 bila tidak ada aspek seperti itu tetapi ada yang berstatus Belum Diverifikasi, dan opsi 1 bila semua aspek berstatus Sesuai atau Tidak Berlaku.</w:t>
+        <w:t xml:space="preserve">13. Line Manager Legal memilih satu opsi Kesimpulan Pemeriksaan berdasarkan status aspek. Opsi 1 dipilih jika semua aspek berstatus Sesuai atau Tidak Berlaku. Opsi 2 dipilih jika ada aspek berstatus Tidak Sesuai atau Perlu Perbaikan. Opsi 3 dipilih jika tidak ada aspek seperti itu tetapi ada yang berstatus Belum Diverifikasi (USULAN).</w:t>
       </w:r>
     </w:p>
     <w:p>
@@ -6328,12 +6473,13 @@
           <w:sz w:val="24"/>
           <w:szCs w:val="24"/>
         </w:rPr>
-        <w:t xml:space="preserve">14. Staff Legal menyimpan lembar tinjauan terisi di folder Google Drive departemen Legal dengan klasifikasi paling rendah RESTRICTED (Internal) (USULAN, SNX-LEG-SOP-01 butir 4.24).</w:t>
+        <w:t xml:space="preserve">14. Staff Legal menyimpan lembar review terisi di folder Google Drive Departemen Legal dengan klasifikasi paling rendah RESTRICTED (Internal) (USULAN, SNX-LEG-SOP-01 butir 4.24).</w:t>
       </w:r>
     </w:p>
     <w:p>
       <w:pPr>
         <w:pStyle w:val="Heading1"/>
+        <w:keepNext/>
         <w:numPr>
           <w:ilvl w:val="0"/>
           <w:numId w:val="7"/>
@@ -6359,6 +6505,8 @@
       </w:tblGrid>
       <w:tr>
         <w:trPr>
+          <w:cantSplit/>
+          <w:tblHeader/>
           <w:jc w:val="center"/>
         </w:trPr>
         <w:tc>
@@ -6374,6 +6522,7 @@
           </w:tcPr>
           <w:p>
             <w:pPr>
+              <w:keepNext/>
               <w:jc w:val="center"/>
               <w:rPr>
                 <w:sz w:val="24"/>
@@ -6404,6 +6553,7 @@
           </w:tcPr>
           <w:p>
             <w:pPr>
+              <w:keepNext/>
               <w:jc w:val="center"/>
               <w:rPr>
                 <w:sz w:val="24"/>
@@ -6424,6 +6574,7 @@
       </w:tr>
       <w:tr>
         <w:trPr>
+          <w:cantSplit/>
           <w:jc w:val="center"/>
         </w:trPr>
         <w:tc>
@@ -6478,13 +6629,14 @@
                 <w:sz w:val="24"/>
                 <w:szCs w:val="24"/>
               </w:rPr>
-              <w:t>Menyusun lembar tinjauan, mengisi inventaris dan daftar evaluasi dari bukti, mencatat temuan, dan menyimpan lembar terisi (Ketentuan butir 1, 2, 4, 5, 7 sampai 11, dan 14). Mengisi tahapan Disusun oleh pada bagian 10.</w:t>
+              <w:t>Menyusun lembar review, mengisi inventaris dan Daftar Evaluasi Kepatuhan dari bukti, mencatat temuan, dan menyimpan lembar terisi. Mengisi baris Disusun oleh di tabel Persetujuan Tinjauan.</w:t>
             </w:r>
           </w:p>
         </w:tc>
       </w:tr>
       <w:tr>
         <w:trPr>
+          <w:cantSplit/>
           <w:jc w:val="center"/>
         </w:trPr>
         <w:tc>
@@ -6539,13 +6691,14 @@
                 <w:sz w:val="24"/>
                 <w:szCs w:val="24"/>
               </w:rPr>
-              <w:t>Pemilik form ini (USULAN) dan pemilik rekaman lembar tinjauan menurut SNX-LEG-SOP-03. Menetapkan PIC dan target penyelesaian temuan, memeriksa lembar tinjauan, menulis rekomendasi, dan memilih opsi kesimpulan (Ketentuan butir 11 sampai 13). Mengisi tahapan Diperiksa oleh pada bagian 10 (USULAN).</w:t>
+              <w:t>Pemilik form ini (USULAN) dan pemilik record lembar review menurut SNX-LEG-SOP-03. Menetapkan PIC dan target penyelesaian temuan, memeriksa lembar review, menulis rekomendasi, dan memilih opsi kesimpulan. Mengisi baris Diperiksa oleh di tabel Persetujuan Tinjauan (USULAN).</w:t>
             </w:r>
           </w:p>
         </w:tc>
       </w:tr>
       <w:tr>
         <w:trPr>
+          <w:cantSplit/>
           <w:jc w:val="center"/>
         </w:trPr>
         <w:tc>
@@ -6600,13 +6753,14 @@
                 <w:sz w:val="24"/>
                 <w:szCs w:val="24"/>
               </w:rPr>
-              <w:t>Memberi keterangan teknis tentang sistem, hak akses, penyimpanan, dan pencatatan aktivitas (Ketentuan butir 6). Peran ini dipetakan dari unit IT (USULAN).</w:t>
+              <w:t>Memberi keterangan teknis tentang sistem, hak akses, penyimpanan, dan pencatatan aktivitas. Ditunjuk sebagai wakil unit IT (USULAN).</w:t>
             </w:r>
           </w:p>
         </w:tc>
       </w:tr>
       <w:tr>
         <w:trPr>
+          <w:cantSplit/>
           <w:jc w:val="center"/>
         </w:trPr>
         <w:tc>
@@ -6661,7 +6815,7 @@
                 <w:sz w:val="24"/>
                 <w:szCs w:val="24"/>
               </w:rPr>
-              <w:t>Menyampaikan keterangan kegiatan pengelolaan data di unitnya (Ketentuan butir 3) dan menjalankan tindakan temuan yang ditetapkan atas jabatannya (Ketentuan butir 11).</w:t>
+              <w:t>Menyampaikan keterangan kegiatan pengelolaan data di unitnya dan menjalankan tindakan atas temuan yang ditetapkan untuk jabatannya.</w:t>
             </w:r>
           </w:p>
         </w:tc>
@@ -6712,7 +6866,7 @@
           <w:sz w:val="24"/>
           <w:szCs w:val="24"/>
         </w:rPr>
-        <w:t xml:space="preserve">Line Manager Legal dan Staff Legal adalah nama peran yang dipetakan ke jabatan Legal &amp; Compliance (JA-08, JA-09) di SNX-HR-ORG-01. Pengesahan form ini tercatat di blok Approval pada halaman depan. Pihak yang menyusun, memeriksa, dan menyetujui tiap lembar tinjauan tercatat di bagian 10. Peran penyetuju lembar tinjauan belum ditetapkan; Line Manager Legal memutuskannya (USULAN).</w:t>
+        <w:t xml:space="preserve">Line Manager Legal dan Staff Legal dipetakan ke jabatan Legal &amp; Compliance (JA-08, JA-09) di SNX-HR-ORG-01. Pengesahan form ini tercatat di blok Approval di halaman depan, sedangkan penyusun, pemeriksa, dan penyetuju setiap lembar review tercatat di tabel Persetujuan Tinjauan. Peran penyetuju lembar review belum ditetapkan dan akan diputuskan Line Manager Legal (USULAN).</w:t>
       </w:r>
     </w:p>
     <w:p>
@@ -6749,7 +6903,7 @@
           <w:sz w:val="24"/>
           <w:szCs w:val="24"/>
         </w:rPr>
-        <w:t xml:space="preserve">1. Semua sel data kosong. Staff Legal mengisinya dari bukti yang diperiksa dan menambah baris bila perlu.</w:t>
+        <w:t xml:space="preserve">1. Semua sel data kosong sampai diisi Staff Legal dari bukti yang diperiksa. Tambah baris jika perlu.</w:t>
       </w:r>
     </w:p>
     <w:p>
@@ -6773,7 +6927,7 @@
           <w:sz w:val="24"/>
           <w:szCs w:val="24"/>
         </w:rPr>
-        <w:t xml:space="preserve">2. Nomor baris di tabel 7.1 dan 7.2 sama: satu baris untuk satu kegiatan pengelolaan data.</w:t>
+        <w:t xml:space="preserve">2. Pakai nomor baris yang sama di tabel 7.1 dan 7.2: satu nomor untuk satu kegiatan pengelolaan data.</w:t>
       </w:r>
     </w:p>
     <w:p>
@@ -6797,7 +6951,7 @@
           <w:sz w:val="24"/>
           <w:szCs w:val="24"/>
         </w:rPr>
-        <w:t xml:space="preserve">3. Kolom Klasifikasi memuat salah satu dari empat tingkat di bagian 2 (USULAN: kolom baru).</w:t>
+        <w:t xml:space="preserve">3. Isi kolom Klasifikasi dengan PUBLIC, INTERNAL, RESTRICTED (Internal), atau SECRET (USULAN: kolom baru).</w:t>
       </w:r>
     </w:p>
     <w:p>
@@ -6821,7 +6975,7 @@
           <w:sz w:val="24"/>
           <w:szCs w:val="24"/>
         </w:rPr>
-        <w:t xml:space="preserve">4. Kolom Unit Kerja/PIC di bagian 7 dan kolom PIC di bagian 9 memuat nama peran atau jabatan menurut SNX-HR-ORG-01, bukan nama orang. Untuk Departemen Legal, tulis peran Line Manager Legal atau Staff Legal (USULAN).</w:t>
+        <w:t xml:space="preserve">4. Di kolom Unit Kerja/PIC dan kolom PIC tabel Ringkasan Temuan, tulis nama peran atau jabatan menurut SNX-HR-ORG-01, bukan nama orang. Untuk Departemen Legal, tulis Line Manager Legal atau Staff Legal (USULAN).</w:t>
       </w:r>
     </w:p>
     <w:p>
@@ -6845,7 +6999,7 @@
           <w:sz w:val="24"/>
           <w:szCs w:val="24"/>
         </w:rPr>
-        <w:t xml:space="preserve">5. Kolom Status Verifikasi memuat Sudah diverifikasi atau Belum Diverifikasi, sesuai hasil mencocokkan baris dengan bukti (USULAN).</w:t>
+        <w:t xml:space="preserve">5. Isi kolom Status Verifikasi dengan Sudah diverifikasi atau Belum Diverifikasi, sesuai hasil pencocokan baris dengan bukti (USULAN).</w:t>
       </w:r>
     </w:p>
     <w:p>
@@ -6869,7 +7023,7 @@
           <w:sz w:val="24"/>
           <w:szCs w:val="24"/>
         </w:rPr>
-        <w:t xml:space="preserve">6. Kolom Status di bagian 8 memuat satu dari lima status di bagian 2, ditulis persis seperti di tabel itu.</w:t>
+        <w:t xml:space="preserve">6. Isi kolom Status di Daftar Evaluasi Kepatuhan dengan salah satu dari lima nilai, ditulis persis seperti di tabel Status Pemeriksaan.</w:t>
       </w:r>
     </w:p>
     <w:p>
@@ -6893,7 +7047,7 @@
           <w:sz w:val="24"/>
           <w:szCs w:val="24"/>
         </w:rPr>
-        <w:t xml:space="preserve">7. Aspek yang tidak relevan dengan kegiatan SINUX diberi status Tidak Berlaku, dan alasannya ditulis di kolom Catatan/Tindak Lanjut.</w:t>
+        <w:t xml:space="preserve">7. Beri status Tidak Berlaku pada aspek yang tidak relevan dengan kegiatan SINUX, lalu tulis alasannya di kolom Catatan/Tindak Lanjut.</w:t>
       </w:r>
     </w:p>
     <w:p>
@@ -6917,7 +7071,7 @@
           <w:sz w:val="24"/>
           <w:szCs w:val="24"/>
         </w:rPr>
-        <w:t xml:space="preserve">8. Kolom Temuan di bagian 9 diawali kode aspek di bagian 8 (USULAN).</w:t>
+        <w:t xml:space="preserve">8. Awali isi kolom Temuan di tabel Ringkasan Temuan dengan kode aspek dari Daftar Evaluasi Kepatuhan (USULAN).</w:t>
       </w:r>
     </w:p>
     <w:p>
@@ -6941,7 +7095,7 @@
           <w:sz w:val="24"/>
           <w:szCs w:val="24"/>
         </w:rPr>
-        <w:t xml:space="preserve">9. Di bagian 10, Line Manager Legal mengganti kotak ☐ dengan ☒ pada satu opsi kesimpulan.</w:t>
+        <w:t xml:space="preserve">9. Untuk Kesimpulan Pemeriksaan, Line Manager Legal mengganti ☐ menjadi ☒ pada satu opsi.</w:t>
       </w:r>
     </w:p>
     <w:p>
@@ -6965,7 +7119,7 @@
           <w:sz w:val="24"/>
           <w:szCs w:val="24"/>
         </w:rPr>
-        <w:t xml:space="preserve">10. Nama, jabatan, tanggal, dan tanda tangan pada tabel Persetujuan Tinjauan diisi oleh masing-masing pihak yang bersangkutan.</w:t>
+        <w:t xml:space="preserve">10. Nama, jabatan, tanggal, dan tanda tangan di tabel Persetujuan Tinjauan diisi sendiri oleh setiap pihak.</w:t>
       </w:r>
     </w:p>
     <w:p>
@@ -7002,12 +7156,13 @@
           <w:sz w:val="24"/>
           <w:szCs w:val="24"/>
         </w:rPr>
-        <w:t xml:space="preserve">Tabel 7.1 dan 7.2 memuat kegiatan pengelolaan data yang ditinjau. Kolom Klasifikasi ditambahkan agar tingkat kerahasiaan tiap jenis data terlihat (USULAN).</w:t>
+        <w:t xml:space="preserve">Tabel 7.1 dan 7.2 memuat kegiatan pengelolaan data yang ditinjau. Kolom Klasifikasi ditambahkan agar tingkat kerahasiaan setiap jenis data terlihat (USULAN).</w:t>
       </w:r>
     </w:p>
     <w:p>
       <w:pPr>
         <w:pStyle w:val="Heading2"/>
+        <w:keepNext/>
         <w:numPr>
           <w:ilvl w:val="1"/>
           <w:numId w:val="7"/>
@@ -7036,6 +7191,8 @@
       </w:tblGrid>
       <w:tr>
         <w:trPr>
+          <w:cantSplit/>
+          <w:tblHeader/>
           <w:jc w:val="center"/>
         </w:trPr>
         <w:tc>
@@ -7051,6 +7208,7 @@
           </w:tcPr>
           <w:p>
             <w:pPr>
+              <w:keepNext/>
               <w:jc w:val="center"/>
               <w:rPr>
                 <w:sz w:val="24"/>
@@ -7081,6 +7239,7 @@
           </w:tcPr>
           <w:p>
             <w:pPr>
+              <w:keepNext/>
               <w:jc w:val="center"/>
               <w:rPr>
                 <w:sz w:val="24"/>
@@ -7111,6 +7270,7 @@
           </w:tcPr>
           <w:p>
             <w:pPr>
+              <w:keepNext/>
               <w:jc w:val="center"/>
               <w:rPr>
                 <w:sz w:val="24"/>
@@ -7141,6 +7301,7 @@
           </w:tcPr>
           <w:p>
             <w:pPr>
+              <w:keepNext/>
               <w:jc w:val="center"/>
               <w:rPr>
                 <w:sz w:val="24"/>
@@ -7171,6 +7332,7 @@
           </w:tcPr>
           <w:p>
             <w:pPr>
+              <w:keepNext/>
               <w:jc w:val="center"/>
               <w:rPr>
                 <w:sz w:val="24"/>
@@ -7191,6 +7353,7 @@
       </w:tr>
       <w:tr>
         <w:trPr>
+          <w:cantSplit/>
           <w:jc w:val="center"/>
         </w:trPr>
         <w:tc>
@@ -7261,7 +7424,7 @@
           </w:tcPr>
           <w:p>
             <w:pPr>
-              <w:jc w:val="both"/>
+              <w:jc w:val="left"/>
               <w:rPr>
                 <w:sz w:val="24"/>
                 <w:szCs w:val="24"/>
@@ -7289,7 +7452,7 @@
           </w:tcPr>
           <w:p>
             <w:pPr>
-              <w:jc w:val="both"/>
+              <w:jc w:val="left"/>
               <w:rPr>
                 <w:sz w:val="24"/>
                 <w:szCs w:val="24"/>
@@ -7317,7 +7480,7 @@
           </w:tcPr>
           <w:p>
             <w:pPr>
-              <w:jc w:val="both"/>
+              <w:jc w:val="left"/>
               <w:rPr>
                 <w:sz w:val="24"/>
                 <w:szCs w:val="24"/>
@@ -7335,6 +7498,7 @@
       </w:tr>
       <w:tr>
         <w:trPr>
+          <w:cantSplit/>
           <w:jc w:val="center"/>
         </w:trPr>
         <w:tc>
@@ -7405,7 +7569,7 @@
           </w:tcPr>
           <w:p>
             <w:pPr>
-              <w:jc w:val="both"/>
+              <w:jc w:val="left"/>
               <w:rPr>
                 <w:sz w:val="24"/>
                 <w:szCs w:val="24"/>
@@ -7433,7 +7597,7 @@
           </w:tcPr>
           <w:p>
             <w:pPr>
-              <w:jc w:val="both"/>
+              <w:jc w:val="left"/>
               <w:rPr>
                 <w:sz w:val="24"/>
                 <w:szCs w:val="24"/>
@@ -7461,7 +7625,7 @@
           </w:tcPr>
           <w:p>
             <w:pPr>
-              <w:jc w:val="both"/>
+              <w:jc w:val="left"/>
               <w:rPr>
                 <w:sz w:val="24"/>
                 <w:szCs w:val="24"/>
@@ -7479,6 +7643,7 @@
       </w:tr>
       <w:tr>
         <w:trPr>
+          <w:cantSplit/>
           <w:jc w:val="center"/>
         </w:trPr>
         <w:tc>
@@ -7549,7 +7714,7 @@
           </w:tcPr>
           <w:p>
             <w:pPr>
-              <w:jc w:val="both"/>
+              <w:jc w:val="left"/>
               <w:rPr>
                 <w:sz w:val="24"/>
                 <w:szCs w:val="24"/>
@@ -7577,7 +7742,7 @@
           </w:tcPr>
           <w:p>
             <w:pPr>
-              <w:jc w:val="both"/>
+              <w:jc w:val="left"/>
               <w:rPr>
                 <w:sz w:val="24"/>
                 <w:szCs w:val="24"/>
@@ -7605,7 +7770,7 @@
           </w:tcPr>
           <w:p>
             <w:pPr>
-              <w:jc w:val="both"/>
+              <w:jc w:val="left"/>
               <w:rPr>
                 <w:sz w:val="24"/>
                 <w:szCs w:val="24"/>
@@ -7649,6 +7814,7 @@
     <w:p>
       <w:pPr>
         <w:pStyle w:val="Heading2"/>
+        <w:keepNext/>
         <w:numPr>
           <w:ilvl w:val="1"/>
           <w:numId w:val="7"/>
@@ -7676,6 +7842,8 @@
       </w:tblGrid>
       <w:tr>
         <w:trPr>
+          <w:cantSplit/>
+          <w:tblHeader/>
           <w:jc w:val="center"/>
         </w:trPr>
         <w:tc>
@@ -7691,6 +7859,7 @@
           </w:tcPr>
           <w:p>
             <w:pPr>
+              <w:keepNext/>
               <w:jc w:val="center"/>
               <w:rPr>
                 <w:sz w:val="24"/>
@@ -7721,6 +7890,7 @@
           </w:tcPr>
           <w:p>
             <w:pPr>
+              <w:keepNext/>
               <w:jc w:val="center"/>
               <w:rPr>
                 <w:sz w:val="24"/>
@@ -7751,6 +7921,7 @@
           </w:tcPr>
           <w:p>
             <w:pPr>
+              <w:keepNext/>
               <w:jc w:val="center"/>
               <w:rPr>
                 <w:sz w:val="24"/>
@@ -7781,6 +7952,7 @@
           </w:tcPr>
           <w:p>
             <w:pPr>
+              <w:keepNext/>
               <w:jc w:val="center"/>
               <w:rPr>
                 <w:sz w:val="24"/>
@@ -7801,6 +7973,7 @@
       </w:tr>
       <w:tr>
         <w:trPr>
+          <w:cantSplit/>
           <w:jc w:val="center"/>
         </w:trPr>
         <w:tc>
@@ -7871,7 +8044,7 @@
           </w:tcPr>
           <w:p>
             <w:pPr>
-              <w:jc w:val="both"/>
+              <w:jc w:val="left"/>
               <w:rPr>
                 <w:sz w:val="24"/>
                 <w:szCs w:val="24"/>
@@ -7899,7 +8072,7 @@
           </w:tcPr>
           <w:p>
             <w:pPr>
-              <w:jc w:val="both"/>
+              <w:jc w:val="left"/>
               <w:rPr>
                 <w:sz w:val="24"/>
                 <w:szCs w:val="24"/>
@@ -7917,6 +8090,7 @@
       </w:tr>
       <w:tr>
         <w:trPr>
+          <w:cantSplit/>
           <w:jc w:val="center"/>
         </w:trPr>
         <w:tc>
@@ -7987,7 +8161,7 @@
           </w:tcPr>
           <w:p>
             <w:pPr>
-              <w:jc w:val="both"/>
+              <w:jc w:val="left"/>
               <w:rPr>
                 <w:sz w:val="24"/>
                 <w:szCs w:val="24"/>
@@ -8015,7 +8189,7 @@
           </w:tcPr>
           <w:p>
             <w:pPr>
-              <w:jc w:val="both"/>
+              <w:jc w:val="left"/>
               <w:rPr>
                 <w:sz w:val="24"/>
                 <w:szCs w:val="24"/>
@@ -8033,6 +8207,7 @@
       </w:tr>
       <w:tr>
         <w:trPr>
+          <w:cantSplit/>
           <w:jc w:val="center"/>
         </w:trPr>
         <w:tc>
@@ -8103,7 +8278,7 @@
           </w:tcPr>
           <w:p>
             <w:pPr>
-              <w:jc w:val="both"/>
+              <w:jc w:val="left"/>
               <w:rPr>
                 <w:sz w:val="24"/>
                 <w:szCs w:val="24"/>
@@ -8131,7 +8306,7 @@
           </w:tcPr>
           <w:p>
             <w:pPr>
-              <w:jc w:val="both"/>
+              <w:jc w:val="left"/>
               <w:rPr>
                 <w:sz w:val="24"/>
                 <w:szCs w:val="24"/>
@@ -8187,6 +8362,7 @@
     </w:p>
     <w:p>
       <w:pPr>
+        <w:keepNext/>
         <w:pBdr>
           <w:top w:val="nil"/>
           <w:left w:val="nil"/>
@@ -8206,7 +8382,7 @@
           <w:sz w:val="24"/>
           <w:szCs w:val="24"/>
         </w:rPr>
-        <w:t xml:space="preserve">Daftar ini memuat 23 aspek dalam enam kelompok untuk evaluasi kepatuhan SINUX terhadap kewajiban pelindungan data pribadi dan kerahasiaan informasi. Tabel berikut memuat kewajiban yang diuji tiap kelompok (USULAN).</w:t>
+        <w:t xml:space="preserve">Daftar ini memuat 23 aspek dalam enam kelompok untuk mengevaluasi kepatuhan SINUX terhadap kewajiban pelindungan data pribadi dan kerahasiaan informasi. Tabel berikut memuat kewajiban yang diuji setiap kelompok (USULAN).</w:t>
       </w:r>
     </w:p>
     <w:tbl>
@@ -8224,6 +8400,8 @@
       </w:tblGrid>
       <w:tr>
         <w:trPr>
+          <w:cantSplit/>
+          <w:tblHeader/>
           <w:jc w:val="center"/>
         </w:trPr>
         <w:tc>
@@ -8239,6 +8417,7 @@
           </w:tcPr>
           <w:p>
             <w:pPr>
+              <w:keepNext/>
               <w:jc w:val="center"/>
               <w:rPr>
                 <w:sz w:val="24"/>
@@ -8269,6 +8448,7 @@
           </w:tcPr>
           <w:p>
             <w:pPr>
+              <w:keepNext/>
               <w:jc w:val="center"/>
               <w:rPr>
                 <w:sz w:val="24"/>
@@ -8289,6 +8469,7 @@
       </w:tr>
       <w:tr>
         <w:trPr>
+          <w:cantSplit/>
           <w:jc w:val="center"/>
         </w:trPr>
         <w:tc>
@@ -8350,6 +8531,7 @@
       </w:tr>
       <w:tr>
         <w:trPr>
+          <w:cantSplit/>
           <w:jc w:val="center"/>
         </w:trPr>
         <w:tc>
@@ -8411,6 +8593,7 @@
       </w:tr>
       <w:tr>
         <w:trPr>
+          <w:cantSplit/>
           <w:jc w:val="center"/>
         </w:trPr>
         <w:tc>
@@ -8472,6 +8655,7 @@
       </w:tr>
       <w:tr>
         <w:trPr>
+          <w:cantSplit/>
           <w:jc w:val="center"/>
         </w:trPr>
         <w:tc>
@@ -8533,6 +8717,7 @@
       </w:tr>
       <w:tr>
         <w:trPr>
+          <w:cantSplit/>
           <w:jc w:val="center"/>
         </w:trPr>
         <w:tc>
@@ -8594,6 +8779,7 @@
       </w:tr>
       <w:tr>
         <w:trPr>
+          <w:cantSplit/>
           <w:jc w:val="center"/>
         </w:trPr>
         <w:tc>
@@ -8699,12 +8885,13 @@
           <w:sz w:val="24"/>
           <w:szCs w:val="24"/>
         </w:rPr>
-        <w:t xml:space="preserve">Isi kolom Hal yang Diperiksa berstatus (USULAN) sampai Line Manager Legal menyetujuinya. Aspek bertanda (USULAN) pada kolom Aspek yang Ditelaah adalah aspek tambahan.</w:t>
+        <w:t xml:space="preserve">Isi kolom Hal yang Diperiksa masih (USULAN) sampai disetujui Line Manager Legal. Aspek bertanda (USULAN) di kolom Aspek yang Ditelaah adalah aspek tambahan.</w:t>
       </w:r>
     </w:p>
     <w:p>
       <w:pPr>
         <w:pStyle w:val="Heading2"/>
+        <w:keepNext/>
         <w:numPr>
           <w:ilvl w:val="1"/>
           <w:numId w:val="7"/>
@@ -8733,6 +8920,8 @@
       </w:tblGrid>
       <w:tr>
         <w:trPr>
+          <w:cantSplit/>
+          <w:tblHeader/>
           <w:jc w:val="center"/>
         </w:trPr>
         <w:tc>
@@ -8748,6 +8937,7 @@
           </w:tcPr>
           <w:p>
             <w:pPr>
+              <w:keepNext/>
               <w:jc w:val="center"/>
               <w:rPr>
                 <w:sz w:val="24"/>
@@ -8778,6 +8968,7 @@
           </w:tcPr>
           <w:p>
             <w:pPr>
+              <w:keepNext/>
               <w:jc w:val="center"/>
               <w:rPr>
                 <w:sz w:val="24"/>
@@ -8808,6 +8999,7 @@
           </w:tcPr>
           <w:p>
             <w:pPr>
+              <w:keepNext/>
               <w:jc w:val="center"/>
               <w:rPr>
                 <w:sz w:val="24"/>
@@ -8838,6 +9030,7 @@
           </w:tcPr>
           <w:p>
             <w:pPr>
+              <w:keepNext/>
               <w:jc w:val="center"/>
               <w:rPr>
                 <w:sz w:val="24"/>
@@ -8868,6 +9061,7 @@
           </w:tcPr>
           <w:p>
             <w:pPr>
+              <w:keepNext/>
               <w:jc w:val="center"/>
               <w:rPr>
                 <w:sz w:val="24"/>
@@ -8888,6 +9082,7 @@
       </w:tr>
       <w:tr>
         <w:trPr>
+          <w:cantSplit/>
           <w:jc w:val="center"/>
         </w:trPr>
         <w:tc>
@@ -8959,19 +9154,19 @@
           </w:tcPr>
           <w:p>
             <w:pPr>
-              <w:jc w:val="both"/>
-              <w:rPr>
-                <w:sz w:val="24"/>
-                <w:szCs w:val="24"/>
-              </w:rPr>
-            </w:pPr>
-            <w:r>
-              <w:rPr>
-                <w:b w:val="0"/>
-                <w:sz w:val="24"/>
-                <w:szCs w:val="24"/>
-              </w:rPr>
-              <w:t>Semua kegiatan pengelolaan data pribadi atau informasi rahasia tercatat di inventaris (bagian 7), lengkap dengan jenis data dan lokasi penyimpanannya.</w:t>
+              <w:jc w:val="left"/>
+              <w:rPr>
+                <w:sz w:val="24"/>
+                <w:szCs w:val="24"/>
+              </w:rPr>
+            </w:pPr>
+            <w:r>
+              <w:rPr>
+                <w:b w:val="0"/>
+                <w:sz w:val="24"/>
+                <w:szCs w:val="24"/>
+              </w:rPr>
+              <w:t>Semua kegiatan pengelolaan data pribadi atau informasi rahasia tercatat di inventaris, lengkap dengan jenis data dan lokasi penyimpanannya.</w:t>
             </w:r>
           </w:p>
         </w:tc>
@@ -8988,7 +9183,7 @@
           </w:tcPr>
           <w:p>
             <w:pPr>
-              <w:jc w:val="both"/>
+              <w:jc w:val="left"/>
               <w:rPr>
                 <w:sz w:val="24"/>
                 <w:szCs w:val="24"/>
@@ -9016,7 +9211,7 @@
           </w:tcPr>
           <w:p>
             <w:pPr>
-              <w:jc w:val="both"/>
+              <w:jc w:val="left"/>
               <w:rPr>
                 <w:sz w:val="24"/>
                 <w:szCs w:val="24"/>
@@ -9034,6 +9229,7 @@
       </w:tr>
       <w:tr>
         <w:trPr>
+          <w:cantSplit/>
           <w:jc w:val="center"/>
         </w:trPr>
         <w:tc>
@@ -9105,19 +9301,19 @@
           </w:tcPr>
           <w:p>
             <w:pPr>
-              <w:jc w:val="both"/>
-              <w:rPr>
-                <w:sz w:val="24"/>
-                <w:szCs w:val="24"/>
-              </w:rPr>
-            </w:pPr>
-            <w:r>
-              <w:rPr>
-                <w:b w:val="0"/>
-                <w:sz w:val="24"/>
-                <w:szCs w:val="24"/>
-              </w:rPr>
-              <w:t>Tiap kegiatan di inventaris punya tujuan penggunaan yang tertulis, dan data dipakai hanya untuk tujuan itu.</w:t>
+              <w:jc w:val="left"/>
+              <w:rPr>
+                <w:sz w:val="24"/>
+                <w:szCs w:val="24"/>
+              </w:rPr>
+            </w:pPr>
+            <w:r>
+              <w:rPr>
+                <w:b w:val="0"/>
+                <w:sz w:val="24"/>
+                <w:szCs w:val="24"/>
+              </w:rPr>
+              <w:t>Setiap kegiatan di inventaris punya tujuan penggunaan tertulis, dan data hanya dipakai untuk tujuan itu.</w:t>
             </w:r>
           </w:p>
         </w:tc>
@@ -9134,7 +9330,7 @@
           </w:tcPr>
           <w:p>
             <w:pPr>
-              <w:jc w:val="both"/>
+              <w:jc w:val="left"/>
               <w:rPr>
                 <w:sz w:val="24"/>
                 <w:szCs w:val="24"/>
@@ -9162,7 +9358,7 @@
           </w:tcPr>
           <w:p>
             <w:pPr>
-              <w:jc w:val="both"/>
+              <w:jc w:val="left"/>
               <w:rPr>
                 <w:sz w:val="24"/>
                 <w:szCs w:val="24"/>
@@ -9180,6 +9376,7 @@
       </w:tr>
       <w:tr>
         <w:trPr>
+          <w:cantSplit/>
           <w:jc w:val="center"/>
         </w:trPr>
         <w:tc>
@@ -9251,19 +9448,19 @@
           </w:tcPr>
           <w:p>
             <w:pPr>
-              <w:jc w:val="both"/>
-              <w:rPr>
-                <w:sz w:val="24"/>
-                <w:szCs w:val="24"/>
-              </w:rPr>
-            </w:pPr>
-            <w:r>
-              <w:rPr>
-                <w:b w:val="0"/>
-                <w:sz w:val="24"/>
-                <w:szCs w:val="24"/>
-              </w:rPr>
-              <w:t>Tiap kegiatan pemrosesan data pribadi punya dasar pemrosesan yang tertulis (SNX-LEG-SOP-01 butir 4.21).</w:t>
+              <w:jc w:val="left"/>
+              <w:rPr>
+                <w:sz w:val="24"/>
+                <w:szCs w:val="24"/>
+              </w:rPr>
+            </w:pPr>
+            <w:r>
+              <w:rPr>
+                <w:b w:val="0"/>
+                <w:sz w:val="24"/>
+                <w:szCs w:val="24"/>
+              </w:rPr>
+              <w:t>Setiap kegiatan pemrosesan data pribadi punya dasar pemrosesan tertulis (SNX-LEG-SOP-01 butir 4.21).</w:t>
             </w:r>
           </w:p>
         </w:tc>
@@ -9280,7 +9477,7 @@
           </w:tcPr>
           <w:p>
             <w:pPr>
-              <w:jc w:val="both"/>
+              <w:jc w:val="left"/>
               <w:rPr>
                 <w:sz w:val="24"/>
                 <w:szCs w:val="24"/>
@@ -9308,7 +9505,7 @@
           </w:tcPr>
           <w:p>
             <w:pPr>
-              <w:jc w:val="both"/>
+              <w:jc w:val="left"/>
               <w:rPr>
                 <w:sz w:val="24"/>
                 <w:szCs w:val="24"/>
@@ -9326,6 +9523,7 @@
       </w:tr>
       <w:tr>
         <w:trPr>
+          <w:cantSplit/>
           <w:jc w:val="center"/>
         </w:trPr>
         <w:tc>
@@ -9397,7 +9595,7 @@
           </w:tcPr>
           <w:p>
             <w:pPr>
-              <w:jc w:val="both"/>
+              <w:jc w:val="left"/>
               <w:rPr>
                 <w:sz w:val="24"/>
                 <w:szCs w:val="24"/>
@@ -9426,7 +9624,7 @@
           </w:tcPr>
           <w:p>
             <w:pPr>
-              <w:jc w:val="both"/>
+              <w:jc w:val="left"/>
               <w:rPr>
                 <w:sz w:val="24"/>
                 <w:szCs w:val="24"/>
@@ -9454,7 +9652,7 @@
           </w:tcPr>
           <w:p>
             <w:pPr>
-              <w:jc w:val="both"/>
+              <w:jc w:val="left"/>
               <w:rPr>
                 <w:sz w:val="24"/>
                 <w:szCs w:val="24"/>
@@ -9472,6 +9670,7 @@
       </w:tr>
       <w:tr>
         <w:trPr>
+          <w:cantSplit/>
           <w:jc w:val="center"/>
         </w:trPr>
         <w:tc>
@@ -9543,19 +9742,19 @@
           </w:tcPr>
           <w:p>
             <w:pPr>
-              <w:jc w:val="both"/>
-              <w:rPr>
-                <w:sz w:val="24"/>
-                <w:szCs w:val="24"/>
-              </w:rPr>
-            </w:pPr>
-            <w:r>
-              <w:rPr>
-                <w:b w:val="0"/>
-                <w:sz w:val="24"/>
-                <w:szCs w:val="24"/>
-              </w:rPr>
-              <w:t>Peran SINUX sebagai pengendali atau prosesor tercatat untuk tiap kontrak atau proyek yang melibatkan data pribadi (SNX-LEG-SOP-01 butir 4.21).</w:t>
+              <w:jc w:val="left"/>
+              <w:rPr>
+                <w:sz w:val="24"/>
+                <w:szCs w:val="24"/>
+              </w:rPr>
+            </w:pPr>
+            <w:r>
+              <w:rPr>
+                <w:b w:val="0"/>
+                <w:sz w:val="24"/>
+                <w:szCs w:val="24"/>
+              </w:rPr>
+              <w:t>Peran SINUX sebagai pengendali atau prosesor tercatat untuk setiap kontrak atau proyek yang melibatkan data pribadi (SNX-LEG-SOP-01 butir 4.21).</w:t>
             </w:r>
           </w:p>
         </w:tc>
@@ -9572,7 +9771,7 @@
           </w:tcPr>
           <w:p>
             <w:pPr>
-              <w:jc w:val="both"/>
+              <w:jc w:val="left"/>
               <w:rPr>
                 <w:sz w:val="24"/>
                 <w:szCs w:val="24"/>
@@ -9600,7 +9799,7 @@
           </w:tcPr>
           <w:p>
             <w:pPr>
-              <w:jc w:val="both"/>
+              <w:jc w:val="left"/>
               <w:rPr>
                 <w:sz w:val="24"/>
                 <w:szCs w:val="24"/>
@@ -9644,6 +9843,7 @@
     <w:p>
       <w:pPr>
         <w:pStyle w:val="Heading2"/>
+        <w:keepNext/>
         <w:numPr>
           <w:ilvl w:val="1"/>
           <w:numId w:val="7"/>
@@ -9672,6 +9872,8 @@
       </w:tblGrid>
       <w:tr>
         <w:trPr>
+          <w:cantSplit/>
+          <w:tblHeader/>
           <w:jc w:val="center"/>
         </w:trPr>
         <w:tc>
@@ -9687,6 +9889,7 @@
           </w:tcPr>
           <w:p>
             <w:pPr>
+              <w:keepNext/>
               <w:jc w:val="center"/>
               <w:rPr>
                 <w:sz w:val="24"/>
@@ -9717,6 +9920,7 @@
           </w:tcPr>
           <w:p>
             <w:pPr>
+              <w:keepNext/>
               <w:jc w:val="center"/>
               <w:rPr>
                 <w:sz w:val="24"/>
@@ -9747,6 +9951,7 @@
           </w:tcPr>
           <w:p>
             <w:pPr>
+              <w:keepNext/>
               <w:jc w:val="center"/>
               <w:rPr>
                 <w:sz w:val="24"/>
@@ -9777,6 +9982,7 @@
           </w:tcPr>
           <w:p>
             <w:pPr>
+              <w:keepNext/>
               <w:jc w:val="center"/>
               <w:rPr>
                 <w:sz w:val="24"/>
@@ -9807,6 +10013,7 @@
           </w:tcPr>
           <w:p>
             <w:pPr>
+              <w:keepNext/>
               <w:jc w:val="center"/>
               <w:rPr>
                 <w:sz w:val="24"/>
@@ -9827,6 +10034,7 @@
       </w:tr>
       <w:tr>
         <w:trPr>
+          <w:cantSplit/>
           <w:jc w:val="center"/>
         </w:trPr>
         <w:tc>
@@ -9898,19 +10106,19 @@
           </w:tcPr>
           <w:p>
             <w:pPr>
-              <w:jc w:val="both"/>
-              <w:rPr>
-                <w:sz w:val="24"/>
-                <w:szCs w:val="24"/>
-              </w:rPr>
-            </w:pPr>
-            <w:r>
-              <w:rPr>
-                <w:b w:val="0"/>
-                <w:sz w:val="24"/>
-                <w:szCs w:val="24"/>
-              </w:rPr>
-              <w:t>Akses ke data pribadi dan informasi rahasia diminta lewat tiket dan diberikan menurut kebutuhan kerja dengan persetujuan akses yang tercatat (SNX-ISMS-SOP-02).</w:t>
+              <w:jc w:val="left"/>
+              <w:rPr>
+                <w:sz w:val="24"/>
+                <w:szCs w:val="24"/>
+              </w:rPr>
+            </w:pPr>
+            <w:r>
+              <w:rPr>
+                <w:b w:val="0"/>
+                <w:sz w:val="24"/>
+                <w:szCs w:val="24"/>
+              </w:rPr>
+              <w:t>Akses ke data pribadi dan informasi rahasia diminta melalui ticket, lalu diberikan sesuai kebutuhan kerja dengan persetujuan akses yang tercatat (SNX-ISMS-SOP-02).</w:t>
             </w:r>
           </w:p>
         </w:tc>
@@ -9927,7 +10135,7 @@
           </w:tcPr>
           <w:p>
             <w:pPr>
-              <w:jc w:val="both"/>
+              <w:jc w:val="left"/>
               <w:rPr>
                 <w:sz w:val="24"/>
                 <w:szCs w:val="24"/>
@@ -9955,7 +10163,7 @@
           </w:tcPr>
           <w:p>
             <w:pPr>
-              <w:jc w:val="both"/>
+              <w:jc w:val="left"/>
               <w:rPr>
                 <w:sz w:val="24"/>
                 <w:szCs w:val="24"/>
@@ -9973,6 +10181,7 @@
       </w:tr>
       <w:tr>
         <w:trPr>
+          <w:cantSplit/>
           <w:jc w:val="center"/>
         </w:trPr>
         <w:tc>
@@ -10044,19 +10253,19 @@
           </w:tcPr>
           <w:p>
             <w:pPr>
-              <w:jc w:val="both"/>
-              <w:rPr>
-                <w:sz w:val="24"/>
-                <w:szCs w:val="24"/>
-              </w:rPr>
-            </w:pPr>
-            <w:r>
-              <w:rPr>
-                <w:b w:val="0"/>
-                <w:sz w:val="24"/>
-                <w:szCs w:val="24"/>
-              </w:rPr>
-              <w:t>Akun pengguna dibuat, diubah, dan dicabut sesuai persetujuan akses, dan akses karyawan yang berhenti dicabut paling lambat pada hari terakhir kerja (SNX-ISMS-SOP-02).</w:t>
+              <w:jc w:val="left"/>
+              <w:rPr>
+                <w:sz w:val="24"/>
+                <w:szCs w:val="24"/>
+              </w:rPr>
+            </w:pPr>
+            <w:r>
+              <w:rPr>
+                <w:b w:val="0"/>
+                <w:sz w:val="24"/>
+                <w:szCs w:val="24"/>
+              </w:rPr>
+              <w:t>Akun pengguna dibuat, diubah, dan dicabut sesuai persetujuan akses. Akses karyawan yang berhenti dicabut paling lambat pada hari terakhir kerja (SNX-ISMS-SOP-02).</w:t>
             </w:r>
           </w:p>
         </w:tc>
@@ -10073,7 +10282,7 @@
           </w:tcPr>
           <w:p>
             <w:pPr>
-              <w:jc w:val="both"/>
+              <w:jc w:val="left"/>
               <w:rPr>
                 <w:sz w:val="24"/>
                 <w:szCs w:val="24"/>
@@ -10101,7 +10310,7 @@
           </w:tcPr>
           <w:p>
             <w:pPr>
-              <w:jc w:val="both"/>
+              <w:jc w:val="left"/>
               <w:rPr>
                 <w:sz w:val="24"/>
                 <w:szCs w:val="24"/>
@@ -10119,6 +10328,7 @@
       </w:tr>
       <w:tr>
         <w:trPr>
+          <w:cantSplit/>
           <w:jc w:val="center"/>
         </w:trPr>
         <w:tc>
@@ -10190,7 +10400,7 @@
           </w:tcPr>
           <w:p>
             <w:pPr>
-              <w:jc w:val="both"/>
+              <w:jc w:val="left"/>
               <w:rPr>
                 <w:sz w:val="24"/>
                 <w:szCs w:val="24"/>
@@ -10219,7 +10429,7 @@
           </w:tcPr>
           <w:p>
             <w:pPr>
-              <w:jc w:val="both"/>
+              <w:jc w:val="left"/>
               <w:rPr>
                 <w:sz w:val="24"/>
                 <w:szCs w:val="24"/>
@@ -10247,7 +10457,7 @@
           </w:tcPr>
           <w:p>
             <w:pPr>
-              <w:jc w:val="both"/>
+              <w:jc w:val="left"/>
               <w:rPr>
                 <w:sz w:val="24"/>
                 <w:szCs w:val="24"/>
@@ -10265,6 +10475,7 @@
       </w:tr>
       <w:tr>
         <w:trPr>
+          <w:cantSplit/>
           <w:jc w:val="center"/>
         </w:trPr>
         <w:tc>
@@ -10336,19 +10547,19 @@
           </w:tcPr>
           <w:p>
             <w:pPr>
-              <w:jc w:val="both"/>
-              <w:rPr>
-                <w:sz w:val="24"/>
-                <w:szCs w:val="24"/>
-              </w:rPr>
-            </w:pPr>
-            <w:r>
-              <w:rPr>
-                <w:b w:val="0"/>
-                <w:sz w:val="24"/>
-                <w:szCs w:val="24"/>
-              </w:rPr>
-              <w:t>Informasi RESTRICTED (Internal) dan SECRET dikirim hanya lewat kanal resmi, tidak lewat kanal pribadi (SNX-LEG-SOP-01 butir 4.23). Informasi RESTRICTED (Internal) dikirim kepada penerima yang berhak, dan informasi SECRET lewat kanal yang ditetapkan SNX-ISMS-PRO-01 butir 4.9.</w:t>
+              <w:jc w:val="left"/>
+              <w:rPr>
+                <w:sz w:val="24"/>
+                <w:szCs w:val="24"/>
+              </w:rPr>
+            </w:pPr>
+            <w:r>
+              <w:rPr>
+                <w:b w:val="0"/>
+                <w:sz w:val="24"/>
+                <w:szCs w:val="24"/>
+              </w:rPr>
+              <w:t>Informasi RESTRICTED (Internal) dan SECRET dikirim hanya melalui kanal resmi, tidak melalui kanal pribadi (SNX-LEG-SOP-01 butir 4.23). Informasi RESTRICTED (Internal) dikirim kepada penerima yang berhak, dan informasi SECRET melalui kanal yang ditetapkan SNX-ISMS-PRO-01 butir 4.9.</w:t>
             </w:r>
           </w:p>
         </w:tc>
@@ -10365,7 +10576,7 @@
           </w:tcPr>
           <w:p>
             <w:pPr>
-              <w:jc w:val="both"/>
+              <w:jc w:val="left"/>
               <w:rPr>
                 <w:sz w:val="24"/>
                 <w:szCs w:val="24"/>
@@ -10393,7 +10604,7 @@
           </w:tcPr>
           <w:p>
             <w:pPr>
-              <w:jc w:val="both"/>
+              <w:jc w:val="left"/>
               <w:rPr>
                 <w:sz w:val="24"/>
                 <w:szCs w:val="24"/>
@@ -10411,6 +10622,7 @@
       </w:tr>
       <w:tr>
         <w:trPr>
+          <w:cantSplit/>
           <w:jc w:val="center"/>
         </w:trPr>
         <w:tc>
@@ -10482,7 +10694,7 @@
           </w:tcPr>
           <w:p>
             <w:pPr>
-              <w:jc w:val="both"/>
+              <w:jc w:val="left"/>
               <w:rPr>
                 <w:sz w:val="24"/>
                 <w:szCs w:val="24"/>
@@ -10511,7 +10723,7 @@
           </w:tcPr>
           <w:p>
             <w:pPr>
-              <w:jc w:val="both"/>
+              <w:jc w:val="left"/>
               <w:rPr>
                 <w:sz w:val="24"/>
                 <w:szCs w:val="24"/>
@@ -10539,7 +10751,7 @@
           </w:tcPr>
           <w:p>
             <w:pPr>
-              <w:jc w:val="both"/>
+              <w:jc w:val="left"/>
               <w:rPr>
                 <w:sz w:val="24"/>
                 <w:szCs w:val="24"/>
@@ -10583,6 +10795,7 @@
     <w:p>
       <w:pPr>
         <w:pStyle w:val="Heading2"/>
+        <w:keepNext/>
         <w:numPr>
           <w:ilvl w:val="1"/>
           <w:numId w:val="7"/>
@@ -10611,6 +10824,8 @@
       </w:tblGrid>
       <w:tr>
         <w:trPr>
+          <w:cantSplit/>
+          <w:tblHeader/>
           <w:jc w:val="center"/>
         </w:trPr>
         <w:tc>
@@ -10626,6 +10841,7 @@
           </w:tcPr>
           <w:p>
             <w:pPr>
+              <w:keepNext/>
               <w:jc w:val="center"/>
               <w:rPr>
                 <w:sz w:val="24"/>
@@ -10656,6 +10872,7 @@
           </w:tcPr>
           <w:p>
             <w:pPr>
+              <w:keepNext/>
               <w:jc w:val="center"/>
               <w:rPr>
                 <w:sz w:val="24"/>
@@ -10686,6 +10903,7 @@
           </w:tcPr>
           <w:p>
             <w:pPr>
+              <w:keepNext/>
               <w:jc w:val="center"/>
               <w:rPr>
                 <w:sz w:val="24"/>
@@ -10716,6 +10934,7 @@
           </w:tcPr>
           <w:p>
             <w:pPr>
+              <w:keepNext/>
               <w:jc w:val="center"/>
               <w:rPr>
                 <w:sz w:val="24"/>
@@ -10746,6 +10965,7 @@
           </w:tcPr>
           <w:p>
             <w:pPr>
+              <w:keepNext/>
               <w:jc w:val="center"/>
               <w:rPr>
                 <w:sz w:val="24"/>
@@ -10766,6 +10986,7 @@
       </w:tr>
       <w:tr>
         <w:trPr>
+          <w:cantSplit/>
           <w:jc w:val="center"/>
         </w:trPr>
         <w:tc>
@@ -10837,7 +11058,7 @@
           </w:tcPr>
           <w:p>
             <w:pPr>
-              <w:jc w:val="both"/>
+              <w:jc w:val="left"/>
               <w:rPr>
                 <w:sz w:val="24"/>
                 <w:szCs w:val="24"/>
@@ -10866,7 +11087,7 @@
           </w:tcPr>
           <w:p>
             <w:pPr>
-              <w:jc w:val="both"/>
+              <w:jc w:val="left"/>
               <w:rPr>
                 <w:sz w:val="24"/>
                 <w:szCs w:val="24"/>
@@ -10894,7 +11115,7 @@
           </w:tcPr>
           <w:p>
             <w:pPr>
-              <w:jc w:val="both"/>
+              <w:jc w:val="left"/>
               <w:rPr>
                 <w:sz w:val="24"/>
                 <w:szCs w:val="24"/>
@@ -10912,6 +11133,7 @@
       </w:tr>
       <w:tr>
         <w:trPr>
+          <w:cantSplit/>
           <w:jc w:val="center"/>
         </w:trPr>
         <w:tc>
@@ -10983,19 +11205,19 @@
           </w:tcPr>
           <w:p>
             <w:pPr>
-              <w:jc w:val="both"/>
-              <w:rPr>
-                <w:sz w:val="24"/>
-                <w:szCs w:val="24"/>
-              </w:rPr>
-            </w:pPr>
-            <w:r>
-              <w:rPr>
-                <w:b w:val="0"/>
-                <w:sz w:val="24"/>
-                <w:szCs w:val="24"/>
-              </w:rPr>
-              <w:t>Kewajiban kerahasiaan SINUX dalam tiap NDA atau kontrak tercatat, dan PIC Unit Kerja yang menjalankannya mengetahui kewajiban itu.</w:t>
+              <w:jc w:val="left"/>
+              <w:rPr>
+                <w:sz w:val="24"/>
+                <w:szCs w:val="24"/>
+              </w:rPr>
+            </w:pPr>
+            <w:r>
+              <w:rPr>
+                <w:b w:val="0"/>
+                <w:sz w:val="24"/>
+                <w:szCs w:val="24"/>
+              </w:rPr>
+              <w:t>Kewajiban kerahasiaan SINUX dalam setiap NDA atau kontrak tercatat, dan PIC Unit Kerja yang menjalankannya mengetahui kewajiban itu.</w:t>
             </w:r>
           </w:p>
         </w:tc>
@@ -11012,7 +11234,7 @@
           </w:tcPr>
           <w:p>
             <w:pPr>
-              <w:jc w:val="both"/>
+              <w:jc w:val="left"/>
               <w:rPr>
                 <w:sz w:val="24"/>
                 <w:szCs w:val="24"/>
@@ -11040,7 +11262,7 @@
           </w:tcPr>
           <w:p>
             <w:pPr>
-              <w:jc w:val="both"/>
+              <w:jc w:val="left"/>
               <w:rPr>
                 <w:sz w:val="24"/>
                 <w:szCs w:val="24"/>
@@ -11058,6 +11280,7 @@
       </w:tr>
       <w:tr>
         <w:trPr>
+          <w:cantSplit/>
           <w:jc w:val="center"/>
         </w:trPr>
         <w:tc>
@@ -11129,7 +11352,7 @@
           </w:tcPr>
           <w:p>
             <w:pPr>
-              <w:jc w:val="both"/>
+              <w:jc w:val="left"/>
               <w:rPr>
                 <w:sz w:val="24"/>
                 <w:szCs w:val="24"/>
@@ -11158,7 +11381,7 @@
           </w:tcPr>
           <w:p>
             <w:pPr>
-              <w:jc w:val="both"/>
+              <w:jc w:val="left"/>
               <w:rPr>
                 <w:sz w:val="24"/>
                 <w:szCs w:val="24"/>
@@ -11186,7 +11409,7 @@
           </w:tcPr>
           <w:p>
             <w:pPr>
-              <w:jc w:val="both"/>
+              <w:jc w:val="left"/>
               <w:rPr>
                 <w:sz w:val="24"/>
                 <w:szCs w:val="24"/>
@@ -11204,6 +11427,7 @@
       </w:tr>
       <w:tr>
         <w:trPr>
+          <w:cantSplit/>
           <w:jc w:val="center"/>
         </w:trPr>
         <w:tc>
@@ -11275,7 +11499,7 @@
           </w:tcPr>
           <w:p>
             <w:pPr>
-              <w:jc w:val="both"/>
+              <w:jc w:val="left"/>
               <w:rPr>
                 <w:sz w:val="24"/>
                 <w:szCs w:val="24"/>
@@ -11304,7 +11528,7 @@
           </w:tcPr>
           <w:p>
             <w:pPr>
-              <w:jc w:val="both"/>
+              <w:jc w:val="left"/>
               <w:rPr>
                 <w:sz w:val="24"/>
                 <w:szCs w:val="24"/>
@@ -11332,7 +11556,7 @@
           </w:tcPr>
           <w:p>
             <w:pPr>
-              <w:jc w:val="both"/>
+              <w:jc w:val="left"/>
               <w:rPr>
                 <w:sz w:val="24"/>
                 <w:szCs w:val="24"/>
@@ -11376,6 +11600,7 @@
     <w:p>
       <w:pPr>
         <w:pStyle w:val="Heading2"/>
+        <w:keepNext/>
         <w:numPr>
           <w:ilvl w:val="1"/>
           <w:numId w:val="7"/>
@@ -11404,6 +11629,8 @@
       </w:tblGrid>
       <w:tr>
         <w:trPr>
+          <w:cantSplit/>
+          <w:tblHeader/>
           <w:jc w:val="center"/>
         </w:trPr>
         <w:tc>
@@ -11419,6 +11646,7 @@
           </w:tcPr>
           <w:p>
             <w:pPr>
+              <w:keepNext/>
               <w:jc w:val="center"/>
               <w:rPr>
                 <w:sz w:val="24"/>
@@ -11449,6 +11677,7 @@
           </w:tcPr>
           <w:p>
             <w:pPr>
+              <w:keepNext/>
               <w:jc w:val="center"/>
               <w:rPr>
                 <w:sz w:val="24"/>
@@ -11479,6 +11708,7 @@
           </w:tcPr>
           <w:p>
             <w:pPr>
+              <w:keepNext/>
               <w:jc w:val="center"/>
               <w:rPr>
                 <w:sz w:val="24"/>
@@ -11509,6 +11739,7 @@
           </w:tcPr>
           <w:p>
             <w:pPr>
+              <w:keepNext/>
               <w:jc w:val="center"/>
               <w:rPr>
                 <w:sz w:val="24"/>
@@ -11539,6 +11770,7 @@
           </w:tcPr>
           <w:p>
             <w:pPr>
+              <w:keepNext/>
               <w:jc w:val="center"/>
               <w:rPr>
                 <w:sz w:val="24"/>
@@ -11559,6 +11791,7 @@
       </w:tr>
       <w:tr>
         <w:trPr>
+          <w:cantSplit/>
           <w:jc w:val="center"/>
         </w:trPr>
         <w:tc>
@@ -11630,7 +11863,7 @@
           </w:tcPr>
           <w:p>
             <w:pPr>
-              <w:jc w:val="both"/>
+              <w:jc w:val="left"/>
               <w:rPr>
                 <w:sz w:val="24"/>
                 <w:szCs w:val="24"/>
@@ -11659,7 +11892,7 @@
           </w:tcPr>
           <w:p>
             <w:pPr>
-              <w:jc w:val="both"/>
+              <w:jc w:val="left"/>
               <w:rPr>
                 <w:sz w:val="24"/>
                 <w:szCs w:val="24"/>
@@ -11687,7 +11920,7 @@
           </w:tcPr>
           <w:p>
             <w:pPr>
-              <w:jc w:val="both"/>
+              <w:jc w:val="left"/>
               <w:rPr>
                 <w:sz w:val="24"/>
                 <w:szCs w:val="24"/>
@@ -11705,6 +11938,7 @@
       </w:tr>
       <w:tr>
         <w:trPr>
+          <w:cantSplit/>
           <w:jc w:val="center"/>
         </w:trPr>
         <w:tc>
@@ -11776,7 +12010,7 @@
           </w:tcPr>
           <w:p>
             <w:pPr>
-              <w:jc w:val="both"/>
+              <w:jc w:val="left"/>
               <w:rPr>
                 <w:sz w:val="24"/>
                 <w:szCs w:val="24"/>
@@ -11805,7 +12039,7 @@
           </w:tcPr>
           <w:p>
             <w:pPr>
-              <w:jc w:val="both"/>
+              <w:jc w:val="left"/>
               <w:rPr>
                 <w:sz w:val="24"/>
                 <w:szCs w:val="24"/>
@@ -11833,7 +12067,7 @@
           </w:tcPr>
           <w:p>
             <w:pPr>
-              <w:jc w:val="both"/>
+              <w:jc w:val="left"/>
               <w:rPr>
                 <w:sz w:val="24"/>
                 <w:szCs w:val="24"/>
@@ -11851,6 +12085,7 @@
       </w:tr>
       <w:tr>
         <w:trPr>
+          <w:cantSplit/>
           <w:jc w:val="center"/>
         </w:trPr>
         <w:tc>
@@ -11922,7 +12157,7 @@
           </w:tcPr>
           <w:p>
             <w:pPr>
-              <w:jc w:val="both"/>
+              <w:jc w:val="left"/>
               <w:rPr>
                 <w:sz w:val="24"/>
                 <w:szCs w:val="24"/>
@@ -11951,7 +12186,7 @@
           </w:tcPr>
           <w:p>
             <w:pPr>
-              <w:jc w:val="both"/>
+              <w:jc w:val="left"/>
               <w:rPr>
                 <w:sz w:val="24"/>
                 <w:szCs w:val="24"/>
@@ -11979,7 +12214,7 @@
           </w:tcPr>
           <w:p>
             <w:pPr>
-              <w:jc w:val="both"/>
+              <w:jc w:val="left"/>
               <w:rPr>
                 <w:sz w:val="24"/>
                 <w:szCs w:val="24"/>
@@ -12023,6 +12258,7 @@
     <w:p>
       <w:pPr>
         <w:pStyle w:val="Heading2"/>
+        <w:keepNext/>
         <w:numPr>
           <w:ilvl w:val="1"/>
           <w:numId w:val="7"/>
@@ -12051,6 +12287,8 @@
       </w:tblGrid>
       <w:tr>
         <w:trPr>
+          <w:cantSplit/>
+          <w:tblHeader/>
           <w:jc w:val="center"/>
         </w:trPr>
         <w:tc>
@@ -12066,6 +12304,7 @@
           </w:tcPr>
           <w:p>
             <w:pPr>
+              <w:keepNext/>
               <w:jc w:val="center"/>
               <w:rPr>
                 <w:sz w:val="24"/>
@@ -12096,6 +12335,7 @@
           </w:tcPr>
           <w:p>
             <w:pPr>
+              <w:keepNext/>
               <w:jc w:val="center"/>
               <w:rPr>
                 <w:sz w:val="24"/>
@@ -12126,6 +12366,7 @@
           </w:tcPr>
           <w:p>
             <w:pPr>
+              <w:keepNext/>
               <w:jc w:val="center"/>
               <w:rPr>
                 <w:sz w:val="24"/>
@@ -12156,6 +12397,7 @@
           </w:tcPr>
           <w:p>
             <w:pPr>
+              <w:keepNext/>
               <w:jc w:val="center"/>
               <w:rPr>
                 <w:sz w:val="24"/>
@@ -12186,6 +12428,7 @@
           </w:tcPr>
           <w:p>
             <w:pPr>
+              <w:keepNext/>
               <w:jc w:val="center"/>
               <w:rPr>
                 <w:sz w:val="24"/>
@@ -12206,6 +12449,7 @@
       </w:tr>
       <w:tr>
         <w:trPr>
+          <w:cantSplit/>
           <w:jc w:val="center"/>
         </w:trPr>
         <w:tc>
@@ -12277,19 +12521,19 @@
           </w:tcPr>
           <w:p>
             <w:pPr>
-              <w:jc w:val="both"/>
-              <w:rPr>
-                <w:sz w:val="24"/>
-                <w:szCs w:val="24"/>
-              </w:rPr>
-            </w:pPr>
-            <w:r>
-              <w:rPr>
-                <w:b w:val="0"/>
-                <w:sz w:val="24"/>
-                <w:szCs w:val="24"/>
-              </w:rPr>
-              <w:t>Tiap jenis data punya masa retensi tertulis yang sesuai peraturan, kebijakan SINUX, dan kontrak (SNX-LEG-SOP-01 butir 4.27; usulan periode di SNX-LEG-SOP-03).</w:t>
+              <w:jc w:val="left"/>
+              <w:rPr>
+                <w:sz w:val="24"/>
+                <w:szCs w:val="24"/>
+              </w:rPr>
+            </w:pPr>
+            <w:r>
+              <w:rPr>
+                <w:b w:val="0"/>
+                <w:sz w:val="24"/>
+                <w:szCs w:val="24"/>
+              </w:rPr>
+              <w:t>Setiap jenis data punya masa retensi tertulis yang sesuai peraturan, kebijakan SINUX, dan kontrak (SNX-LEG-SOP-01 butir 4.27; usulan periodenya di SNX-LEG-SOP-03).</w:t>
             </w:r>
           </w:p>
         </w:tc>
@@ -12306,7 +12550,7 @@
           </w:tcPr>
           <w:p>
             <w:pPr>
-              <w:jc w:val="both"/>
+              <w:jc w:val="left"/>
               <w:rPr>
                 <w:sz w:val="24"/>
                 <w:szCs w:val="24"/>
@@ -12334,7 +12578,7 @@
           </w:tcPr>
           <w:p>
             <w:pPr>
-              <w:jc w:val="both"/>
+              <w:jc w:val="left"/>
               <w:rPr>
                 <w:sz w:val="24"/>
                 <w:szCs w:val="24"/>
@@ -12352,6 +12596,7 @@
       </w:tr>
       <w:tr>
         <w:trPr>
+          <w:cantSplit/>
           <w:jc w:val="center"/>
         </w:trPr>
         <w:tc>
@@ -12423,7 +12668,7 @@
           </w:tcPr>
           <w:p>
             <w:pPr>
-              <w:jc w:val="both"/>
+              <w:jc w:val="left"/>
               <w:rPr>
                 <w:sz w:val="24"/>
                 <w:szCs w:val="24"/>
@@ -12452,7 +12697,7 @@
           </w:tcPr>
           <w:p>
             <w:pPr>
-              <w:jc w:val="both"/>
+              <w:jc w:val="left"/>
               <w:rPr>
                 <w:sz w:val="24"/>
                 <w:szCs w:val="24"/>
@@ -12480,7 +12725,7 @@
           </w:tcPr>
           <w:p>
             <w:pPr>
-              <w:jc w:val="both"/>
+              <w:jc w:val="left"/>
               <w:rPr>
                 <w:sz w:val="24"/>
                 <w:szCs w:val="24"/>
@@ -12498,6 +12743,7 @@
       </w:tr>
       <w:tr>
         <w:trPr>
+          <w:cantSplit/>
           <w:jc w:val="center"/>
         </w:trPr>
         <w:tc>
@@ -12569,7 +12815,7 @@
           </w:tcPr>
           <w:p>
             <w:pPr>
-              <w:jc w:val="both"/>
+              <w:jc w:val="left"/>
               <w:rPr>
                 <w:sz w:val="24"/>
                 <w:szCs w:val="24"/>
@@ -12598,7 +12844,7 @@
           </w:tcPr>
           <w:p>
             <w:pPr>
-              <w:jc w:val="both"/>
+              <w:jc w:val="left"/>
               <w:rPr>
                 <w:sz w:val="24"/>
                 <w:szCs w:val="24"/>
@@ -12626,7 +12872,7 @@
           </w:tcPr>
           <w:p>
             <w:pPr>
-              <w:jc w:val="both"/>
+              <w:jc w:val="left"/>
               <w:rPr>
                 <w:sz w:val="24"/>
                 <w:szCs w:val="24"/>
@@ -12670,6 +12916,7 @@
     <w:p>
       <w:pPr>
         <w:pStyle w:val="Heading2"/>
+        <w:keepNext/>
         <w:numPr>
           <w:ilvl w:val="1"/>
           <w:numId w:val="7"/>
@@ -12698,6 +12945,8 @@
       </w:tblGrid>
       <w:tr>
         <w:trPr>
+          <w:cantSplit/>
+          <w:tblHeader/>
           <w:jc w:val="center"/>
         </w:trPr>
         <w:tc>
@@ -12713,6 +12962,7 @@
           </w:tcPr>
           <w:p>
             <w:pPr>
+              <w:keepNext/>
               <w:jc w:val="center"/>
               <w:rPr>
                 <w:sz w:val="24"/>
@@ -12743,6 +12993,7 @@
           </w:tcPr>
           <w:p>
             <w:pPr>
+              <w:keepNext/>
               <w:jc w:val="center"/>
               <w:rPr>
                 <w:sz w:val="24"/>
@@ -12773,6 +13024,7 @@
           </w:tcPr>
           <w:p>
             <w:pPr>
+              <w:keepNext/>
               <w:jc w:val="center"/>
               <w:rPr>
                 <w:sz w:val="24"/>
@@ -12803,6 +13055,7 @@
           </w:tcPr>
           <w:p>
             <w:pPr>
+              <w:keepNext/>
               <w:jc w:val="center"/>
               <w:rPr>
                 <w:sz w:val="24"/>
@@ -12833,6 +13086,7 @@
           </w:tcPr>
           <w:p>
             <w:pPr>
+              <w:keepNext/>
               <w:jc w:val="center"/>
               <w:rPr>
                 <w:sz w:val="24"/>
@@ -12853,6 +13107,7 @@
       </w:tr>
       <w:tr>
         <w:trPr>
+          <w:cantSplit/>
           <w:jc w:val="center"/>
         </w:trPr>
         <w:tc>
@@ -12924,19 +13179,19 @@
           </w:tcPr>
           <w:p>
             <w:pPr>
-              <w:jc w:val="both"/>
-              <w:rPr>
-                <w:sz w:val="24"/>
-                <w:szCs w:val="24"/>
-              </w:rPr>
-            </w:pPr>
-            <w:r>
-              <w:rPr>
-                <w:b w:val="0"/>
-                <w:sz w:val="24"/>
-                <w:szCs w:val="24"/>
-              </w:rPr>
-              <w:t>Permintaan subjek data atas data pribadinya diterima lewat jalur yang SINUX tetapkan, tercatat, dan dijawab sesuai peraturan yang berlaku.</w:t>
+              <w:jc w:val="left"/>
+              <w:rPr>
+                <w:sz w:val="24"/>
+                <w:szCs w:val="24"/>
+              </w:rPr>
+            </w:pPr>
+            <w:r>
+              <w:rPr>
+                <w:b w:val="0"/>
+                <w:sz w:val="24"/>
+                <w:szCs w:val="24"/>
+              </w:rPr>
+              <w:t>Permintaan subjek data atas data pribadinya diterima melalui jalur yang ditetapkan SINUX, dicatat, dan dijawab sesuai peraturan yang berlaku.</w:t>
             </w:r>
           </w:p>
         </w:tc>
@@ -12953,7 +13208,7 @@
           </w:tcPr>
           <w:p>
             <w:pPr>
-              <w:jc w:val="both"/>
+              <w:jc w:val="left"/>
               <w:rPr>
                 <w:sz w:val="24"/>
                 <w:szCs w:val="24"/>
@@ -12981,7 +13236,7 @@
           </w:tcPr>
           <w:p>
             <w:pPr>
-              <w:jc w:val="both"/>
+              <w:jc w:val="left"/>
               <w:rPr>
                 <w:sz w:val="24"/>
                 <w:szCs w:val="24"/>
@@ -12999,6 +13254,7 @@
       </w:tr>
       <w:tr>
         <w:trPr>
+          <w:cantSplit/>
           <w:jc w:val="center"/>
         </w:trPr>
         <w:tc>
@@ -13070,7 +13326,7 @@
           </w:tcPr>
           <w:p>
             <w:pPr>
-              <w:jc w:val="both"/>
+              <w:jc w:val="left"/>
               <w:rPr>
                 <w:sz w:val="24"/>
                 <w:szCs w:val="24"/>
@@ -13099,7 +13355,7 @@
           </w:tcPr>
           <w:p>
             <w:pPr>
-              <w:jc w:val="both"/>
+              <w:jc w:val="left"/>
               <w:rPr>
                 <w:sz w:val="24"/>
                 <w:szCs w:val="24"/>
@@ -13127,7 +13383,7 @@
           </w:tcPr>
           <w:p>
             <w:pPr>
-              <w:jc w:val="both"/>
+              <w:jc w:val="left"/>
               <w:rPr>
                 <w:sz w:val="24"/>
                 <w:szCs w:val="24"/>
@@ -13145,6 +13401,7 @@
       </w:tr>
       <w:tr>
         <w:trPr>
+          <w:cantSplit/>
           <w:jc w:val="center"/>
         </w:trPr>
         <w:tc>
@@ -13216,7 +13473,7 @@
           </w:tcPr>
           <w:p>
             <w:pPr>
-              <w:jc w:val="both"/>
+              <w:jc w:val="left"/>
               <w:rPr>
                 <w:sz w:val="24"/>
                 <w:szCs w:val="24"/>
@@ -13245,7 +13502,7 @@
           </w:tcPr>
           <w:p>
             <w:pPr>
-              <w:jc w:val="both"/>
+              <w:jc w:val="left"/>
               <w:rPr>
                 <w:sz w:val="24"/>
                 <w:szCs w:val="24"/>
@@ -13273,7 +13530,7 @@
           </w:tcPr>
           <w:p>
             <w:pPr>
-              <w:jc w:val="both"/>
+              <w:jc w:val="left"/>
               <w:rPr>
                 <w:sz w:val="24"/>
                 <w:szCs w:val="24"/>
@@ -13317,6 +13574,7 @@
     <w:p>
       <w:pPr>
         <w:pStyle w:val="Heading1"/>
+        <w:keepNext/>
         <w:numPr>
           <w:ilvl w:val="0"/>
           <w:numId w:val="7"/>
@@ -13346,6 +13604,8 @@
       </w:tblGrid>
       <w:tr>
         <w:trPr>
+          <w:cantSplit/>
+          <w:tblHeader/>
           <w:jc w:val="center"/>
         </w:trPr>
         <w:tc>
@@ -13361,6 +13621,7 @@
           </w:tcPr>
           <w:p>
             <w:pPr>
+              <w:keepNext/>
               <w:jc w:val="center"/>
               <w:rPr>
                 <w:sz w:val="24"/>
@@ -13391,6 +13652,7 @@
           </w:tcPr>
           <w:p>
             <w:pPr>
+              <w:keepNext/>
               <w:jc w:val="center"/>
               <w:rPr>
                 <w:sz w:val="24"/>
@@ -13421,6 +13683,7 @@
           </w:tcPr>
           <w:p>
             <w:pPr>
+              <w:keepNext/>
               <w:jc w:val="center"/>
               <w:rPr>
                 <w:sz w:val="24"/>
@@ -13451,6 +13714,7 @@
           </w:tcPr>
           <w:p>
             <w:pPr>
+              <w:keepNext/>
               <w:jc w:val="center"/>
               <w:rPr>
                 <w:sz w:val="24"/>
@@ -13481,6 +13745,7 @@
           </w:tcPr>
           <w:p>
             <w:pPr>
+              <w:keepNext/>
               <w:jc w:val="center"/>
               <w:rPr>
                 <w:sz w:val="24"/>
@@ -13511,6 +13776,7 @@
           </w:tcPr>
           <w:p>
             <w:pPr>
+              <w:keepNext/>
               <w:jc w:val="center"/>
               <w:rPr>
                 <w:sz w:val="24"/>
@@ -13531,6 +13797,7 @@
       </w:tr>
       <w:tr>
         <w:trPr>
+          <w:cantSplit/>
           <w:jc w:val="center"/>
         </w:trPr>
         <w:tc>
@@ -13601,7 +13868,7 @@
           </w:tcPr>
           <w:p>
             <w:pPr>
-              <w:jc w:val="both"/>
+              <w:jc w:val="left"/>
               <w:rPr>
                 <w:sz w:val="24"/>
                 <w:szCs w:val="24"/>
@@ -13629,7 +13896,7 @@
           </w:tcPr>
           <w:p>
             <w:pPr>
-              <w:jc w:val="both"/>
+              <w:jc w:val="left"/>
               <w:rPr>
                 <w:sz w:val="24"/>
                 <w:szCs w:val="24"/>
@@ -13657,7 +13924,7 @@
           </w:tcPr>
           <w:p>
             <w:pPr>
-              <w:jc w:val="both"/>
+              <w:jc w:val="left"/>
               <w:rPr>
                 <w:sz w:val="24"/>
                 <w:szCs w:val="24"/>
@@ -13685,7 +13952,7 @@
           </w:tcPr>
           <w:p>
             <w:pPr>
-              <w:jc w:val="both"/>
+              <w:jc w:val="left"/>
               <w:rPr>
                 <w:sz w:val="24"/>
                 <w:szCs w:val="24"/>
@@ -13703,6 +13970,7 @@
       </w:tr>
       <w:tr>
         <w:trPr>
+          <w:cantSplit/>
           <w:jc w:val="center"/>
         </w:trPr>
         <w:tc>
@@ -13773,7 +14041,7 @@
           </w:tcPr>
           <w:p>
             <w:pPr>
-              <w:jc w:val="both"/>
+              <w:jc w:val="left"/>
               <w:rPr>
                 <w:sz w:val="24"/>
                 <w:szCs w:val="24"/>
@@ -13801,7 +14069,7 @@
           </w:tcPr>
           <w:p>
             <w:pPr>
-              <w:jc w:val="both"/>
+              <w:jc w:val="left"/>
               <w:rPr>
                 <w:sz w:val="24"/>
                 <w:szCs w:val="24"/>
@@ -13829,7 +14097,7 @@
           </w:tcPr>
           <w:p>
             <w:pPr>
-              <w:jc w:val="both"/>
+              <w:jc w:val="left"/>
               <w:rPr>
                 <w:sz w:val="24"/>
                 <w:szCs w:val="24"/>
@@ -13857,7 +14125,7 @@
           </w:tcPr>
           <w:p>
             <w:pPr>
-              <w:jc w:val="both"/>
+              <w:jc w:val="left"/>
               <w:rPr>
                 <w:sz w:val="24"/>
                 <w:szCs w:val="24"/>
@@ -13875,6 +14143,7 @@
       </w:tr>
       <w:tr>
         <w:trPr>
+          <w:cantSplit/>
           <w:jc w:val="center"/>
         </w:trPr>
         <w:tc>
@@ -13945,7 +14214,7 @@
           </w:tcPr>
           <w:p>
             <w:pPr>
-              <w:jc w:val="both"/>
+              <w:jc w:val="left"/>
               <w:rPr>
                 <w:sz w:val="24"/>
                 <w:szCs w:val="24"/>
@@ -13973,7 +14242,7 @@
           </w:tcPr>
           <w:p>
             <w:pPr>
-              <w:jc w:val="both"/>
+              <w:jc w:val="left"/>
               <w:rPr>
                 <w:sz w:val="24"/>
                 <w:szCs w:val="24"/>
@@ -14001,7 +14270,7 @@
           </w:tcPr>
           <w:p>
             <w:pPr>
-              <w:jc w:val="both"/>
+              <w:jc w:val="left"/>
               <w:rPr>
                 <w:sz w:val="24"/>
                 <w:szCs w:val="24"/>
@@ -14029,7 +14298,7 @@
           </w:tcPr>
           <w:p>
             <w:pPr>
-              <w:jc w:val="both"/>
+              <w:jc w:val="left"/>
               <w:rPr>
                 <w:sz w:val="24"/>
                 <w:szCs w:val="24"/>
@@ -14086,6 +14355,7 @@
     <w:p>
       <w:pPr>
         <w:pStyle w:val="Heading2"/>
+        <w:keepNext/>
         <w:numPr>
           <w:ilvl w:val="1"/>
           <w:numId w:val="7"/>
@@ -14111,6 +14381,8 @@
       </w:tblGrid>
       <w:tr>
         <w:trPr>
+          <w:cantSplit/>
+          <w:tblHeader/>
           <w:jc w:val="center"/>
         </w:trPr>
         <w:tc>
@@ -14126,6 +14398,7 @@
           </w:tcPr>
           <w:p>
             <w:pPr>
+              <w:keepNext/>
               <w:jc w:val="center"/>
               <w:rPr>
                 <w:sz w:val="24"/>
@@ -14156,6 +14429,7 @@
           </w:tcPr>
           <w:p>
             <w:pPr>
+              <w:keepNext/>
               <w:jc w:val="center"/>
               <w:rPr>
                 <w:sz w:val="24"/>
@@ -14176,6 +14450,7 @@
       </w:tr>
       <w:tr>
         <w:trPr>
+          <w:cantSplit/>
           <w:jc w:val="center"/>
         </w:trPr>
         <w:tc>
@@ -14237,6 +14512,7 @@
       </w:tr>
       <w:tr>
         <w:trPr>
+          <w:cantSplit/>
           <w:jc w:val="center"/>
         </w:trPr>
         <w:tc>
@@ -14298,6 +14574,7 @@
       </w:tr>
       <w:tr>
         <w:trPr>
+          <w:cantSplit/>
           <w:jc w:val="center"/>
         </w:trPr>
         <w:tc>
@@ -14385,6 +14662,7 @@
     <w:p>
       <w:pPr>
         <w:pStyle w:val="Heading2"/>
+        <w:keepNext/>
         <w:numPr>
           <w:ilvl w:val="1"/>
           <w:numId w:val="7"/>
@@ -14410,6 +14688,8 @@
       </w:tblGrid>
       <w:tr>
         <w:trPr>
+          <w:cantSplit/>
+          <w:tblHeader/>
           <w:jc w:val="center"/>
         </w:trPr>
         <w:tc>
@@ -14425,6 +14705,7 @@
           </w:tcPr>
           <w:p>
             <w:pPr>
+              <w:keepNext/>
               <w:jc w:val="center"/>
               <w:rPr>
                 <w:sz w:val="24"/>
@@ -14455,6 +14736,7 @@
           </w:tcPr>
           <w:p>
             <w:pPr>
+              <w:keepNext/>
               <w:jc w:val="center"/>
               <w:rPr>
                 <w:sz w:val="24"/>
@@ -14475,6 +14757,7 @@
       </w:tr>
       <w:tr>
         <w:trPr>
+          <w:cantSplit/>
           <w:jc w:val="center"/>
         </w:trPr>
         <w:tc>
@@ -14535,6 +14818,7 @@
       </w:tr>
       <w:tr>
         <w:trPr>
+          <w:cantSplit/>
           <w:jc w:val="center"/>
         </w:trPr>
         <w:tc>
@@ -14621,6 +14905,7 @@
     <w:p>
       <w:pPr>
         <w:pStyle w:val="Heading2"/>
+        <w:keepNext/>
         <w:numPr>
           <w:ilvl w:val="1"/>
           <w:numId w:val="7"/>
@@ -14648,6 +14933,8 @@
       </w:tblGrid>
       <w:tr>
         <w:trPr>
+          <w:cantSplit/>
+          <w:tblHeader/>
           <w:jc w:val="center"/>
         </w:trPr>
         <w:tc>
@@ -14663,6 +14950,7 @@
           </w:tcPr>
           <w:p>
             <w:pPr>
+              <w:keepNext/>
               <w:jc w:val="center"/>
               <w:rPr>
                 <w:sz w:val="24"/>
@@ -14693,6 +14981,7 @@
           </w:tcPr>
           <w:p>
             <w:pPr>
+              <w:keepNext/>
               <w:jc w:val="center"/>
               <w:rPr>
                 <w:sz w:val="24"/>
@@ -14723,6 +15012,7 @@
           </w:tcPr>
           <w:p>
             <w:pPr>
+              <w:keepNext/>
               <w:jc w:val="center"/>
               <w:rPr>
                 <w:sz w:val="24"/>
@@ -14753,6 +15043,7 @@
           </w:tcPr>
           <w:p>
             <w:pPr>
+              <w:keepNext/>
               <w:jc w:val="center"/>
               <w:rPr>
                 <w:sz w:val="24"/>
@@ -14773,6 +15064,7 @@
       </w:tr>
       <w:tr>
         <w:trPr>
+          <w:cantSplit/>
           <w:jc w:val="center"/>
         </w:trPr>
         <w:tc>
@@ -14843,7 +15135,7 @@
           </w:tcPr>
           <w:p>
             <w:pPr>
-              <w:jc w:val="both"/>
+              <w:jc w:val="left"/>
               <w:rPr>
                 <w:sz w:val="24"/>
                 <w:szCs w:val="24"/>
@@ -14871,7 +15163,7 @@
           </w:tcPr>
           <w:p>
             <w:pPr>
-              <w:jc w:val="both"/>
+              <w:jc w:val="left"/>
               <w:rPr>
                 <w:sz w:val="24"/>
                 <w:szCs w:val="24"/>
@@ -14889,6 +15181,7 @@
       </w:tr>
       <w:tr>
         <w:trPr>
+          <w:cantSplit/>
           <w:jc w:val="center"/>
         </w:trPr>
         <w:tc>
@@ -14959,7 +15252,7 @@
           </w:tcPr>
           <w:p>
             <w:pPr>
-              <w:jc w:val="both"/>
+              <w:jc w:val="left"/>
               <w:rPr>
                 <w:sz w:val="24"/>
                 <w:szCs w:val="24"/>
@@ -14987,7 +15280,7 @@
           </w:tcPr>
           <w:p>
             <w:pPr>
-              <w:jc w:val="both"/>
+              <w:jc w:val="left"/>
               <w:rPr>
                 <w:sz w:val="24"/>
                 <w:szCs w:val="24"/>
@@ -15005,6 +15298,7 @@
       </w:tr>
       <w:tr>
         <w:trPr>
+          <w:cantSplit/>
           <w:jc w:val="center"/>
         </w:trPr>
         <w:tc>
@@ -15075,7 +15369,7 @@
           </w:tcPr>
           <w:p>
             <w:pPr>
-              <w:jc w:val="both"/>
+              <w:jc w:val="left"/>
               <w:rPr>
                 <w:sz w:val="24"/>
                 <w:szCs w:val="24"/>
@@ -15103,7 +15397,7 @@
           </w:tcPr>
           <w:p>
             <w:pPr>
-              <w:jc w:val="both"/>
+              <w:jc w:val="left"/>
               <w:rPr>
                 <w:sz w:val="24"/>
                 <w:szCs w:val="24"/>
@@ -15147,6 +15441,7 @@
     <w:p>
       <w:pPr>
         <w:pStyle w:val="Heading1"/>
+        <w:keepNext/>
         <w:numPr>
           <w:ilvl w:val="0"/>
           <w:numId w:val="7"/>
@@ -15172,6 +15467,8 @@
       </w:tblGrid>
       <w:tr>
         <w:trPr>
+          <w:cantSplit/>
+          <w:tblHeader/>
           <w:jc w:val="center"/>
         </w:trPr>
         <w:tc>
@@ -15187,6 +15484,7 @@
           </w:tcPr>
           <w:p>
             <w:pPr>
+              <w:keepNext/>
               <w:jc w:val="center"/>
               <w:rPr>
                 <w:sz w:val="24"/>
@@ -15217,6 +15515,7 @@
           </w:tcPr>
           <w:p>
             <w:pPr>
+              <w:keepNext/>
               <w:jc w:val="center"/>
               <w:rPr>
                 <w:sz w:val="24"/>
@@ -15237,6 +15536,7 @@
       </w:tr>
       <w:tr>
         <w:trPr>
+          <w:cantSplit/>
           <w:jc w:val="center"/>
         </w:trPr>
         <w:tc>
@@ -15291,13 +15591,14 @@
                 <w:sz w:val="24"/>
                 <w:szCs w:val="24"/>
               </w:rPr>
-              <w:t>Legal Operational. Butir 4.21 memuat kewajiban meninjau kontrak atau proyek yang melibatkan data pribadi, butir 4.23 sampai 4.27 memuat aturan pengiriman, penyimpanan, akses, dan retensi dokumen legal, dan prosedur 6.7 memuat hasil tinjauan pelindungan data pribadi yang dicatat di form ini (USULAN).</w:t>
+              <w:t>Legal Operational. Butir 4.21 memuat kewajiban meninjau kontrak atau proyek yang melibatkan data pribadi. Butir 4.23 sampai 4.27 memuat aturan pengiriman, penyimpanan, akses, dan retensi dokumen legal. Prosedur 6.7 memuat hasil review pelindungan data pribadi yang dicatat di form ini (USULAN).</w:t>
             </w:r>
           </w:p>
         </w:tc>
       </w:tr>
       <w:tr>
         <w:trPr>
+          <w:cantSplit/>
           <w:jc w:val="center"/>
         </w:trPr>
         <w:tc>
@@ -15352,13 +15653,14 @@
                 <w:sz w:val="24"/>
                 <w:szCs w:val="24"/>
               </w:rPr>
-              <w:t>Legal Document Control &amp; Retention. Kategori 4 memuat dokumen penelaahan oleh Departemen Legal, termasuk hasil pemeriksaan kepatuhan, dan Kategori 7 memuat dokumen pelindungan data dan kerahasiaan. Pemilik rekaman dan usulan periode retensi ada di sana.</w:t>
+              <w:t>Legal Document Control &amp; Retention. Kategori 4 memuat dokumen penelaahan Departemen Legal, termasuk hasil pemeriksaan kepatuhan. Kategori 7 memuat dokumen pelindungan data dan kerahasiaan. Pemilik record dan usulan periode retensi juga diatur di sana.</w:t>
             </w:r>
           </w:p>
         </w:tc>
       </w:tr>
       <w:tr>
         <w:trPr>
+          <w:cantSplit/>
           <w:jc w:val="center"/>
         </w:trPr>
         <w:tc>
@@ -15420,6 +15722,7 @@
       </w:tr>
       <w:tr>
         <w:trPr>
+          <w:cantSplit/>
           <w:jc w:val="center"/>
         </w:trPr>
         <w:tc>
@@ -15481,6 +15784,7 @@
       </w:tr>
       <w:tr>
         <w:trPr>
+          <w:cantSplit/>
           <w:jc w:val="center"/>
         </w:trPr>
         <w:tc>
@@ -15535,13 +15839,14 @@
                 <w:sz w:val="24"/>
                 <w:szCs w:val="24"/>
               </w:rPr>
-              <w:t>Legal &amp; Regulatory Requirements Register. Tempat daftar peraturan pelaksana yang menjadi dasar peninjauan (USULAN).</w:t>
+              <w:t>Legal &amp; Regulatory Requirements Register. Memuat daftar peraturan pelaksana yang menjadi dasar review (USULAN).</w:t>
             </w:r>
           </w:p>
         </w:tc>
       </w:tr>
       <w:tr>
         <w:trPr>
+          <w:cantSplit/>
           <w:jc w:val="center"/>
         </w:trPr>
         <w:tc>
@@ -15603,6 +15908,7 @@
       </w:tr>
       <w:tr>
         <w:trPr>
+          <w:cantSplit/>
           <w:jc w:val="center"/>
         </w:trPr>
         <w:tc>
@@ -15664,6 +15970,7 @@
       </w:tr>
       <w:tr>
         <w:trPr>
+          <w:cantSplit/>
           <w:jc w:val="center"/>
         </w:trPr>
         <w:tc>
@@ -15725,6 +16032,7 @@
       </w:tr>
       <w:tr>
         <w:trPr>
+          <w:cantSplit/>
           <w:jc w:val="center"/>
         </w:trPr>
         <w:tc>
@@ -15786,6 +16094,7 @@
       </w:tr>
       <w:tr>
         <w:trPr>
+          <w:cantSplit/>
           <w:jc w:val="center"/>
         </w:trPr>
         <w:tc>
@@ -15847,6 +16156,7 @@
       </w:tr>
       <w:tr>
         <w:trPr>
+          <w:cantSplit/>
           <w:jc w:val="center"/>
         </w:trPr>
         <w:tc>
@@ -15947,6 +16257,7 @@
     <w:p>
       <w:pPr>
         <w:pStyle w:val="Heading2"/>
+        <w:keepNext/>
         <w:numPr>
           <w:ilvl w:val="1"/>
           <w:numId w:val="7"/>
@@ -15973,6 +16284,8 @@
       </w:tblGrid>
       <w:tr>
         <w:trPr>
+          <w:cantSplit/>
+          <w:tblHeader/>
           <w:jc w:val="center"/>
         </w:trPr>
         <w:tc>
@@ -15988,6 +16301,7 @@
           </w:tcPr>
           <w:p>
             <w:pPr>
+              <w:keepNext/>
               <w:jc w:val="center"/>
               <w:rPr>
                 <w:sz w:val="24"/>
@@ -16001,7 +16315,7 @@
                 <w:sz w:val="24"/>
                 <w:szCs w:val="24"/>
               </w:rPr>
-              <w:t>Rekaman</w:t>
+              <w:t>Record</w:t>
             </w:r>
           </w:p>
         </w:tc>
@@ -16018,6 +16332,7 @@
           </w:tcPr>
           <w:p>
             <w:pPr>
+              <w:keepNext/>
               <w:jc w:val="center"/>
               <w:rPr>
                 <w:sz w:val="24"/>
@@ -16048,6 +16363,7 @@
           </w:tcPr>
           <w:p>
             <w:pPr>
+              <w:keepNext/>
               <w:jc w:val="center"/>
               <w:rPr>
                 <w:sz w:val="24"/>
@@ -16068,6 +16384,7 @@
       </w:tr>
       <w:tr>
         <w:trPr>
+          <w:cantSplit/>
           <w:jc w:val="center"/>
         </w:trPr>
         <w:tc>
@@ -16094,7 +16411,7 @@
                 <w:sz w:val="24"/>
                 <w:szCs w:val="24"/>
               </w:rPr>
-              <w:t>Lembar tinjauan terisi: inventaris, daftar evaluasi, temuan, hasil, dan persetujuan</w:t>
+              <w:t>Lembar review terisi: inventaris, daftar evaluasi, temuan, hasil, dan persetujuan</w:t>
             </w:r>
           </w:p>
         </w:tc>
@@ -16122,7 +16439,7 @@
                 <w:sz w:val="24"/>
                 <w:szCs w:val="24"/>
               </w:rPr>
-              <w:t>Folder Google Drive departemen Legal (Ketentuan butir 14). Pemilik: Line Manager Legal, mengikuti SNX-LEG-SOP-03. Klasifikasi paling rendah RESTRICTED (Internal).</w:t>
+              <w:t>Folder Google Drive Departemen Legal. Pemilik: Line Manager Legal, sesuai SNX-LEG-SOP-03. Klasifikasi paling rendah RESTRICTED (Internal).</w:t>
             </w:r>
           </w:p>
         </w:tc>
@@ -16139,25 +16456,26 @@
           </w:tcPr>
           <w:p>
             <w:pPr>
-              <w:jc w:val="both"/>
-              <w:rPr>
-                <w:sz w:val="24"/>
-                <w:szCs w:val="24"/>
-              </w:rPr>
-            </w:pPr>
-            <w:r>
-              <w:rPr>
-                <w:b w:val="0"/>
-                <w:sz w:val="24"/>
-                <w:szCs w:val="24"/>
-              </w:rPr>
-              <w:t>Belum ditetapkan. Kategori SNX-LEG-SOP-03 untuk lembar tinjauan, Kategori 4 atau 7, belum diputus (USULAN).</w:t>
+              <w:jc w:val="left"/>
+              <w:rPr>
+                <w:sz w:val="24"/>
+                <w:szCs w:val="24"/>
+              </w:rPr>
+            </w:pPr>
+            <w:r>
+              <w:rPr>
+                <w:b w:val="0"/>
+                <w:sz w:val="24"/>
+                <w:szCs w:val="24"/>
+              </w:rPr>
+              <w:t>Belum ditetapkan. Kategori SNX-LEG-SOP-03 untuk lembar review, Kategori 4 atau 7, belum diputuskan (USULAN).</w:t>
             </w:r>
           </w:p>
         </w:tc>
       </w:tr>
       <w:tr>
         <w:trPr>
+          <w:cantSplit/>
           <w:jc w:val="center"/>
         </w:trPr>
         <w:tc>
@@ -16212,7 +16530,7 @@
                 <w:sz w:val="24"/>
                 <w:szCs w:val="24"/>
               </w:rPr>
-              <w:t>Tetap di sistem asalnya. Lokasinya ditulis Staff Legal di kolom Catatan/Tindak Lanjut. Pemilik: PIC Unit Kerja (USULAN).</w:t>
+              <w:t>Tetap di sistem asalnya, dan lokasinya ditulis Staff Legal di kolom Catatan/Tindak Lanjut. Pemilik: PIC Unit Kerja (USULAN).</w:t>
             </w:r>
           </w:p>
         </w:tc>
@@ -16229,19 +16547,19 @@
           </w:tcPr>
           <w:p>
             <w:pPr>
-              <w:jc w:val="both"/>
-              <w:rPr>
-                <w:sz w:val="24"/>
-                <w:szCs w:val="24"/>
-              </w:rPr>
-            </w:pPr>
-            <w:r>
-              <w:rPr>
-                <w:b w:val="0"/>
-                <w:sz w:val="24"/>
-                <w:szCs w:val="24"/>
-              </w:rPr>
-              <w:t>Belum ditetapkan. Usulan penetapan ada di SNX-LEG-SOP-03.</w:t>
+              <w:jc w:val="left"/>
+              <w:rPr>
+                <w:sz w:val="24"/>
+                <w:szCs w:val="24"/>
+              </w:rPr>
+            </w:pPr>
+            <w:r>
+              <w:rPr>
+                <w:b w:val="0"/>
+                <w:sz w:val="24"/>
+                <w:szCs w:val="24"/>
+              </w:rPr>
+              <w:t>Belum ditetapkan. Usulan masa simpan disusun di SNX-LEG-SOP-03.</w:t>
             </w:r>
           </w:p>
         </w:tc>
@@ -16286,6 +16604,7 @@
     </w:p>
     <w:p>
       <w:pPr>
+        <w:keepNext/>
         <w:pBdr>
           <w:top w:val="nil"/>
           <w:left w:val="nil"/>
@@ -16305,7 +16624,7 @@
           <w:sz w:val="24"/>
           <w:szCs w:val="24"/>
         </w:rPr>
-        <w:t xml:space="preserve">Klausul berikut berstatus (USULAN, perlu konfirmasi konsultan).</w:t>
+        <w:t xml:space="preserve">Klausul berikut masih perlu dikonfirmasi konsultan (USULAN).</w:t>
       </w:r>
     </w:p>
     <w:tbl>
@@ -16324,6 +16643,8 @@
       </w:tblGrid>
       <w:tr>
         <w:trPr>
+          <w:cantSplit/>
+          <w:tblHeader/>
           <w:jc w:val="center"/>
         </w:trPr>
         <w:tc>
@@ -16339,6 +16660,7 @@
           </w:tcPr>
           <w:p>
             <w:pPr>
+              <w:keepNext/>
               <w:jc w:val="center"/>
               <w:rPr>
                 <w:sz w:val="24"/>
@@ -16369,6 +16691,7 @@
           </w:tcPr>
           <w:p>
             <w:pPr>
+              <w:keepNext/>
               <w:jc w:val="center"/>
               <w:rPr>
                 <w:sz w:val="24"/>
@@ -16399,6 +16722,7 @@
           </w:tcPr>
           <w:p>
             <w:pPr>
+              <w:keepNext/>
               <w:jc w:val="center"/>
               <w:rPr>
                 <w:sz w:val="24"/>
@@ -16419,6 +16743,7 @@
       </w:tr>
       <w:tr>
         <w:trPr>
+          <w:cantSplit/>
           <w:jc w:val="center"/>
         </w:trPr>
         <w:tc>
@@ -16490,25 +16815,26 @@
           </w:tcPr>
           <w:p>
             <w:pPr>
-              <w:jc w:val="both"/>
-              <w:rPr>
-                <w:sz w:val="24"/>
-                <w:szCs w:val="24"/>
-              </w:rPr>
-            </w:pPr>
-            <w:r>
-              <w:rPr>
-                <w:b w:val="0"/>
-                <w:sz w:val="24"/>
-                <w:szCs w:val="24"/>
-              </w:rPr>
-              <w:t>Lembar tinjauan dicatat, disimpan, dan dapat ditelusuri lewat bagian 10.</w:t>
+              <w:jc w:val="left"/>
+              <w:rPr>
+                <w:sz w:val="24"/>
+                <w:szCs w:val="24"/>
+              </w:rPr>
+            </w:pPr>
+            <w:r>
+              <w:rPr>
+                <w:b w:val="0"/>
+                <w:sz w:val="24"/>
+                <w:szCs w:val="24"/>
+              </w:rPr>
+              <w:t>Lembar review dicatat, disimpan, dan dapat ditelusuri melalui bagian Hasil dan Rekomendasi Tinjauan.</w:t>
             </w:r>
           </w:p>
         </w:tc>
       </w:tr>
       <w:tr>
         <w:trPr>
+          <w:cantSplit/>
           <w:jc w:val="center"/>
         </w:trPr>
         <w:tc>
@@ -16580,7 +16906,7 @@
           </w:tcPr>
           <w:p>
             <w:pPr>
-              <w:jc w:val="both"/>
+              <w:jc w:val="left"/>
               <w:rPr>
                 <w:sz w:val="24"/>
                 <w:szCs w:val="24"/>
@@ -16599,6 +16925,7 @@
       </w:tr>
       <w:tr>
         <w:trPr>
+          <w:cantSplit/>
           <w:jc w:val="center"/>
         </w:trPr>
         <w:tc>
@@ -16670,7 +16997,7 @@
           </w:tcPr>
           <w:p>
             <w:pPr>
-              <w:jc w:val="both"/>
+              <w:jc w:val="left"/>
               <w:rPr>
                 <w:sz w:val="24"/>
                 <w:szCs w:val="24"/>
@@ -16689,6 +17016,7 @@
       </w:tr>
       <w:tr>
         <w:trPr>
+          <w:cantSplit/>
           <w:jc w:val="center"/>
         </w:trPr>
         <w:tc>
@@ -16743,7 +17071,7 @@
                 <w:sz w:val="24"/>
                 <w:szCs w:val="24"/>
               </w:rPr>
-              <w:t>10.2 Ketidaksesuaian dan tindakan korektif</w:t>
+              <w:t>10.2 Ketidaksesuaian dan corrective action</w:t>
             </w:r>
           </w:p>
         </w:tc>
@@ -16760,25 +17088,26 @@
           </w:tcPr>
           <w:p>
             <w:pPr>
-              <w:jc w:val="both"/>
-              <w:rPr>
-                <w:sz w:val="24"/>
-                <w:szCs w:val="24"/>
-              </w:rPr>
-            </w:pPr>
-            <w:r>
-              <w:rPr>
-                <w:b w:val="0"/>
-                <w:sz w:val="24"/>
-                <w:szCs w:val="24"/>
-              </w:rPr>
-              <w:t>Bagian 9 memuat temuan, PIC, dan target penyelesaian.</w:t>
+              <w:jc w:val="left"/>
+              <w:rPr>
+                <w:sz w:val="24"/>
+                <w:szCs w:val="24"/>
+              </w:rPr>
+            </w:pPr>
+            <w:r>
+              <w:rPr>
+                <w:b w:val="0"/>
+                <w:sz w:val="24"/>
+                <w:szCs w:val="24"/>
+              </w:rPr>
+              <w:t>Tabel Ringkasan Temuan memuat temuan, PIC, dan target penyelesaian.</w:t>
             </w:r>
           </w:p>
         </w:tc>
       </w:tr>
       <w:tr>
         <w:trPr>
+          <w:cantSplit/>
           <w:jc w:val="center"/>
         </w:trPr>
         <w:tc>
@@ -16850,25 +17179,26 @@
           </w:tcPr>
           <w:p>
             <w:pPr>
-              <w:jc w:val="both"/>
-              <w:rPr>
-                <w:sz w:val="24"/>
-                <w:szCs w:val="24"/>
-              </w:rPr>
-            </w:pPr>
-            <w:r>
-              <w:rPr>
-                <w:b w:val="0"/>
-                <w:sz w:val="24"/>
-                <w:szCs w:val="24"/>
-              </w:rPr>
-              <w:t>Kolom Klasifikasi pada inventaris di bagian 7.</w:t>
+              <w:jc w:val="left"/>
+              <w:rPr>
+                <w:sz w:val="24"/>
+                <w:szCs w:val="24"/>
+              </w:rPr>
+            </w:pPr>
+            <w:r>
+              <w:rPr>
+                <w:b w:val="0"/>
+                <w:sz w:val="24"/>
+                <w:szCs w:val="24"/>
+              </w:rPr>
+              <w:t>Kolom Klasifikasi di inventaris.</w:t>
             </w:r>
           </w:p>
         </w:tc>
       </w:tr>
       <w:tr>
         <w:trPr>
+          <w:cantSplit/>
           <w:jc w:val="center"/>
         </w:trPr>
         <w:tc>
@@ -16940,7 +17270,7 @@
           </w:tcPr>
           <w:p>
             <w:pPr>
-              <w:jc w:val="both"/>
+              <w:jc w:val="left"/>
               <w:rPr>
                 <w:sz w:val="24"/>
                 <w:szCs w:val="24"/>
@@ -16959,6 +17289,7 @@
       </w:tr>
       <w:tr>
         <w:trPr>
+          <w:cantSplit/>
           <w:jc w:val="center"/>
         </w:trPr>
         <w:tc>
@@ -17030,7 +17361,7 @@
           </w:tcPr>
           <w:p>
             <w:pPr>
-              <w:jc w:val="both"/>
+              <w:jc w:val="left"/>
               <w:rPr>
                 <w:sz w:val="24"/>
                 <w:szCs w:val="24"/>
@@ -17049,6 +17380,7 @@
       </w:tr>
       <w:tr>
         <w:trPr>
+          <w:cantSplit/>
           <w:jc w:val="center"/>
         </w:trPr>
         <w:tc>
@@ -17120,7 +17452,7 @@
           </w:tcPr>
           <w:p>
             <w:pPr>
-              <w:jc w:val="both"/>
+              <w:jc w:val="left"/>
               <w:rPr>
                 <w:sz w:val="24"/>
                 <w:szCs w:val="24"/>
@@ -17139,6 +17471,7 @@
       </w:tr>
       <w:tr>
         <w:trPr>
+          <w:cantSplit/>
           <w:jc w:val="center"/>
         </w:trPr>
         <w:tc>
@@ -17210,7 +17543,7 @@
           </w:tcPr>
           <w:p>
             <w:pPr>
-              <w:jc w:val="both"/>
+              <w:jc w:val="left"/>
               <w:rPr>
                 <w:sz w:val="24"/>
                 <w:szCs w:val="24"/>
@@ -17229,6 +17562,7 @@
       </w:tr>
       <w:tr>
         <w:trPr>
+          <w:cantSplit/>
           <w:jc w:val="center"/>
         </w:trPr>
         <w:tc>
@@ -17300,25 +17634,26 @@
           </w:tcPr>
           <w:p>
             <w:pPr>
-              <w:jc w:val="both"/>
-              <w:rPr>
-                <w:sz w:val="24"/>
-                <w:szCs w:val="24"/>
-              </w:rPr>
-            </w:pPr>
-            <w:r>
-              <w:rPr>
-                <w:b w:val="0"/>
-                <w:sz w:val="24"/>
-                <w:szCs w:val="24"/>
-              </w:rPr>
-              <w:t>Dasar peninjauan di bagian 3 dan seluruh daftar evaluasi.</w:t>
+              <w:jc w:val="left"/>
+              <w:rPr>
+                <w:sz w:val="24"/>
+                <w:szCs w:val="24"/>
+              </w:rPr>
+            </w:pPr>
+            <w:r>
+              <w:rPr>
+                <w:b w:val="0"/>
+                <w:sz w:val="24"/>
+                <w:szCs w:val="24"/>
+              </w:rPr>
+              <w:t>Bagian Dasar Peninjauan dan seluruh Daftar Evaluasi Kepatuhan.</w:t>
             </w:r>
           </w:p>
         </w:tc>
       </w:tr>
       <w:tr>
         <w:trPr>
+          <w:cantSplit/>
           <w:jc w:val="center"/>
         </w:trPr>
         <w:tc>
@@ -17373,7 +17708,7 @@
                 <w:sz w:val="24"/>
                 <w:szCs w:val="24"/>
               </w:rPr>
-              <w:t>Annex A 5.33 Perlindungan rekaman</w:t>
+              <w:t>Annex A 5.33 Perlindungan record</w:t>
             </w:r>
           </w:p>
         </w:tc>
@@ -17390,25 +17725,26 @@
           </w:tcPr>
           <w:p>
             <w:pPr>
-              <w:jc w:val="both"/>
-              <w:rPr>
-                <w:sz w:val="24"/>
-                <w:szCs w:val="24"/>
-              </w:rPr>
-            </w:pPr>
-            <w:r>
-              <w:rPr>
-                <w:b w:val="0"/>
-                <w:sz w:val="24"/>
-                <w:szCs w:val="24"/>
-              </w:rPr>
-              <w:t>Aspek E.1 dan rekaman lembar tinjauan.</w:t>
+              <w:jc w:val="left"/>
+              <w:rPr>
+                <w:sz w:val="24"/>
+                <w:szCs w:val="24"/>
+              </w:rPr>
+            </w:pPr>
+            <w:r>
+              <w:rPr>
+                <w:b w:val="0"/>
+                <w:sz w:val="24"/>
+                <w:szCs w:val="24"/>
+              </w:rPr>
+              <w:t>Aspek E.1 dan record lembar review.</w:t>
             </w:r>
           </w:p>
         </w:tc>
       </w:tr>
       <w:tr>
         <w:trPr>
+          <w:cantSplit/>
           <w:jc w:val="center"/>
         </w:trPr>
         <w:tc>
@@ -17480,7 +17816,7 @@
           </w:tcPr>
           <w:p>
             <w:pPr>
-              <w:jc w:val="both"/>
+              <w:jc w:val="left"/>
               <w:rPr>
                 <w:sz w:val="24"/>
                 <w:szCs w:val="24"/>
@@ -17499,6 +17835,7 @@
       </w:tr>
       <w:tr>
         <w:trPr>
+          <w:cantSplit/>
           <w:jc w:val="center"/>
         </w:trPr>
         <w:tc>
@@ -17570,25 +17907,26 @@
           </w:tcPr>
           <w:p>
             <w:pPr>
-              <w:jc w:val="both"/>
-              <w:rPr>
-                <w:sz w:val="24"/>
-                <w:szCs w:val="24"/>
-              </w:rPr>
-            </w:pPr>
-            <w:r>
-              <w:rPr>
-                <w:b w:val="0"/>
-                <w:sz w:val="24"/>
-                <w:szCs w:val="24"/>
-              </w:rPr>
-              <w:t>Tinjauan berkala yang diatur Ketentuan butir 1.</w:t>
+              <w:jc w:val="left"/>
+              <w:rPr>
+                <w:sz w:val="24"/>
+                <w:szCs w:val="24"/>
+              </w:rPr>
+            </w:pPr>
+            <w:r>
+              <w:rPr>
+                <w:b w:val="0"/>
+                <w:sz w:val="24"/>
+                <w:szCs w:val="24"/>
+              </w:rPr>
+              <w:t>Review berkala sesuai Ketentuan butir 1.</w:t>
             </w:r>
           </w:p>
         </w:tc>
       </w:tr>
       <w:tr>
         <w:trPr>
+          <w:cantSplit/>
           <w:jc w:val="center"/>
         </w:trPr>
         <w:tc>
@@ -17660,7 +17998,7 @@
           </w:tcPr>
           <w:p>
             <w:pPr>
-              <w:jc w:val="both"/>
+              <w:jc w:val="left"/>
               <w:rPr>
                 <w:sz w:val="24"/>
                 <w:szCs w:val="24"/>
@@ -17679,6 +18017,7 @@
       </w:tr>
       <w:tr>
         <w:trPr>
+          <w:cantSplit/>
           <w:jc w:val="center"/>
         </w:trPr>
         <w:tc>
@@ -17750,7 +18089,7 @@
           </w:tcPr>
           <w:p>
             <w:pPr>
-              <w:jc w:val="both"/>
+              <w:jc w:val="left"/>
               <w:rPr>
                 <w:sz w:val="24"/>
                 <w:szCs w:val="24"/>
@@ -17769,6 +18108,7 @@
       </w:tr>
       <w:tr>
         <w:trPr>
+          <w:cantSplit/>
           <w:jc w:val="center"/>
         </w:trPr>
         <w:tc>
@@ -17840,7 +18180,7 @@
           </w:tcPr>
           <w:p>
             <w:pPr>
-              <w:jc w:val="both"/>
+              <w:jc w:val="left"/>
               <w:rPr>
                 <w:sz w:val="24"/>
                 <w:szCs w:val="24"/>
@@ -17916,7 +18256,7 @@
           <w:sz w:val="24"/>
           <w:szCs w:val="24"/>
         </w:rPr>
-        <w:t xml:space="preserve">Form ini berstatus Draft dan baru berlaku sesudah Direktur Utama menandatangani blok Approval. Line Manager Legal meninjau form ini setiap tahun, dan Staff Legal menyusun satu lembar tinjauan untuk tiap periode tinjauan (Ketentuan butir 1).</w:t>
+        <w:t xml:space="preserve">Form ini berstatus Draft dan baru berlaku setelah Direktur Utama menandatangani blok Approval. Line Manager Legal meninjau form ini setiap tahun, dan Staff Legal menyusun satu lembar review untuk setiap periode review.</w:t>
       </w:r>
     </w:p>
     <w:sectPr>

--- a/out/04_Legal/SNX-LEG-FRM-03 Data Protection & Confidentiality Compliance Review (Rev00 DRAFT).docx
+++ b/out/04_Legal/SNX-LEG-FRM-03 Data Protection & Confidentiality Compliance Review (Rev00 DRAFT).docx
@@ -17071,7 +17071,7 @@
                 <w:sz w:val="24"/>
                 <w:szCs w:val="24"/>
               </w:rPr>
-              <w:t>10.2 Ketidaksesuaian dan corrective action</w:t>
+              <w:t>10.2 Ketidaksesuaian dan tindakan korektif</w:t>
             </w:r>
           </w:p>
         </w:tc>
@@ -17708,7 +17708,7 @@
                 <w:sz w:val="24"/>
                 <w:szCs w:val="24"/>
               </w:rPr>
-              <w:t>Annex A 5.33 Perlindungan record</w:t>
+              <w:t>Annex A 5.33 Perlindungan rekaman</w:t>
             </w:r>
           </w:p>
         </w:tc>

--- a/out/04_Legal/SNX-LEG-FRM-03 Data Protection & Confidentiality Compliance Review (Rev00 DRAFT).docx
+++ b/out/04_Legal/SNX-LEG-FRM-03 Data Protection & Confidentiality Compliance Review (Rev00 DRAFT).docx
@@ -6815,7 +6815,7 @@
                 <w:sz w:val="24"/>
                 <w:szCs w:val="24"/>
               </w:rPr>
-              <w:t>Menyampaikan keterangan kegiatan pengelolaan data di unitnya dan menjalankan tindakan atas temuan yang ditetapkan untuk jabatannya.</w:t>
+              <w:t>Menyampaikan keterangan kegiatan pengelolaan data di unitnya dan menjalankan tindakan atas temuan yang ditetapkan untuk jabatannya (USULAN).</w:t>
             </w:r>
           </w:p>
         </w:tc>
@@ -16439,7 +16439,7 @@
                 <w:sz w:val="24"/>
                 <w:szCs w:val="24"/>
               </w:rPr>
-              <w:t>Folder Google Drive Departemen Legal. Pemilik: Line Manager Legal, sesuai SNX-LEG-SOP-03. Klasifikasi paling rendah RESTRICTED (Internal).</w:t>
+              <w:t>Folder Google Drive Departemen Legal. Pemilik: Line Manager Legal, sesuai SNX-LEG-SOP-03. Klasifikasi paling rendah RESTRICTED (Internal) (USULAN).</w:t>
             </w:r>
           </w:p>
         </w:tc>

--- a/out/04_Legal/SNX-LEG-FRM-03 Data Protection & Confidentiality Compliance Review (Rev00 DRAFT).docx
+++ b/out/04_Legal/SNX-LEG-FRM-03 Data Protection & Confidentiality Compliance Review (Rev00 DRAFT).docx
@@ -6161,7 +6161,7 @@
           <w:sz w:val="24"/>
           <w:szCs w:val="24"/>
         </w:rPr>
-        <w:t xml:space="preserve">1. Staff Legal menyusun satu lembar review untuk setiap periode review, yaitu setahun sekali (USULAN).</w:t>
+        <w:t xml:space="preserve">1. Staff Legal menyusun satu lembar review untuk setiap periode review. Periode review adalah setahun sekali (USULAN).</w:t>
       </w:r>
     </w:p>
     <w:p>
@@ -6449,7 +6449,7 @@
           <w:sz w:val="24"/>
           <w:szCs w:val="24"/>
         </w:rPr>
-        <w:t xml:space="preserve">13. Line Manager Legal memilih satu opsi Kesimpulan Pemeriksaan berdasarkan status aspek. Opsi 1 dipilih jika semua aspek berstatus Sesuai atau Tidak Berlaku. Opsi 2 dipilih jika ada aspek berstatus Tidak Sesuai atau Perlu Perbaikan. Opsi 3 dipilih jika tidak ada aspek seperti itu tetapi ada yang berstatus Belum Diverifikasi (USULAN).</w:t>
+        <w:t xml:space="preserve">13. Line Manager Legal memilih satu opsi Kesimpulan Pemeriksaan berdasarkan status aspek (USULAN). Opsi 1 dipilih jika semua aspek berstatus Sesuai atau Tidak Berlaku. Opsi 2 dipilih jika ada aspek berstatus Tidak Sesuai atau Perlu Perbaikan. Opsi 3 dipilih jika tidak ada aspek seperti itu tetapi ada yang berstatus Belum Diverifikasi.</w:t>
       </w:r>
     </w:p>
     <w:p>
@@ -6815,7 +6815,7 @@
                 <w:sz w:val="24"/>
                 <w:szCs w:val="24"/>
               </w:rPr>
-              <w:t>Menyampaikan keterangan kegiatan pengelolaan data di unitnya dan menjalankan tindakan atas temuan yang ditetapkan untuk jabatannya (USULAN).</w:t>
+              <w:t>Menyampaikan keterangan kegiatan pengelolaan data di unitnya. Menjalankan tindakan atas temuan yang ditetapkan untuk jabatannya (USULAN).</w:t>
             </w:r>
           </w:p>
         </w:tc>
@@ -15591,7 +15591,7 @@
                 <w:sz w:val="24"/>
                 <w:szCs w:val="24"/>
               </w:rPr>
-              <w:t>Legal Operational. Butir 4.21 memuat kewajiban meninjau kontrak atau proyek yang melibatkan data pribadi. Butir 4.23 sampai 4.27 memuat aturan pengiriman, penyimpanan, akses, dan retensi dokumen legal. Prosedur 6.7 memuat hasil review pelindungan data pribadi yang dicatat di form ini (USULAN).</w:t>
+              <w:t>Legal Operational. Butir 4.21 memuat kewajiban meninjau kontrak atau proyek yang melibatkan data pribadi, butir 4.23 sampai 4.27 memuat aturan pengiriman, penyimpanan, akses, dan retensi dokumen legal, dan prosedur 6.7 memuat hasil review pelindungan data pribadi yang dicatat di form ini (USULAN).</w:t>
             </w:r>
           </w:p>
         </w:tc>
@@ -16439,7 +16439,7 @@
                 <w:sz w:val="24"/>
                 <w:szCs w:val="24"/>
               </w:rPr>
-              <w:t>Folder Google Drive Departemen Legal. Pemilik: Line Manager Legal, sesuai SNX-LEG-SOP-03. Klasifikasi paling rendah RESTRICTED (Internal) (USULAN).</w:t>
+              <w:t>Folder Google Drive Departemen Legal (USULAN). Pemilik: Line Manager Legal, sesuai SNX-LEG-SOP-03. Klasifikasi paling rendah RESTRICTED (Internal).</w:t>
             </w:r>
           </w:p>
         </w:tc>

--- a/out/04_Legal/SNX-LEG-FRM-03 Data Protection & Confidentiality Compliance Review (Rev00 DRAFT).docx
+++ b/out/04_Legal/SNX-LEG-FRM-03 Data Protection & Confidentiality Compliance Review (Rev00 DRAFT).docx
@@ -6866,7 +6866,7 @@
           <w:sz w:val="24"/>
           <w:szCs w:val="24"/>
         </w:rPr>
-        <w:t xml:space="preserve">Line Manager Legal dan Staff Legal dipetakan ke jabatan Legal &amp; Compliance (JA-08, JA-09) di SNX-HR-ORG-01. Pengesahan form ini tercatat di blok Approval di halaman depan, sedangkan penyusun, pemeriksa, dan penyetuju setiap lembar review tercatat di tabel Persetujuan Tinjauan. Peran penyetuju lembar review belum ditetapkan dan akan diputuskan Line Manager Legal (USULAN).</w:t>
+        <w:t xml:space="preserve">Line Manager Legal dan Staff Legal dipetakan ke jabatan Legal &amp; Compliance (JA-08, JA-09) di SNX-HR-ORG-01. Pengesahan form ini tercatat di blok Approval di halaman depan, sedangkan pihak yang menyusun, memeriksa, dan menyetujui setiap lembar review tercatat di tabel Persetujuan Tinjauan. Peran penyetuju lembar review belum ditetapkan dan akan diputuskan Line Manager Legal (USULAN).</w:t>
       </w:r>
     </w:p>
     <w:p>

--- a/out/04_Legal/SNX-LEG-FRM-03 Data Protection & Confidentiality Compliance Review (Rev00 DRAFT).docx
+++ b/out/04_Legal/SNX-LEG-FRM-03 Data Protection & Confidentiality Compliance Review (Rev00 DRAFT).docx
@@ -4952,7 +4952,7 @@
           <w:sz w:val="24"/>
           <w:szCs w:val="24"/>
         </w:rPr>
-        <w:t xml:space="preserve">Arti data pribadi, subjek data, pemrosesan, pengendali, dan prosesor ditulis dengan bahasa sederhana. Line Manager Legal mencocokkannya dengan teks UU PDP sebelum form ini disahkan (USULAN).</w:t>
+        <w:t xml:space="preserve">Arti data pribadi, subjek data, pemrosesan, pengendali, dan prosesor ditulis dengan bahasa sederhana (USULAN). Line Manager Legal mencocokkannya dengan teks UU PDP sebelum form ini disahkan.</w:t>
       </w:r>
     </w:p>
     <w:p>
@@ -5445,7 +5445,7 @@
           <w:sz w:val="24"/>
           <w:szCs w:val="24"/>
         </w:rPr>
-        <w:t xml:space="preserve">Review mengacu pada ketentuan yang relevan, termasuk enam dasar berikut. Kolom Diverifikasi Pada adalah kolom tambahan dan diisi Staff Legal saat pemeriksaan (USULAN).</w:t>
+        <w:t xml:space="preserve">Review mengacu pada ketentuan yang relevan, termasuk enam dasar berikut. Kolom Diverifikasi Pada adalah kolom tambahan (USULAN) dan diisi sesuai Ketentuan butir 2.</w:t>
       </w:r>
     </w:p>
     <w:tbl>
